--- a/tmpl_gen/docs/CTI-DB-Schema-details.docx
+++ b/tmpl_gen/docs/CTI-DB-Schema-details.docx
@@ -104,7 +104,7 @@
       </w:tblPr>
       <w:tblGrid>
         <w:gridCol w:w="1141"/>
-        <w:gridCol w:w="8497"/>
+        <w:gridCol w:w="8496"/>
       </w:tblGrid>
       <w:tr>
         <w:trPr/>
@@ -132,7 +132,7 @@
         </w:tc>
         <w:tc>
           <w:tcPr>
-            <w:tcW w:w="8497" w:type="dxa"/>
+            <w:tcW w:w="8496" w:type="dxa"/>
             <w:tcBorders>
               <w:top w:val="single" w:sz="4" w:space="0" w:color="000000"/>
               <w:start w:val="single" w:sz="4" w:space="0" w:color="000000"/>
@@ -152,9 +152,7 @@
                 <w:tab w:val="left" w:pos="725" w:leader="none"/>
               </w:tabs>
               <w:suppressAutoHyphens w:val="true"/>
-              <w:kinsoku w:val="true"/>
-              <w:overflowPunct w:val="true"/>
-              <w:autoSpaceDE w:val="true"/>
+              <w:overflowPunct w:val="false"/>
               <w:bidi w:val="0"/>
               <w:snapToGrid w:val="false"/>
               <w:spacing w:lineRule="auto" w:line="240"/>
@@ -212,9 +210,7 @@
                 <w:tab w:val="left" w:pos="725" w:leader="none"/>
               </w:tabs>
               <w:suppressAutoHyphens w:val="true"/>
-              <w:kinsoku w:val="true"/>
-              <w:overflowPunct w:val="true"/>
-              <w:autoSpaceDE w:val="true"/>
+              <w:overflowPunct w:val="false"/>
               <w:bidi w:val="0"/>
               <w:snapToGrid w:val="false"/>
               <w:spacing w:lineRule="auto" w:line="240"/>
@@ -257,7 +253,7 @@
                 <w:u w:val="none"/>
                 <w:lang w:val="en-US" w:eastAsia="zh-CN" w:bidi="hi-IN"/>
               </w:rPr>
-              <w:t xml:space="preserve">add: ATT&amp;CK node x-mitre-data-source and relationship x-mitre-data-component - [:belongs_to] -&gt; x-mitre-data-source </w:t>
+              <w:t>add: ATT&amp;CK node x-mitre-data-source and relationship x-mitre-data-component - [:belongs_to] -&gt; x-mitre-data-source</w:t>
             </w:r>
           </w:p>
           <w:p>
@@ -272,9 +268,7 @@
                 <w:tab w:val="left" w:pos="725" w:leader="none"/>
               </w:tabs>
               <w:suppressAutoHyphens w:val="true"/>
-              <w:kinsoku w:val="true"/>
-              <w:overflowPunct w:val="true"/>
-              <w:autoSpaceDE w:val="true"/>
+              <w:overflowPunct w:val="false"/>
               <w:bidi w:val="0"/>
               <w:snapToGrid w:val="false"/>
               <w:spacing w:lineRule="auto" w:line="240"/>
@@ -332,9 +326,7 @@
                 <w:tab w:val="left" w:pos="725" w:leader="none"/>
               </w:tabs>
               <w:suppressAutoHyphens w:val="true"/>
-              <w:kinsoku w:val="true"/>
-              <w:overflowPunct w:val="true"/>
-              <w:autoSpaceDE w:val="true"/>
+              <w:overflowPunct w:val="false"/>
               <w:bidi w:val="0"/>
               <w:snapToGrid w:val="false"/>
               <w:spacing w:lineRule="auto" w:line="240"/>
@@ -392,9 +384,7 @@
                 <w:tab w:val="left" w:pos="725" w:leader="none"/>
               </w:tabs>
               <w:suppressAutoHyphens w:val="true"/>
-              <w:kinsoku w:val="true"/>
-              <w:overflowPunct w:val="true"/>
-              <w:autoSpaceDE w:val="true"/>
+              <w:overflowPunct w:val="false"/>
               <w:bidi w:val="0"/>
               <w:snapToGrid w:val="false"/>
               <w:spacing w:lineRule="auto" w:line="240"/>
@@ -452,9 +442,7 @@
                 <w:tab w:val="left" w:pos="725" w:leader="none"/>
               </w:tabs>
               <w:suppressAutoHyphens w:val="true"/>
-              <w:kinsoku w:val="true"/>
-              <w:overflowPunct w:val="true"/>
-              <w:autoSpaceDE w:val="true"/>
+              <w:overflowPunct w:val="false"/>
               <w:bidi w:val="0"/>
               <w:snapToGrid w:val="false"/>
               <w:spacing w:lineRule="auto" w:line="240"/>
@@ -512,9 +500,7 @@
                 <w:tab w:val="left" w:pos="725" w:leader="none"/>
               </w:tabs>
               <w:suppressAutoHyphens w:val="true"/>
-              <w:kinsoku w:val="true"/>
-              <w:overflowPunct w:val="true"/>
-              <w:autoSpaceDE w:val="true"/>
+              <w:overflowPunct w:val="false"/>
               <w:bidi w:val="0"/>
               <w:snapToGrid w:val="false"/>
               <w:spacing w:lineRule="auto" w:line="240"/>
@@ -572,9 +558,7 @@
                 <w:tab w:val="left" w:pos="725" w:leader="none"/>
               </w:tabs>
               <w:suppressAutoHyphens w:val="true"/>
-              <w:kinsoku w:val="true"/>
-              <w:overflowPunct w:val="true"/>
-              <w:autoSpaceDE w:val="true"/>
+              <w:overflowPunct w:val="false"/>
               <w:bidi w:val="0"/>
               <w:snapToGrid w:val="false"/>
               <w:spacing w:lineRule="auto" w:line="240"/>
@@ -632,9 +616,7 @@
                 <w:tab w:val="left" w:pos="725" w:leader="none"/>
               </w:tabs>
               <w:suppressAutoHyphens w:val="true"/>
-              <w:kinsoku w:val="true"/>
-              <w:overflowPunct w:val="true"/>
-              <w:autoSpaceDE w:val="true"/>
+              <w:overflowPunct w:val="false"/>
               <w:bidi w:val="0"/>
               <w:snapToGrid w:val="false"/>
               <w:spacing w:lineRule="auto" w:line="240"/>
@@ -692,9 +674,7 @@
                 <w:tab w:val="left" w:pos="725" w:leader="none"/>
               </w:tabs>
               <w:suppressAutoHyphens w:val="true"/>
-              <w:kinsoku w:val="true"/>
-              <w:overflowPunct w:val="true"/>
-              <w:autoSpaceDE w:val="true"/>
+              <w:overflowPunct w:val="false"/>
               <w:bidi w:val="0"/>
               <w:snapToGrid w:val="false"/>
               <w:spacing w:lineRule="auto" w:line="240"/>
@@ -752,9 +732,7 @@
                 <w:tab w:val="left" w:pos="725" w:leader="none"/>
               </w:tabs>
               <w:suppressAutoHyphens w:val="true"/>
-              <w:kinsoku w:val="true"/>
-              <w:overflowPunct w:val="true"/>
-              <w:autoSpaceDE w:val="true"/>
+              <w:overflowPunct w:val="false"/>
               <w:bidi w:val="0"/>
               <w:snapToGrid w:val="false"/>
               <w:spacing w:lineRule="auto" w:line="240"/>
@@ -812,9 +790,7 @@
                 <w:tab w:val="left" w:pos="725" w:leader="none"/>
               </w:tabs>
               <w:suppressAutoHyphens w:val="true"/>
-              <w:kinsoku w:val="true"/>
-              <w:overflowPunct w:val="true"/>
-              <w:autoSpaceDE w:val="true"/>
+              <w:overflowPunct w:val="false"/>
               <w:bidi w:val="0"/>
               <w:snapToGrid w:val="false"/>
               <w:spacing w:lineRule="auto" w:line="240"/>
@@ -872,9 +848,7 @@
                 <w:tab w:val="left" w:pos="725" w:leader="none"/>
               </w:tabs>
               <w:suppressAutoHyphens w:val="true"/>
-              <w:kinsoku w:val="true"/>
-              <w:overflowPunct w:val="true"/>
-              <w:autoSpaceDE w:val="true"/>
+              <w:overflowPunct w:val="false"/>
               <w:bidi w:val="0"/>
               <w:snapToGrid w:val="false"/>
               <w:spacing w:lineRule="auto" w:line="240"/>
@@ -932,9 +906,7 @@
                 <w:tab w:val="left" w:pos="725" w:leader="none"/>
               </w:tabs>
               <w:suppressAutoHyphens w:val="true"/>
-              <w:kinsoku w:val="true"/>
-              <w:overflowPunct w:val="true"/>
-              <w:autoSpaceDE w:val="true"/>
+              <w:overflowPunct w:val="false"/>
               <w:bidi w:val="0"/>
               <w:snapToGrid w:val="false"/>
               <w:spacing w:lineRule="auto" w:line="240"/>
@@ -992,9 +964,7 @@
                 <w:tab w:val="left" w:pos="725" w:leader="none"/>
               </w:tabs>
               <w:suppressAutoHyphens w:val="true"/>
-              <w:kinsoku w:val="true"/>
-              <w:overflowPunct w:val="true"/>
-              <w:autoSpaceDE w:val="true"/>
+              <w:overflowPunct w:val="false"/>
               <w:bidi w:val="0"/>
               <w:snapToGrid w:val="false"/>
               <w:spacing w:lineRule="auto" w:line="240"/>
@@ -1052,9 +1022,7 @@
                 <w:tab w:val="left" w:pos="725" w:leader="none"/>
               </w:tabs>
               <w:suppressAutoHyphens w:val="true"/>
-              <w:kinsoku w:val="true"/>
-              <w:overflowPunct w:val="true"/>
-              <w:autoSpaceDE w:val="true"/>
+              <w:overflowPunct w:val="false"/>
               <w:bidi w:val="0"/>
               <w:snapToGrid w:val="false"/>
               <w:spacing w:lineRule="auto" w:line="240"/>
@@ -1156,7 +1124,7 @@
         </w:tc>
         <w:tc>
           <w:tcPr>
-            <w:tcW w:w="8497" w:type="dxa"/>
+            <w:tcW w:w="8496" w:type="dxa"/>
             <w:tcBorders>
               <w:start w:val="single" w:sz="4" w:space="0" w:color="000000"/>
               <w:bottom w:val="single" w:sz="4" w:space="0" w:color="000000"/>
@@ -1262,7 +1230,7 @@
                 <w:szCs w:val="20"/>
                 <w:u w:val="none"/>
               </w:rPr>
-              <w:t xml:space="preserve">add: KEV schema </w:t>
+              <w:t>add: KEV schema</w:t>
             </w:r>
           </w:p>
           <w:p>
@@ -1313,8 +1281,7 @@
                 <w:szCs w:val="20"/>
                 <w:u w:val="none"/>
               </w:rPr>
-              <w:t xml:space="preserve">add: CVE - [:known_exploit] -&gt; KEV </w:t>
-              <w:tab/>
+              <w:t>add: CVE - [:known_exploit] -&gt; KEV</w:t>
             </w:r>
           </w:p>
           <w:p>
@@ -1365,8 +1332,7 @@
                 <w:szCs w:val="20"/>
                 <w:u w:val="none"/>
               </w:rPr>
-              <w:t xml:space="preserve">add: cwe:Weakness - [:known_exploit] -&gt; KEV </w:t>
-              <w:tab/>
+              <w:t>add: cwe:Weakness - [:known_exploit] -&gt; KEV</w:t>
             </w:r>
           </w:p>
           <w:p>
@@ -1476,7 +1442,7 @@
         </w:tc>
         <w:tc>
           <w:tcPr>
-            <w:tcW w:w="8497" w:type="dxa"/>
+            <w:tcW w:w="8496" w:type="dxa"/>
             <w:tcBorders>
               <w:start w:val="single" w:sz="4" w:space="0" w:color="000000"/>
               <w:bottom w:val="single" w:sz="4" w:space="0" w:color="000000"/>
@@ -1495,9 +1461,7 @@
                 <w:tab w:val="left" w:pos="725" w:leader="none"/>
               </w:tabs>
               <w:suppressAutoHyphens w:val="true"/>
-              <w:kinsoku w:val="true"/>
-              <w:overflowPunct w:val="true"/>
-              <w:autoSpaceDE w:val="true"/>
+              <w:overflowPunct w:val="false"/>
               <w:bidi w:val="0"/>
               <w:snapToGrid w:val="false"/>
               <w:spacing w:lineRule="auto" w:line="240"/>
@@ -1523,11 +1487,46 @@
                 <w:u w:val="none"/>
                 <w:lang w:val="en-US" w:eastAsia="zh-CN" w:bidi="hi-IN"/>
               </w:rPr>
-              <w:t xml:space="preserve">change: </w:t>
+              <w:t>change: attack-pattern detection: add x-mitre-detection-strategy and x-mitre-analytic nodes and new relationships</w:t>
             </w:r>
+          </w:p>
+        </w:tc>
+      </w:tr>
+      <w:tr>
+        <w:trPr/>
+        <w:tc>
+          <w:tcPr>
+            <w:tcW w:w="1141" w:type="dxa"/>
+            <w:tcBorders>
+              <w:start w:val="single" w:sz="4" w:space="0" w:color="000000"/>
+              <w:bottom w:val="single" w:sz="4" w:space="0" w:color="000000"/>
+            </w:tcBorders>
+          </w:tcPr>
+          <w:p>
+            <w:pPr>
+              <w:pStyle w:val="TableContents"/>
+              <w:snapToGrid w:val="false"/>
+              <w:jc w:val="start"/>
+              <w:rPr>
+                <w:rFonts w:cs="Liberation Serif;Times New Roman"/>
+                <w:b w:val="false"/>
+                <w:bCs w:val="false"/>
+                <w:i w:val="false"/>
+                <w:i w:val="false"/>
+                <w:iCs w:val="false"/>
+                <w:strike w:val="false"/>
+                <w:dstrike w:val="false"/>
+                <w:outline w:val="false"/>
+                <w:shadow w:val="false"/>
+                <w:color w:val="000000"/>
+                <w:sz w:val="24"/>
+                <w:szCs w:val="24"/>
+                <w:u w:val="none"/>
+              </w:rPr>
+            </w:pPr>
             <w:r>
               <w:rPr>
-                <w:rFonts w:eastAsia="Noto Serif CJK SC" w:cs="Liberation Serif;Times New Roman"/>
+                <w:rFonts w:cs="Liberation Serif;Times New Roman"/>
                 <w:b w:val="false"/>
                 <w:bCs w:val="false"/>
                 <w:i w:val="false"/>
@@ -1537,13 +1536,46 @@
                 <w:outline w:val="false"/>
                 <w:shadow w:val="false"/>
                 <w:color w:val="000000"/>
-                <w:kern w:val="2"/>
-                <w:sz w:val="20"/>
-                <w:szCs w:val="20"/>
+                <w:sz w:val="24"/>
+                <w:szCs w:val="24"/>
                 <w:u w:val="none"/>
-                <w:lang w:val="en-US" w:eastAsia="zh-CN" w:bidi="hi-IN"/>
               </w:rPr>
-              <w:t>attack-pattern detection: add x-mitre-detection-strategy and x-mitre-analytic nodes and new relationships</w:t>
+              <w:t>3/12/2026</w:t>
+            </w:r>
+          </w:p>
+        </w:tc>
+        <w:tc>
+          <w:tcPr>
+            <w:tcW w:w="8496" w:type="dxa"/>
+            <w:tcBorders>
+              <w:start w:val="single" w:sz="4" w:space="0" w:color="000000"/>
+              <w:bottom w:val="single" w:sz="4" w:space="0" w:color="000000"/>
+              <w:end w:val="single" w:sz="4" w:space="0" w:color="000000"/>
+            </w:tcBorders>
+          </w:tcPr>
+          <w:p>
+            <w:pPr>
+              <w:pStyle w:val="TableContents"/>
+              <w:numPr>
+                <w:ilvl w:val="0"/>
+                <w:numId w:val="2"/>
+              </w:numPr>
+              <w:tabs>
+                <w:tab w:val="clear" w:pos="709"/>
+                <w:tab w:val="left" w:pos="725" w:leader="none"/>
+              </w:tabs>
+              <w:suppressAutoHyphens w:val="true"/>
+              <w:overflowPunct w:val="false"/>
+              <w:bidi w:val="0"/>
+              <w:snapToGrid w:val="false"/>
+              <w:spacing w:lineRule="auto" w:line="240"/>
+              <w:ind w:hanging="0" w:start="0" w:end="0"/>
+              <w:jc w:val="start"/>
+              <w:rPr/>
+            </w:pPr>
+            <w:r>
+              <w:rPr/>
+              <w:t>corrected the CVE node property list (summary)</w:t>
             </w:r>
           </w:p>
         </w:tc>
@@ -1707,6 +1739,7 @@
       <w:pPr>
         <w:pStyle w:val="Normal"/>
         <w:bidi w:val="0"/>
+        <w:spacing w:before="0" w:after="0"/>
         <w:jc w:val="start"/>
         <w:rPr/>
       </w:pPr>
@@ -1721,6 +1754,11 @@
     <w:p>
       <w:pPr>
         <w:pStyle w:val="Heading2"/>
+        <w:numPr>
+          <w:ilvl w:val="1"/>
+          <w:numId w:val="1"/>
+        </w:numPr>
+        <w:spacing w:before="0" w:after="120"/>
         <w:ind w:hanging="0" w:start="0" w:end="0"/>
         <w:rPr/>
       </w:pPr>
@@ -2209,6 +2247,10 @@
     <w:p>
       <w:pPr>
         <w:pStyle w:val="Heading1"/>
+        <w:numPr>
+          <w:ilvl w:val="0"/>
+          <w:numId w:val="1"/>
+        </w:numPr>
         <w:ind w:hanging="0" w:start="0" w:end="0"/>
         <w:rPr/>
       </w:pPr>
@@ -3531,6 +3573,10 @@
         <w:pStyle w:val="Heading1"/>
         <w:keepNext w:val="true"/>
         <w:widowControl/>
+        <w:numPr>
+          <w:ilvl w:val="0"/>
+          <w:numId w:val="1"/>
+        </w:numPr>
         <w:suppressAutoHyphens w:val="true"/>
         <w:bidi w:val="0"/>
         <w:ind w:hanging="0" w:start="0" w:end="0"/>
@@ -3602,6 +3648,10 @@
     <w:p>
       <w:pPr>
         <w:pStyle w:val="Heading1"/>
+        <w:numPr>
+          <w:ilvl w:val="0"/>
+          <w:numId w:val="1"/>
+        </w:numPr>
         <w:ind w:hanging="0" w:start="0" w:end="0"/>
         <w:rPr/>
       </w:pPr>
@@ -3893,6 +3943,10 @@
     <w:p>
       <w:pPr>
         <w:pStyle w:val="Heading2"/>
+        <w:numPr>
+          <w:ilvl w:val="1"/>
+          <w:numId w:val="1"/>
+        </w:numPr>
         <w:ind w:hanging="0" w:start="0" w:end="0"/>
         <w:rPr/>
       </w:pPr>
@@ -3934,23 +3988,7 @@
           <w:sz w:val="18"/>
           <w:szCs w:val="18"/>
         </w:rPr>
-        <w:t xml:space="preserve">aliases/3, created/2, description/0, external_references/4, first_seen/2, id/0, is_family/1, kill_chain_phases/4, last_seen/2, </w:t>
-      </w:r>
-      <w:r>
-        <w:rPr>
-          <w:rFonts w:cs="DejaVu Sans Mono" w:ascii="DejaVu Sans Mono" w:hAnsi="DejaVu Sans Mono"/>
-          <w:sz w:val="18"/>
-          <w:szCs w:val="18"/>
-        </w:rPr>
-        <w:t>mitre_</w:t>
-      </w:r>
-      <w:r>
-        <w:rPr>
-          <w:rFonts w:cs="DejaVu Sans Mono" w:ascii="DejaVu Sans Mono" w:hAnsi="DejaVu Sans Mono"/>
-          <w:sz w:val="18"/>
-          <w:szCs w:val="18"/>
-        </w:rPr>
-        <w:t>id/0, modified/2, name/0, revoked/1, type/0, x_mitre_aliases/3, x_mitre_data_sources/3, x_mitre_deprecated/1, x_mitre_detection/</w:t>
+        <w:t>aliases/3, created/2, description/0, external_references/4, first_seen/2, id/0, is_family/1, kill_chain_phases/4, last_seen/2, mitre_id/0, modified/2, name/0, revoked/1, type/0, x_mitre_aliases/3, x_mitre_data_sources/3, x_mitre_deprecated/1, x_mitre_detection/</w:t>
       </w:r>
       <w:r>
         <w:rPr>
@@ -3969,15 +4007,7 @@
           <w:sz w:val="18"/>
           <w:szCs w:val="18"/>
         </w:rPr>
-        <w:t>, x_mitre_domains/3, x_mitre_platforms/3, x_mitre_is_subtechnique/1, x_mitre_shortname/0, x_mitre_version/0, x_mitre_analytic_refs/</w:t>
-      </w:r>
-      <w:r>
-        <w:rPr>
-          <w:rFonts w:cs="DejaVu Sans Mono" w:ascii="DejaVu Sans Mono" w:hAnsi="DejaVu Sans Mono"/>
-          <w:sz w:val="18"/>
-          <w:szCs w:val="18"/>
-        </w:rPr>
-        <w:t>3, x_mitre_log_source_references/4, x_mitre_mutable_elements/4</w:t>
+        <w:t>, x_mitre_domains/3, x_mitre_platforms/3, x_mitre_is_subtechnique/1, x_mitre_shortname/0, x_mitre_version/0, x_mitre_analytic_refs/3, x_mitre_log_source_references/4, x_mitre_mutable_elements/4</w:t>
       </w:r>
     </w:p>
     <w:p>
@@ -4005,6 +4035,10 @@
     <w:p>
       <w:pPr>
         <w:pStyle w:val="Heading2"/>
+        <w:numPr>
+          <w:ilvl w:val="1"/>
+          <w:numId w:val="1"/>
+        </w:numPr>
         <w:ind w:hanging="0" w:start="0" w:end="0"/>
         <w:rPr>
           <w:rFonts w:ascii="DejaVu Sans Mono" w:hAnsi="DejaVu Sans Mono" w:cs="DejaVu Sans Mono"/>
@@ -4045,9 +4079,7 @@
         <w:pStyle w:val="BodyText"/>
         <w:widowControl/>
         <w:suppressAutoHyphens w:val="true"/>
-        <w:kinsoku w:val="true"/>
-        <w:overflowPunct w:val="true"/>
-        <w:autoSpaceDE w:val="true"/>
+        <w:overflowPunct w:val="false"/>
         <w:bidi w:val="0"/>
         <w:rPr/>
       </w:pPr>
@@ -4060,8 +4092,18 @@
           <w:szCs w:val="24"/>
           <w:lang w:val="en-US" w:eastAsia="zh-CN" w:bidi="hi-IN"/>
         </w:rPr>
-        <w:t xml:space="preserve">Format for </w:t>
-      </w:r>
+        <w:t xml:space="preserve">Format for node first line: </w:t>
+      </w:r>
+    </w:p>
+    <w:p>
+      <w:pPr>
+        <w:pStyle w:val="BodyText"/>
+        <w:widowControl/>
+        <w:suppressAutoHyphens w:val="true"/>
+        <w:overflowPunct w:val="false"/>
+        <w:bidi w:val="0"/>
+        <w:rPr/>
+      </w:pPr>
       <w:r>
         <w:rPr>
           <w:rFonts w:eastAsia="Noto Serif CJK SC" w:cs="Noto Sans Devanagari"/>
@@ -4071,8 +4113,37 @@
           <w:szCs w:val="24"/>
           <w:lang w:val="en-US" w:eastAsia="zh-CN" w:bidi="hi-IN"/>
         </w:rPr>
-        <w:t>node</w:t>
-      </w:r>
+        <w:tab/>
+        <w:tab/>
+      </w:r>
+      <w:r>
+        <w:rPr>
+          <w:rFonts w:eastAsia="Noto Serif CJK SC" w:cs="DejaVu Sans Mono" w:ascii="DejaVu Sans Mono" w:hAnsi="DejaVu Sans Mono"/>
+          <w:color w:val="auto"/>
+          <w:kern w:val="2"/>
+          <w:sz w:val="18"/>
+          <w:szCs w:val="18"/>
+          <w:lang w:val="en-US" w:eastAsia="zh-CN" w:bidi="hi-IN"/>
+        </w:rPr>
+        <w:t>nodename: alias</w:t>
+      </w:r>
+    </w:p>
+    <w:p>
+      <w:pPr>
+        <w:pStyle w:val="BodyText"/>
+        <w:widowControl/>
+        <w:suppressAutoHyphens w:val="true"/>
+        <w:overflowPunct w:val="false"/>
+        <w:bidi w:val="0"/>
+        <w:rPr>
+          <w:rFonts w:ascii="Liberation Serif;Times New Roman" w:hAnsi="Liberation Serif;Times New Roman" w:eastAsia="Noto Serif CJK SC" w:cs="Noto Sans Devanagari"/>
+          <w:color w:val="auto"/>
+          <w:kern w:val="2"/>
+          <w:sz w:val="24"/>
+          <w:szCs w:val="24"/>
+          <w:lang w:val="en-US" w:eastAsia="zh-CN" w:bidi="hi-IN"/>
+        </w:rPr>
+      </w:pPr>
       <w:r>
         <w:rPr>
           <w:rFonts w:eastAsia="Noto Serif CJK SC" w:cs="Noto Sans Devanagari"/>
@@ -4082,7 +4153,7 @@
           <w:szCs w:val="24"/>
           <w:lang w:val="en-US" w:eastAsia="zh-CN" w:bidi="hi-IN"/>
         </w:rPr>
-        <w:t xml:space="preserve"> first line: </w:t>
+        <w:t xml:space="preserve">NOTE: alias is commonly used in technical docs and our templates. </w:t>
       </w:r>
     </w:p>
     <w:p>
@@ -4090,11 +4161,16 @@
         <w:pStyle w:val="BodyText"/>
         <w:widowControl/>
         <w:suppressAutoHyphens w:val="true"/>
-        <w:kinsoku w:val="true"/>
-        <w:overflowPunct w:val="true"/>
-        <w:autoSpaceDE w:val="true"/>
-        <w:bidi w:val="0"/>
-        <w:rPr/>
+        <w:overflowPunct w:val="false"/>
+        <w:bidi w:val="0"/>
+        <w:rPr>
+          <w:rFonts w:ascii="Liberation Serif;Times New Roman" w:hAnsi="Liberation Serif;Times New Roman" w:eastAsia="Noto Serif CJK SC" w:cs="Noto Sans Devanagari"/>
+          <w:color w:val="auto"/>
+          <w:kern w:val="2"/>
+          <w:sz w:val="24"/>
+          <w:szCs w:val="24"/>
+          <w:lang w:val="en-US" w:eastAsia="zh-CN" w:bidi="hi-IN"/>
+        </w:rPr>
       </w:pPr>
       <w:r>
         <w:rPr>
@@ -4105,19 +4181,729 @@
           <w:szCs w:val="24"/>
           <w:lang w:val="en-US" w:eastAsia="zh-CN" w:bidi="hi-IN"/>
         </w:rPr>
-        <w:tab/>
-        <w:tab/>
-      </w:r>
-      <w:r>
-        <w:rPr>
-          <w:rFonts w:eastAsia="Noto Serif CJK SC" w:cs="DejaVu Sans Mono" w:ascii="DejaVu Sans Mono" w:hAnsi="DejaVu Sans Mono"/>
-          <w:color w:val="auto"/>
-          <w:kern w:val="2"/>
-          <w:sz w:val="18"/>
-          <w:szCs w:val="18"/>
-          <w:lang w:val="en-US" w:eastAsia="zh-CN" w:bidi="hi-IN"/>
-        </w:rPr>
-        <w:t>nodename: alias</w:t>
+        <w:t>Node aliasing is done by tmpl_gen and should be ignored by the CTI DB.</w:t>
+      </w:r>
+    </w:p>
+    <w:p>
+      <w:pPr>
+        <w:pStyle w:val="BodyText"/>
+        <w:bidi w:val="0"/>
+        <w:spacing w:lineRule="auto" w:line="240" w:before="0" w:after="0"/>
+        <w:jc w:val="start"/>
+        <w:rPr>
+          <w:rFonts w:ascii="DejaVu Sans Mono" w:hAnsi="DejaVu Sans Mono" w:cs="DejaVu Sans Mono"/>
+          <w:sz w:val="18"/>
+          <w:szCs w:val="18"/>
+          <w:shd w:fill="auto" w:val="clear"/>
+        </w:rPr>
+      </w:pPr>
+      <w:r>
+        <w:rPr>
+          <w:rFonts w:cs="DejaVu Sans Mono" w:ascii="DejaVu Sans Mono" w:hAnsi="DejaVu Sans Mono"/>
+          <w:sz w:val="18"/>
+          <w:szCs w:val="18"/>
+          <w:shd w:fill="auto" w:val="clear"/>
+        </w:rPr>
+      </w:r>
+    </w:p>
+    <w:p>
+      <w:pPr>
+        <w:pStyle w:val="BodyText"/>
+        <w:bidi w:val="0"/>
+        <w:spacing w:lineRule="auto" w:line="240" w:before="0" w:after="0"/>
+        <w:jc w:val="start"/>
+        <w:rPr>
+          <w:rFonts w:ascii="DejaVu Sans Mono" w:hAnsi="DejaVu Sans Mono" w:cs="DejaVu Sans Mono"/>
+          <w:sz w:val="18"/>
+          <w:szCs w:val="18"/>
+          <w:shd w:fill="auto" w:val="clear"/>
+        </w:rPr>
+      </w:pPr>
+      <w:r>
+        <w:rPr>
+          <w:rFonts w:cs="DejaVu Sans Mono" w:ascii="DejaVu Sans Mono" w:hAnsi="DejaVu Sans Mono"/>
+          <w:sz w:val="18"/>
+          <w:szCs w:val="18"/>
+          <w:shd w:fill="auto" w:val="clear"/>
+        </w:rPr>
+      </w:r>
+    </w:p>
+    <w:p>
+      <w:pPr>
+        <w:pStyle w:val="BodyText"/>
+        <w:bidi w:val="0"/>
+        <w:spacing w:lineRule="auto" w:line="240" w:before="0" w:after="0"/>
+        <w:jc w:val="start"/>
+        <w:rPr>
+          <w:rFonts w:ascii="DejaVu Sans Mono" w:hAnsi="DejaVu Sans Mono" w:cs="DejaVu Sans Mono"/>
+          <w:sz w:val="18"/>
+          <w:szCs w:val="18"/>
+          <w:shd w:fill="auto" w:val="clear"/>
+        </w:rPr>
+      </w:pPr>
+      <w:r>
+        <w:rPr>
+          <w:rFonts w:cs="DejaVu Sans Mono" w:ascii="DejaVu Sans Mono" w:hAnsi="DejaVu Sans Mono"/>
+          <w:sz w:val="18"/>
+          <w:szCs w:val="18"/>
+          <w:shd w:fill="auto" w:val="clear"/>
+        </w:rPr>
+        <w:t>attack-pattern: technique</w:t>
+      </w:r>
+    </w:p>
+    <w:p>
+      <w:pPr>
+        <w:pStyle w:val="BodyText"/>
+        <w:bidi w:val="0"/>
+        <w:spacing w:lineRule="auto" w:line="240" w:before="0" w:after="0"/>
+        <w:jc w:val="start"/>
+        <w:rPr>
+          <w:rFonts w:ascii="DejaVu Sans Mono" w:hAnsi="DejaVu Sans Mono" w:cs="DejaVu Sans Mono"/>
+          <w:sz w:val="18"/>
+          <w:szCs w:val="18"/>
+          <w:shd w:fill="auto" w:val="clear"/>
+        </w:rPr>
+      </w:pPr>
+      <w:r>
+        <w:rPr>
+          <w:rFonts w:cs="DejaVu Sans Mono" w:ascii="DejaVu Sans Mono" w:hAnsi="DejaVu Sans Mono"/>
+          <w:sz w:val="18"/>
+          <w:szCs w:val="18"/>
+          <w:shd w:fill="auto" w:val="clear"/>
+        </w:rPr>
+        <w:t>properties: created, description, external_references, id, kill_chain_phases, mitre_id, modified, name, type, x_mitre_data_sources, x_mitre_deprecated, x_mitre_detection, x_mitre_domains, x_mitre_is_subtechnique, x_mitre_platforms, x_mitre_version,  x_mitre_attack_spec_version</w:t>
+      </w:r>
+    </w:p>
+    <w:p>
+      <w:pPr>
+        <w:pStyle w:val="BodyText"/>
+        <w:bidi w:val="0"/>
+        <w:spacing w:lineRule="auto" w:line="240" w:before="0" w:after="0"/>
+        <w:jc w:val="start"/>
+        <w:rPr/>
+      </w:pPr>
+      <w:r>
+        <w:rPr/>
+      </w:r>
+    </w:p>
+    <w:p>
+      <w:pPr>
+        <w:pStyle w:val="BodyText"/>
+        <w:bidi w:val="0"/>
+        <w:spacing w:lineRule="auto" w:line="240" w:before="0" w:after="0"/>
+        <w:jc w:val="start"/>
+        <w:rPr>
+          <w:rFonts w:ascii="DejaVu Sans Mono" w:hAnsi="DejaVu Sans Mono" w:cs="DejaVu Sans Mono"/>
+          <w:sz w:val="18"/>
+          <w:szCs w:val="18"/>
+        </w:rPr>
+      </w:pPr>
+      <w:r>
+        <w:rPr>
+          <w:rFonts w:cs="DejaVu Sans Mono" w:ascii="DejaVu Sans Mono" w:hAnsi="DejaVu Sans Mono"/>
+          <w:sz w:val="18"/>
+          <w:szCs w:val="18"/>
+        </w:rPr>
+        <w:t>campaign: none</w:t>
+      </w:r>
+    </w:p>
+    <w:p>
+      <w:pPr>
+        <w:pStyle w:val="BodyText"/>
+        <w:bidi w:val="0"/>
+        <w:spacing w:lineRule="auto" w:line="240" w:before="0" w:after="0"/>
+        <w:jc w:val="start"/>
+        <w:rPr>
+          <w:rFonts w:ascii="DejaVu Sans Mono" w:hAnsi="DejaVu Sans Mono" w:cs="DejaVu Sans Mono"/>
+          <w:sz w:val="18"/>
+          <w:szCs w:val="18"/>
+        </w:rPr>
+      </w:pPr>
+      <w:r>
+        <w:rPr>
+          <w:rFonts w:cs="DejaVu Sans Mono" w:ascii="DejaVu Sans Mono" w:hAnsi="DejaVu Sans Mono"/>
+          <w:sz w:val="18"/>
+          <w:szCs w:val="18"/>
+        </w:rPr>
+        <w:t xml:space="preserve">properties: aliases, created, description, external_references, first_seen, id, last_seen, </w:t>
+      </w:r>
+      <w:r>
+        <w:rPr>
+          <w:rFonts w:cs="DejaVu Sans Mono" w:ascii="DejaVu Sans Mono" w:hAnsi="DejaVu Sans Mono"/>
+          <w:sz w:val="18"/>
+          <w:szCs w:val="18"/>
+          <w:shd w:fill="auto" w:val="clear"/>
+        </w:rPr>
+        <w:t xml:space="preserve">mitre_id, </w:t>
+      </w:r>
+      <w:r>
+        <w:rPr>
+          <w:rFonts w:cs="DejaVu Sans Mono" w:ascii="DejaVu Sans Mono" w:hAnsi="DejaVu Sans Mono"/>
+          <w:sz w:val="18"/>
+          <w:szCs w:val="18"/>
+        </w:rPr>
+        <w:t>modified, name, revoked, type, x_mitre_deprecated, x_mitre_domains, x_mitre_version</w:t>
+      </w:r>
+      <w:r>
+        <w:rPr>
+          <w:rFonts w:cs="DejaVu Sans Mono" w:ascii="DejaVu Sans Mono" w:hAnsi="DejaVu Sans Mono"/>
+          <w:sz w:val="18"/>
+          <w:szCs w:val="18"/>
+          <w:shd w:fill="auto" w:val="clear"/>
+        </w:rPr>
+        <w:t>, x_mitre_attack_spec_version</w:t>
+      </w:r>
+    </w:p>
+    <w:p>
+      <w:pPr>
+        <w:pStyle w:val="BodyText"/>
+        <w:bidi w:val="0"/>
+        <w:spacing w:lineRule="auto" w:line="240" w:before="0" w:after="0"/>
+        <w:jc w:val="start"/>
+        <w:rPr/>
+      </w:pPr>
+      <w:r>
+        <w:rPr/>
+      </w:r>
+    </w:p>
+    <w:p>
+      <w:pPr>
+        <w:pStyle w:val="BodyText"/>
+        <w:bidi w:val="0"/>
+        <w:spacing w:lineRule="auto" w:line="240" w:before="0" w:after="0"/>
+        <w:jc w:val="start"/>
+        <w:rPr>
+          <w:rFonts w:ascii="DejaVu Sans Mono" w:hAnsi="DejaVu Sans Mono" w:cs="DejaVu Sans Mono"/>
+          <w:sz w:val="18"/>
+          <w:szCs w:val="18"/>
+        </w:rPr>
+      </w:pPr>
+      <w:r>
+        <w:rPr>
+          <w:rFonts w:cs="DejaVu Sans Mono" w:ascii="DejaVu Sans Mono" w:hAnsi="DejaVu Sans Mono"/>
+          <w:sz w:val="18"/>
+          <w:szCs w:val="18"/>
+        </w:rPr>
+        <w:t>course-of-action: mitigation</w:t>
+      </w:r>
+    </w:p>
+    <w:p>
+      <w:pPr>
+        <w:pStyle w:val="BodyText"/>
+        <w:bidi w:val="0"/>
+        <w:spacing w:lineRule="auto" w:line="240" w:before="0" w:after="0"/>
+        <w:jc w:val="start"/>
+        <w:rPr>
+          <w:rFonts w:ascii="DejaVu Sans Mono" w:hAnsi="DejaVu Sans Mono" w:cs="DejaVu Sans Mono"/>
+          <w:sz w:val="18"/>
+          <w:szCs w:val="18"/>
+        </w:rPr>
+      </w:pPr>
+      <w:r>
+        <w:rPr>
+          <w:rFonts w:cs="DejaVu Sans Mono" w:ascii="DejaVu Sans Mono" w:hAnsi="DejaVu Sans Mono"/>
+          <w:sz w:val="18"/>
+          <w:szCs w:val="18"/>
+        </w:rPr>
+        <w:t xml:space="preserve">properties: created, description, external_references, id, </w:t>
+      </w:r>
+      <w:r>
+        <w:rPr>
+          <w:rFonts w:cs="DejaVu Sans Mono" w:ascii="DejaVu Sans Mono" w:hAnsi="DejaVu Sans Mono"/>
+          <w:sz w:val="18"/>
+          <w:szCs w:val="18"/>
+          <w:shd w:fill="auto" w:val="clear"/>
+        </w:rPr>
+        <w:t xml:space="preserve">mitre_id, </w:t>
+      </w:r>
+      <w:r>
+        <w:rPr>
+          <w:rFonts w:cs="DejaVu Sans Mono" w:ascii="DejaVu Sans Mono" w:hAnsi="DejaVu Sans Mono"/>
+          <w:sz w:val="18"/>
+          <w:szCs w:val="18"/>
+        </w:rPr>
+        <w:t>modified, name, spec_version, type, x_mitre_attack_spec_version, x_mitre_deprecated, x_mitre_domains, x_mitre_modified_by_ref, x_mitre_version</w:t>
+      </w:r>
+      <w:r>
+        <w:rPr>
+          <w:rFonts w:cs="DejaVu Sans Mono" w:ascii="DejaVu Sans Mono" w:hAnsi="DejaVu Sans Mono"/>
+          <w:sz w:val="18"/>
+          <w:szCs w:val="18"/>
+          <w:shd w:fill="auto" w:val="clear"/>
+        </w:rPr>
+        <w:t>, x_mitre_attack_spec_version</w:t>
+      </w:r>
+    </w:p>
+    <w:p>
+      <w:pPr>
+        <w:pStyle w:val="BodyText"/>
+        <w:bidi w:val="0"/>
+        <w:spacing w:lineRule="auto" w:line="240" w:before="0" w:after="0"/>
+        <w:jc w:val="start"/>
+        <w:rPr/>
+      </w:pPr>
+      <w:r>
+        <w:rPr/>
+      </w:r>
+    </w:p>
+    <w:p>
+      <w:pPr>
+        <w:pStyle w:val="BodyText"/>
+        <w:bidi w:val="0"/>
+        <w:spacing w:lineRule="auto" w:line="240" w:before="0" w:after="0"/>
+        <w:jc w:val="start"/>
+        <w:rPr>
+          <w:rFonts w:ascii="DejaVu Sans Mono" w:hAnsi="DejaVu Sans Mono" w:cs="DejaVu Sans Mono"/>
+          <w:sz w:val="18"/>
+          <w:szCs w:val="18"/>
+        </w:rPr>
+      </w:pPr>
+      <w:r>
+        <w:rPr>
+          <w:rFonts w:cs="DejaVu Sans Mono" w:ascii="DejaVu Sans Mono" w:hAnsi="DejaVu Sans Mono"/>
+          <w:sz w:val="18"/>
+          <w:szCs w:val="18"/>
+        </w:rPr>
+        <w:t>intrusion-set: none</w:t>
+      </w:r>
+    </w:p>
+    <w:p>
+      <w:pPr>
+        <w:pStyle w:val="BodyText"/>
+        <w:bidi w:val="0"/>
+        <w:spacing w:lineRule="auto" w:line="240" w:before="0" w:after="0"/>
+        <w:jc w:val="start"/>
+        <w:rPr>
+          <w:rFonts w:ascii="DejaVu Sans Mono" w:hAnsi="DejaVu Sans Mono" w:cs="DejaVu Sans Mono"/>
+          <w:sz w:val="18"/>
+          <w:szCs w:val="18"/>
+        </w:rPr>
+      </w:pPr>
+      <w:r>
+        <w:rPr>
+          <w:rFonts w:cs="DejaVu Sans Mono" w:ascii="DejaVu Sans Mono" w:hAnsi="DejaVu Sans Mono"/>
+          <w:sz w:val="18"/>
+          <w:szCs w:val="18"/>
+        </w:rPr>
+        <w:t xml:space="preserve">properties: aliases, created, description, external_references, id, </w:t>
+      </w:r>
+      <w:r>
+        <w:rPr>
+          <w:rFonts w:cs="DejaVu Sans Mono" w:ascii="DejaVu Sans Mono" w:hAnsi="DejaVu Sans Mono"/>
+          <w:sz w:val="18"/>
+          <w:szCs w:val="18"/>
+          <w:shd w:fill="auto" w:val="clear"/>
+        </w:rPr>
+        <w:t xml:space="preserve">mitre_id, </w:t>
+      </w:r>
+      <w:r>
+        <w:rPr>
+          <w:rFonts w:cs="DejaVu Sans Mono" w:ascii="DejaVu Sans Mono" w:hAnsi="DejaVu Sans Mono"/>
+          <w:sz w:val="18"/>
+          <w:szCs w:val="18"/>
+        </w:rPr>
+        <w:t>modified, name, revoked, type, x_mitre_deprecated, x_mitre_domains, x_mitre_version</w:t>
+      </w:r>
+      <w:r>
+        <w:rPr>
+          <w:rFonts w:cs="DejaVu Sans Mono" w:ascii="DejaVu Sans Mono" w:hAnsi="DejaVu Sans Mono"/>
+          <w:sz w:val="18"/>
+          <w:szCs w:val="18"/>
+          <w:shd w:fill="auto" w:val="clear"/>
+        </w:rPr>
+        <w:t>, x_mitre_attack_spec_version</w:t>
+      </w:r>
+    </w:p>
+    <w:p>
+      <w:pPr>
+        <w:pStyle w:val="BodyText"/>
+        <w:bidi w:val="0"/>
+        <w:spacing w:lineRule="auto" w:line="240" w:before="0" w:after="0"/>
+        <w:jc w:val="start"/>
+        <w:rPr/>
+      </w:pPr>
+      <w:r>
+        <w:rPr/>
+      </w:r>
+    </w:p>
+    <w:p>
+      <w:pPr>
+        <w:pStyle w:val="BodyText"/>
+        <w:bidi w:val="0"/>
+        <w:spacing w:lineRule="auto" w:line="240" w:before="0" w:after="0"/>
+        <w:jc w:val="start"/>
+        <w:rPr>
+          <w:rFonts w:ascii="DejaVu Sans Mono" w:hAnsi="DejaVu Sans Mono" w:cs="DejaVu Sans Mono"/>
+          <w:sz w:val="18"/>
+          <w:szCs w:val="18"/>
+        </w:rPr>
+      </w:pPr>
+      <w:r>
+        <w:rPr>
+          <w:rFonts w:cs="DejaVu Sans Mono" w:ascii="DejaVu Sans Mono" w:hAnsi="DejaVu Sans Mono"/>
+          <w:sz w:val="18"/>
+          <w:szCs w:val="18"/>
+        </w:rPr>
+        <w:t>malware: none</w:t>
+      </w:r>
+    </w:p>
+    <w:p>
+      <w:pPr>
+        <w:pStyle w:val="BodyText"/>
+        <w:bidi w:val="0"/>
+        <w:spacing w:lineRule="auto" w:line="240" w:before="0" w:after="0"/>
+        <w:jc w:val="start"/>
+        <w:rPr>
+          <w:rFonts w:ascii="DejaVu Sans Mono" w:hAnsi="DejaVu Sans Mono" w:cs="DejaVu Sans Mono"/>
+          <w:sz w:val="18"/>
+          <w:szCs w:val="18"/>
+        </w:rPr>
+      </w:pPr>
+      <w:r>
+        <w:rPr>
+          <w:rFonts w:cs="DejaVu Sans Mono" w:ascii="DejaVu Sans Mono" w:hAnsi="DejaVu Sans Mono"/>
+          <w:sz w:val="18"/>
+          <w:szCs w:val="18"/>
+        </w:rPr>
+        <w:t xml:space="preserve">properties: created, description, external_references, id, is_family, </w:t>
+      </w:r>
+      <w:r>
+        <w:rPr>
+          <w:rFonts w:cs="DejaVu Sans Mono" w:ascii="DejaVu Sans Mono" w:hAnsi="DejaVu Sans Mono"/>
+          <w:sz w:val="18"/>
+          <w:szCs w:val="18"/>
+          <w:shd w:fill="auto" w:val="clear"/>
+        </w:rPr>
+        <w:t xml:space="preserve">mitre_id, </w:t>
+      </w:r>
+      <w:r>
+        <w:rPr>
+          <w:rFonts w:cs="DejaVu Sans Mono" w:ascii="DejaVu Sans Mono" w:hAnsi="DejaVu Sans Mono"/>
+          <w:sz w:val="18"/>
+          <w:szCs w:val="18"/>
+        </w:rPr>
+        <w:t>modified, name, revoked, type, x_mitre_aliases, x_mitre_deprecated, x_mitre_domains, x_mitre_platforms, x_mitre_version</w:t>
+      </w:r>
+      <w:r>
+        <w:rPr>
+          <w:rFonts w:cs="DejaVu Sans Mono" w:ascii="DejaVu Sans Mono" w:hAnsi="DejaVu Sans Mono"/>
+          <w:sz w:val="18"/>
+          <w:szCs w:val="18"/>
+          <w:shd w:fill="auto" w:val="clear"/>
+        </w:rPr>
+        <w:t>, x_mitre_attack_spec_version</w:t>
+      </w:r>
+      <w:r>
+        <w:rPr>
+          <w:rFonts w:cs="DejaVu Sans Mono" w:ascii="DejaVu Sans Mono" w:hAnsi="DejaVu Sans Mono"/>
+          <w:sz w:val="18"/>
+          <w:szCs w:val="18"/>
+        </w:rPr>
+        <w:t xml:space="preserve">                                 </w:t>
+      </w:r>
+    </w:p>
+    <w:p>
+      <w:pPr>
+        <w:pStyle w:val="BodyText"/>
+        <w:bidi w:val="0"/>
+        <w:spacing w:lineRule="auto" w:line="240" w:before="0" w:after="0"/>
+        <w:jc w:val="start"/>
+        <w:rPr/>
+      </w:pPr>
+      <w:r>
+        <w:rPr/>
+      </w:r>
+    </w:p>
+    <w:p>
+      <w:pPr>
+        <w:pStyle w:val="BodyText"/>
+        <w:bidi w:val="0"/>
+        <w:spacing w:lineRule="auto" w:line="240" w:before="0" w:after="0"/>
+        <w:jc w:val="start"/>
+        <w:rPr>
+          <w:rFonts w:ascii="DejaVu Sans Mono" w:hAnsi="DejaVu Sans Mono" w:cs="DejaVu Sans Mono"/>
+          <w:sz w:val="18"/>
+          <w:szCs w:val="18"/>
+        </w:rPr>
+      </w:pPr>
+      <w:r>
+        <w:rPr>
+          <w:rFonts w:cs="DejaVu Sans Mono" w:ascii="DejaVu Sans Mono" w:hAnsi="DejaVu Sans Mono"/>
+          <w:sz w:val="18"/>
+          <w:szCs w:val="18"/>
+        </w:rPr>
+        <w:t>tool: none</w:t>
+      </w:r>
+    </w:p>
+    <w:p>
+      <w:pPr>
+        <w:pStyle w:val="BodyText"/>
+        <w:bidi w:val="0"/>
+        <w:spacing w:lineRule="auto" w:line="240" w:before="0" w:after="0"/>
+        <w:jc w:val="start"/>
+        <w:rPr>
+          <w:rFonts w:ascii="DejaVu Sans Mono" w:hAnsi="DejaVu Sans Mono" w:cs="DejaVu Sans Mono"/>
+          <w:sz w:val="18"/>
+          <w:szCs w:val="18"/>
+        </w:rPr>
+      </w:pPr>
+      <w:r>
+        <w:rPr>
+          <w:rFonts w:cs="DejaVu Sans Mono" w:ascii="DejaVu Sans Mono" w:hAnsi="DejaVu Sans Mono"/>
+          <w:sz w:val="18"/>
+          <w:szCs w:val="18"/>
+        </w:rPr>
+        <w:t xml:space="preserve">properties: created, created_by_ref, description, external_references, id, </w:t>
+      </w:r>
+      <w:r>
+        <w:rPr>
+          <w:rFonts w:cs="DejaVu Sans Mono" w:ascii="DejaVu Sans Mono" w:hAnsi="DejaVu Sans Mono"/>
+          <w:sz w:val="18"/>
+          <w:szCs w:val="18"/>
+          <w:shd w:fill="auto" w:val="clear"/>
+        </w:rPr>
+        <w:t xml:space="preserve">mitre_id, </w:t>
+      </w:r>
+      <w:r>
+        <w:rPr>
+          <w:rFonts w:cs="DejaVu Sans Mono" w:ascii="DejaVu Sans Mono" w:hAnsi="DejaVu Sans Mono"/>
+          <w:sz w:val="18"/>
+          <w:szCs w:val="18"/>
+        </w:rPr>
+        <w:t xml:space="preserve">modified, name, revoked, type, x_mitre_aliases, x_mitre_deprecated, x_mitre_domains, x_mitre_platforms, x_mitre_version        </w:t>
+      </w:r>
+    </w:p>
+    <w:p>
+      <w:pPr>
+        <w:pStyle w:val="BodyText"/>
+        <w:bidi w:val="0"/>
+        <w:spacing w:lineRule="auto" w:line="240" w:before="0" w:after="0"/>
+        <w:jc w:val="start"/>
+        <w:rPr/>
+      </w:pPr>
+      <w:r>
+        <w:rPr/>
+      </w:r>
+    </w:p>
+    <w:p>
+      <w:pPr>
+        <w:pStyle w:val="BodyText"/>
+        <w:bidi w:val="0"/>
+        <w:spacing w:lineRule="auto" w:line="240" w:before="0" w:after="0"/>
+        <w:jc w:val="start"/>
+        <w:rPr>
+          <w:rFonts w:ascii="DejaVu Sans Mono" w:hAnsi="DejaVu Sans Mono" w:cs="DejaVu Sans Mono"/>
+          <w:sz w:val="18"/>
+          <w:szCs w:val="18"/>
+        </w:rPr>
+      </w:pPr>
+      <w:r>
+        <w:rPr>
+          <w:rFonts w:cs="DejaVu Sans Mono" w:ascii="DejaVu Sans Mono" w:hAnsi="DejaVu Sans Mono"/>
+          <w:sz w:val="18"/>
+          <w:szCs w:val="18"/>
+        </w:rPr>
+        <w:t>x-mitre-analytic: analytic</w:t>
+      </w:r>
+    </w:p>
+    <w:p>
+      <w:pPr>
+        <w:pStyle w:val="BodyText"/>
+        <w:bidi w:val="0"/>
+        <w:spacing w:lineRule="auto" w:line="240" w:before="0" w:after="0"/>
+        <w:jc w:val="start"/>
+        <w:rPr>
+          <w:rFonts w:ascii="DejaVu Sans Mono" w:hAnsi="DejaVu Sans Mono" w:cs="DejaVu Sans Mono"/>
+          <w:sz w:val="18"/>
+          <w:szCs w:val="18"/>
+        </w:rPr>
+      </w:pPr>
+      <w:r>
+        <w:rPr>
+          <w:rFonts w:cs="DejaVu Sans Mono" w:ascii="DejaVu Sans Mono" w:hAnsi="DejaVu Sans Mono"/>
+          <w:sz w:val="18"/>
+          <w:szCs w:val="18"/>
+        </w:rPr>
+        <w:t xml:space="preserve">properties:  created, created_by_ref, description, external_references, id, </w:t>
+      </w:r>
+      <w:r>
+        <w:rPr>
+          <w:rFonts w:cs="DejaVu Sans Mono" w:ascii="DejaVu Sans Mono" w:hAnsi="DejaVu Sans Mono"/>
+          <w:sz w:val="18"/>
+          <w:szCs w:val="18"/>
+          <w:shd w:fill="auto" w:val="clear"/>
+        </w:rPr>
+        <w:t xml:space="preserve">mitre_id, </w:t>
+      </w:r>
+      <w:r>
+        <w:rPr>
+          <w:rFonts w:cs="DejaVu Sans Mono" w:ascii="DejaVu Sans Mono" w:hAnsi="DejaVu Sans Mono"/>
+          <w:sz w:val="18"/>
+          <w:szCs w:val="18"/>
+        </w:rPr>
+        <w:t>modified, name, type, x_mitre_deprecated, x_mitre_domains, x_mitre_platforms, x_mitre_version, x_mitre_attack_spec_version, x_mitre_log_source_references, x_mitre_mutable_elements</w:t>
+      </w:r>
+    </w:p>
+    <w:p>
+      <w:pPr>
+        <w:pStyle w:val="BodyText"/>
+        <w:bidi w:val="0"/>
+        <w:spacing w:lineRule="auto" w:line="240" w:before="0" w:after="0"/>
+        <w:jc w:val="start"/>
+        <w:rPr>
+          <w:rFonts w:ascii="DejaVu Sans Mono" w:hAnsi="DejaVu Sans Mono" w:cs="DejaVu Sans Mono"/>
+          <w:sz w:val="18"/>
+          <w:szCs w:val="18"/>
+        </w:rPr>
+      </w:pPr>
+      <w:r>
+        <w:rPr>
+          <w:rFonts w:cs="DejaVu Sans Mono" w:ascii="DejaVu Sans Mono" w:hAnsi="DejaVu Sans Mono"/>
+          <w:sz w:val="18"/>
+          <w:szCs w:val="18"/>
+        </w:rPr>
+      </w:r>
+    </w:p>
+    <w:p>
+      <w:pPr>
+        <w:pStyle w:val="BodyText"/>
+        <w:bidi w:val="0"/>
+        <w:spacing w:lineRule="auto" w:line="240" w:before="0" w:after="0"/>
+        <w:jc w:val="start"/>
+        <w:rPr>
+          <w:rFonts w:ascii="DejaVu Sans Mono" w:hAnsi="DejaVu Sans Mono" w:cs="DejaVu Sans Mono"/>
+          <w:sz w:val="18"/>
+          <w:szCs w:val="18"/>
+        </w:rPr>
+      </w:pPr>
+      <w:r>
+        <w:rPr>
+          <w:rFonts w:cs="DejaVu Sans Mono" w:ascii="DejaVu Sans Mono" w:hAnsi="DejaVu Sans Mono"/>
+          <w:b/>
+          <w:bCs/>
+          <w:sz w:val="18"/>
+          <w:szCs w:val="18"/>
+        </w:rPr>
+        <w:t xml:space="preserve">NOTE: </w:t>
+      </w:r>
+      <w:r>
+        <w:rPr>
+          <w:rFonts w:cs="DejaVu Sans Mono" w:ascii="DejaVu Sans Mono" w:hAnsi="DejaVu Sans Mono"/>
+          <w:sz w:val="18"/>
+          <w:szCs w:val="18"/>
+        </w:rPr>
+        <w:t>property x_mitre_log_source_references[i][‘x_mitre_data_component_ref’] refers to data component nodes, defining relationship x-mitre-analytic - x-mitre-data-component</w:t>
+      </w:r>
+    </w:p>
+    <w:p>
+      <w:pPr>
+        <w:pStyle w:val="BodyText"/>
+        <w:bidi w:val="0"/>
+        <w:spacing w:lineRule="auto" w:line="240" w:before="0" w:after="0"/>
+        <w:jc w:val="start"/>
+        <w:rPr>
+          <w:rFonts w:ascii="DejaVu Sans Mono" w:hAnsi="DejaVu Sans Mono" w:cs="DejaVu Sans Mono"/>
+          <w:sz w:val="18"/>
+          <w:szCs w:val="18"/>
+        </w:rPr>
+      </w:pPr>
+      <w:r>
+        <w:rPr>
+          <w:rFonts w:cs="DejaVu Sans Mono" w:ascii="DejaVu Sans Mono" w:hAnsi="DejaVu Sans Mono"/>
+          <w:sz w:val="18"/>
+          <w:szCs w:val="18"/>
+        </w:rPr>
+      </w:r>
+    </w:p>
+    <w:p>
+      <w:pPr>
+        <w:pStyle w:val="BodyText"/>
+        <w:bidi w:val="0"/>
+        <w:spacing w:lineRule="auto" w:line="240" w:before="0" w:after="0"/>
+        <w:jc w:val="start"/>
+        <w:rPr>
+          <w:rFonts w:ascii="DejaVu Sans Mono" w:hAnsi="DejaVu Sans Mono" w:cs="DejaVu Sans Mono"/>
+          <w:sz w:val="18"/>
+          <w:szCs w:val="18"/>
+        </w:rPr>
+      </w:pPr>
+      <w:r>
+        <w:rPr>
+          <w:rFonts w:cs="DejaVu Sans Mono" w:ascii="DejaVu Sans Mono" w:hAnsi="DejaVu Sans Mono"/>
+          <w:sz w:val="18"/>
+          <w:szCs w:val="18"/>
+        </w:rPr>
+      </w:r>
+    </w:p>
+    <w:p>
+      <w:pPr>
+        <w:pStyle w:val="BodyText"/>
+        <w:bidi w:val="0"/>
+        <w:spacing w:lineRule="auto" w:line="240" w:before="0" w:after="0"/>
+        <w:jc w:val="start"/>
+        <w:rPr>
+          <w:rFonts w:ascii="DejaVu Sans Mono" w:hAnsi="DejaVu Sans Mono" w:cs="DejaVu Sans Mono"/>
+          <w:sz w:val="18"/>
+          <w:szCs w:val="18"/>
+        </w:rPr>
+      </w:pPr>
+      <w:r>
+        <w:rPr>
+          <w:rFonts w:cs="DejaVu Sans Mono" w:ascii="DejaVu Sans Mono" w:hAnsi="DejaVu Sans Mono"/>
+          <w:sz w:val="18"/>
+          <w:szCs w:val="18"/>
+        </w:rPr>
+        <w:t>x-mitre-data-component: data-component</w:t>
+      </w:r>
+    </w:p>
+    <w:p>
+      <w:pPr>
+        <w:pStyle w:val="BodyText"/>
+        <w:bidi w:val="0"/>
+        <w:spacing w:lineRule="auto" w:line="240" w:before="0" w:after="0"/>
+        <w:jc w:val="start"/>
+        <w:rPr>
+          <w:rFonts w:ascii="DejaVu Sans Mono" w:hAnsi="DejaVu Sans Mono" w:cs="DejaVu Sans Mono"/>
+          <w:sz w:val="18"/>
+          <w:szCs w:val="18"/>
+        </w:rPr>
+      </w:pPr>
+      <w:r>
+        <w:rPr>
+          <w:rFonts w:cs="DejaVu Sans Mono" w:ascii="DejaVu Sans Mono" w:hAnsi="DejaVu Sans Mono"/>
+          <w:sz w:val="18"/>
+          <w:szCs w:val="18"/>
+        </w:rPr>
+        <w:t xml:space="preserve">properties: created, description, id, </w:t>
+      </w:r>
+      <w:r>
+        <w:rPr>
+          <w:rFonts w:cs="DejaVu Sans Mono" w:ascii="DejaVu Sans Mono" w:hAnsi="DejaVu Sans Mono"/>
+          <w:sz w:val="18"/>
+          <w:szCs w:val="18"/>
+          <w:shd w:fill="auto" w:val="clear"/>
+        </w:rPr>
+        <w:t xml:space="preserve">mitre_id, </w:t>
+      </w:r>
+      <w:r>
+        <w:rPr>
+          <w:rFonts w:cs="DejaVu Sans Mono" w:ascii="DejaVu Sans Mono" w:hAnsi="DejaVu Sans Mono"/>
+          <w:sz w:val="18"/>
+          <w:szCs w:val="18"/>
+        </w:rPr>
+        <w:t xml:space="preserve">modified, name, revoked, type, x_mitre_deprecated, x_mitre_domains, x_mitre_version  </w:t>
+      </w:r>
+    </w:p>
+    <w:p>
+      <w:pPr>
+        <w:pStyle w:val="BodyText"/>
+        <w:bidi w:val="0"/>
+        <w:spacing w:lineRule="auto" w:line="240" w:before="0" w:after="0"/>
+        <w:jc w:val="start"/>
+        <w:rPr/>
+      </w:pPr>
+      <w:r>
+        <w:rPr/>
       </w:r>
     </w:p>
     <w:p>
@@ -4125,19 +4911,1342 @@
         <w:pStyle w:val="BodyText"/>
         <w:widowControl/>
         <w:suppressAutoHyphens w:val="true"/>
-        <w:kinsoku w:val="true"/>
-        <w:overflowPunct w:val="true"/>
-        <w:autoSpaceDE w:val="true"/>
-        <w:bidi w:val="0"/>
-        <w:rPr>
-          <w:rFonts w:ascii="Liberation Serif;Times New Roman" w:hAnsi="Liberation Serif;Times New Roman" w:eastAsia="Noto Serif CJK SC" w:cs="Noto Sans Devanagari"/>
-          <w:color w:val="auto"/>
+        <w:overflowPunct w:val="false"/>
+        <w:bidi w:val="0"/>
+        <w:spacing w:lineRule="auto" w:line="240" w:before="0" w:after="0"/>
+        <w:jc w:val="start"/>
+        <w:rPr>
+          <w:rFonts w:ascii="DejaVu Sans Mono" w:hAnsi="DejaVu Sans Mono" w:eastAsia="Noto Serif CJK SC" w:cs="DejaVu Sans Mono"/>
+          <w:b w:val="false"/>
+          <w:bCs w:val="false"/>
+          <w:color w:val="000000"/>
           <w:kern w:val="2"/>
+          <w:sz w:val="18"/>
+          <w:szCs w:val="18"/>
+          <w:highlight w:val="none"/>
+          <w:shd w:fill="auto" w:val="clear"/>
+          <w:lang w:val="en-US" w:eastAsia="zh-CN" w:bidi="hi-IN"/>
+        </w:rPr>
+      </w:pPr>
+      <w:r>
+        <w:rPr>
+          <w:rFonts w:eastAsia="Noto Serif CJK SC" w:cs="DejaVu Sans Mono" w:ascii="DejaVu Sans Mono" w:hAnsi="DejaVu Sans Mono"/>
+          <w:b w:val="false"/>
+          <w:bCs w:val="false"/>
+          <w:color w:val="000000"/>
+          <w:kern w:val="2"/>
+          <w:sz w:val="18"/>
+          <w:szCs w:val="18"/>
+          <w:shd w:fill="auto" w:val="clear"/>
+          <w:lang w:val="en-US" w:eastAsia="zh-CN" w:bidi="hi-IN"/>
+        </w:rPr>
+        <w:t>x-mitre-data-source: data-source</w:t>
+      </w:r>
+    </w:p>
+    <w:p>
+      <w:pPr>
+        <w:pStyle w:val="BodyText"/>
+        <w:bidi w:val="0"/>
+        <w:spacing w:lineRule="auto" w:line="240" w:before="0" w:after="0"/>
+        <w:jc w:val="start"/>
+        <w:rPr/>
+      </w:pPr>
+      <w:r>
+        <w:rPr/>
+        <w:t xml:space="preserve">properties: </w:t>
+      </w:r>
+      <w:r>
+        <w:rPr>
+          <w:rFonts w:cs="DejaVu Sans Mono" w:ascii="DejaVu Sans Mono" w:hAnsi="DejaVu Sans Mono"/>
+          <w:sz w:val="18"/>
+          <w:szCs w:val="18"/>
+        </w:rPr>
+        <w:t xml:space="preserve">created, description, id, </w:t>
+      </w:r>
+      <w:r>
+        <w:rPr>
+          <w:rFonts w:cs="DejaVu Sans Mono" w:ascii="DejaVu Sans Mono" w:hAnsi="DejaVu Sans Mono"/>
+          <w:sz w:val="18"/>
+          <w:szCs w:val="18"/>
+          <w:shd w:fill="auto" w:val="clear"/>
+        </w:rPr>
+        <w:t xml:space="preserve">mitre_id, </w:t>
+      </w:r>
+      <w:r>
+        <w:rPr>
+          <w:rFonts w:cs="DejaVu Sans Mono" w:ascii="DejaVu Sans Mono" w:hAnsi="DejaVu Sans Mono"/>
+          <w:sz w:val="18"/>
+          <w:szCs w:val="18"/>
+        </w:rPr>
+        <w:t>modified, name, revoked, type, x_mitre_deprecated, x_mitre_domains, x_mitre_version</w:t>
+      </w:r>
+      <w:r>
+        <w:rPr>
+          <w:rFonts w:cs="DejaVu Sans Mono" w:ascii="DejaVu Sans Mono" w:hAnsi="DejaVu Sans Mono"/>
+          <w:sz w:val="18"/>
+          <w:szCs w:val="18"/>
+          <w:shd w:fill="auto" w:val="clear"/>
+        </w:rPr>
+        <w:t>,  x_mitre_attack_spec_version</w:t>
+      </w:r>
+      <w:r>
+        <w:rPr>
+          <w:rFonts w:cs="DejaVu Sans Mono" w:ascii="DejaVu Sans Mono" w:hAnsi="DejaVu Sans Mono"/>
+          <w:sz w:val="18"/>
+          <w:szCs w:val="18"/>
+        </w:rPr>
+        <w:t xml:space="preserve">  </w:t>
+      </w:r>
+    </w:p>
+    <w:p>
+      <w:pPr>
+        <w:pStyle w:val="BodyText"/>
+        <w:bidi w:val="0"/>
+        <w:spacing w:lineRule="auto" w:line="240" w:before="0" w:after="0"/>
+        <w:jc w:val="start"/>
+        <w:rPr>
+          <w:rFonts w:ascii="DejaVu Sans Mono" w:hAnsi="DejaVu Sans Mono" w:cs="DejaVu Sans Mono"/>
+          <w:b/>
+          <w:bCs/>
+          <w:sz w:val="18"/>
+          <w:szCs w:val="18"/>
+        </w:rPr>
+      </w:pPr>
+      <w:r>
+        <w:rPr>
+          <w:rFonts w:cs="DejaVu Sans Mono" w:ascii="DejaVu Sans Mono" w:hAnsi="DejaVu Sans Mono"/>
+          <w:b/>
+          <w:bCs/>
+          <w:sz w:val="18"/>
+          <w:szCs w:val="18"/>
+        </w:rPr>
+      </w:r>
+    </w:p>
+    <w:p>
+      <w:pPr>
+        <w:pStyle w:val="BodyText"/>
+        <w:bidi w:val="0"/>
+        <w:spacing w:lineRule="auto" w:line="240" w:before="0" w:after="0"/>
+        <w:jc w:val="start"/>
+        <w:rPr/>
+      </w:pPr>
+      <w:commentRangeStart w:id="0"/>
+      <w:r>
+        <w:rPr>
+          <w:rFonts w:cs="DejaVu Sans Mono" w:ascii="DejaVu Sans Mono" w:hAnsi="DejaVu Sans Mono"/>
+          <w:b/>
+          <w:bCs/>
+          <w:sz w:val="18"/>
+          <w:szCs w:val="18"/>
+          <w:shd w:fill="999999" w:val="clear"/>
+        </w:rPr>
+        <w:t xml:space="preserve">IMPLEMENTATION NOTE: </w:t>
+      </w:r>
+      <w:r>
+        <w:rPr>
+          <w:rFonts w:eastAsia="Noto Serif CJK SC" w:cs="DejaVu Sans Mono" w:ascii="DejaVu Sans Mono" w:hAnsi="DejaVu Sans Mono"/>
+          <w:b w:val="false"/>
+          <w:bCs w:val="false"/>
+          <w:color w:val="000000"/>
+          <w:kern w:val="2"/>
+          <w:sz w:val="18"/>
+          <w:szCs w:val="18"/>
+          <w:shd w:fill="999999" w:val="clear"/>
+          <w:lang w:val="en-US" w:eastAsia="zh-CN" w:bidi="hi-IN"/>
+        </w:rPr>
+        <w:t>relationship x-mitre-data-component - belongs_to - x-mitre-data-source relationship is described by property x-mitre-data-component.x_mitre_data_source_ref that is the STIX ID of the parent data source node.</w:t>
+      </w:r>
+      <w:commentRangeEnd w:id="0"/>
+      <w:r>
+        <w:commentReference w:id="0"/>
+      </w:r>
+      <w:r>
+        <w:rPr>
+          <w:rFonts w:eastAsia="Noto Serif CJK SC" w:cs="DejaVu Sans Mono" w:ascii="DejaVu Sans Mono" w:hAnsi="DejaVu Sans Mono"/>
+          <w:b w:val="false"/>
+          <w:bCs w:val="false"/>
+          <w:color w:val="000000"/>
+          <w:kern w:val="2"/>
+          <w:sz w:val="18"/>
+          <w:szCs w:val="18"/>
+          <w:shd w:fill="999999" w:val="clear"/>
+          <w:lang w:val="en-US" w:eastAsia="zh-CN" w:bidi="hi-IN"/>
+        </w:rPr>
+      </w:r>
+    </w:p>
+    <w:p>
+      <w:pPr>
+        <w:pStyle w:val="BodyText"/>
+        <w:bidi w:val="0"/>
+        <w:spacing w:lineRule="auto" w:line="240" w:before="0" w:after="0"/>
+        <w:jc w:val="start"/>
+        <w:rPr>
+          <w:rFonts w:ascii="DejaVu Sans Mono" w:hAnsi="DejaVu Sans Mono" w:cs="DejaVu Sans Mono"/>
+          <w:sz w:val="18"/>
+          <w:szCs w:val="18"/>
+        </w:rPr>
+      </w:pPr>
+      <w:r>
+        <w:rPr>
+          <w:rFonts w:cs="DejaVu Sans Mono" w:ascii="DejaVu Sans Mono" w:hAnsi="DejaVu Sans Mono"/>
+          <w:sz w:val="18"/>
+          <w:szCs w:val="18"/>
+        </w:rPr>
+      </w:r>
+    </w:p>
+    <w:p>
+      <w:pPr>
+        <w:pStyle w:val="BodyText"/>
+        <w:bidi w:val="0"/>
+        <w:spacing w:lineRule="auto" w:line="240" w:before="0" w:after="0"/>
+        <w:jc w:val="start"/>
+        <w:rPr>
+          <w:rFonts w:ascii="DejaVu Sans Mono" w:hAnsi="DejaVu Sans Mono" w:cs="DejaVu Sans Mono"/>
+          <w:sz w:val="18"/>
+          <w:szCs w:val="18"/>
+        </w:rPr>
+      </w:pPr>
+      <w:r>
+        <w:rPr>
+          <w:rFonts w:cs="DejaVu Sans Mono" w:ascii="DejaVu Sans Mono" w:hAnsi="DejaVu Sans Mono"/>
+          <w:sz w:val="18"/>
+          <w:szCs w:val="18"/>
+        </w:rPr>
+        <w:t>x-mitre-detection-strategy: detection-strategy</w:t>
+      </w:r>
+    </w:p>
+    <w:p>
+      <w:pPr>
+        <w:pStyle w:val="BodyText"/>
+        <w:bidi w:val="0"/>
+        <w:spacing w:lineRule="auto" w:line="240" w:before="0" w:after="0"/>
+        <w:jc w:val="start"/>
+        <w:rPr>
+          <w:rFonts w:ascii="DejaVu Sans Mono" w:hAnsi="DejaVu Sans Mono" w:cs="DejaVu Sans Mono"/>
+          <w:sz w:val="18"/>
+          <w:szCs w:val="18"/>
+        </w:rPr>
+      </w:pPr>
+      <w:r>
+        <w:rPr>
+          <w:rFonts w:cs="DejaVu Sans Mono" w:ascii="DejaVu Sans Mono" w:hAnsi="DejaVu Sans Mono"/>
+          <w:sz w:val="18"/>
+          <w:szCs w:val="18"/>
+        </w:rPr>
+        <w:t>properties: created, external_references, mitre_id, modified, name, type, x_mitre_deprecated, x_mitre_domains, x_mitre_analytic_refs, x_mitre_version, x_mitre_attack_spec_version</w:t>
+      </w:r>
+    </w:p>
+    <w:p>
+      <w:pPr>
+        <w:pStyle w:val="BodyText"/>
+        <w:bidi w:val="0"/>
+        <w:spacing w:lineRule="auto" w:line="240" w:before="0" w:after="0"/>
+        <w:jc w:val="start"/>
+        <w:rPr>
+          <w:rFonts w:ascii="DejaVu Sans Mono" w:hAnsi="DejaVu Sans Mono" w:cs="DejaVu Sans Mono"/>
+          <w:sz w:val="18"/>
+          <w:szCs w:val="18"/>
+        </w:rPr>
+      </w:pPr>
+      <w:r>
+        <w:rPr>
+          <w:rFonts w:cs="DejaVu Sans Mono" w:ascii="DejaVu Sans Mono" w:hAnsi="DejaVu Sans Mono"/>
+          <w:sz w:val="18"/>
+          <w:szCs w:val="18"/>
+        </w:rPr>
+      </w:r>
+    </w:p>
+    <w:p>
+      <w:pPr>
+        <w:pStyle w:val="BodyText"/>
+        <w:bidi w:val="0"/>
+        <w:spacing w:lineRule="auto" w:line="240" w:before="0" w:after="0"/>
+        <w:jc w:val="start"/>
+        <w:rPr>
+          <w:rFonts w:ascii="DejaVu Sans Mono" w:hAnsi="DejaVu Sans Mono" w:cs="DejaVu Sans Mono"/>
+          <w:sz w:val="18"/>
+          <w:szCs w:val="18"/>
+        </w:rPr>
+      </w:pPr>
+      <w:r>
+        <w:rPr>
+          <w:rFonts w:cs="DejaVu Sans Mono" w:ascii="DejaVu Sans Mono" w:hAnsi="DejaVu Sans Mono"/>
+          <w:b/>
+          <w:bCs/>
+          <w:sz w:val="18"/>
+          <w:szCs w:val="18"/>
+        </w:rPr>
+        <w:t xml:space="preserve">NOTE: </w:t>
+      </w:r>
+      <w:r>
+        <w:rPr>
+          <w:rFonts w:cs="DejaVu Sans Mono" w:ascii="DejaVu Sans Mono" w:hAnsi="DejaVu Sans Mono"/>
+          <w:sz w:val="18"/>
+          <w:szCs w:val="18"/>
+        </w:rPr>
+        <w:t xml:space="preserve">property x-mitre-detection-strategy.x_mitre_analytic_refs is a list of x-mitre-analytic IDs that should be used to define the </w:t>
+      </w:r>
+      <w:r>
+        <w:rPr>
+          <w:rFonts w:cs="DejaVu Sans Mono" w:ascii="DejaVu Sans Mono" w:hAnsi="DejaVu Sans Mono"/>
+          <w:b/>
+          <w:bCs/>
+          <w:sz w:val="18"/>
+          <w:szCs w:val="18"/>
+        </w:rPr>
+        <w:t>x-mitre-detection-strategy -  implemented_by - x-mitre-analytic</w:t>
+      </w:r>
+      <w:r>
+        <w:rPr>
+          <w:rFonts w:cs="DejaVu Sans Mono" w:ascii="DejaVu Sans Mono" w:hAnsi="DejaVu Sans Mono"/>
+          <w:sz w:val="18"/>
+          <w:szCs w:val="18"/>
+        </w:rPr>
+        <w:t xml:space="preserve"> relationship.</w:t>
+      </w:r>
+    </w:p>
+    <w:p>
+      <w:pPr>
+        <w:pStyle w:val="BodyText"/>
+        <w:bidi w:val="0"/>
+        <w:spacing w:lineRule="auto" w:line="240" w:before="0" w:after="0"/>
+        <w:jc w:val="start"/>
+        <w:rPr>
+          <w:rFonts w:ascii="DejaVu Sans Mono" w:hAnsi="DejaVu Sans Mono" w:cs="DejaVu Sans Mono"/>
+          <w:sz w:val="18"/>
+          <w:szCs w:val="18"/>
+        </w:rPr>
+      </w:pPr>
+      <w:r>
+        <w:rPr>
+          <w:rFonts w:cs="DejaVu Sans Mono" w:ascii="DejaVu Sans Mono" w:hAnsi="DejaVu Sans Mono"/>
+          <w:sz w:val="18"/>
+          <w:szCs w:val="18"/>
+        </w:rPr>
+      </w:r>
+    </w:p>
+    <w:p>
+      <w:pPr>
+        <w:pStyle w:val="BodyText"/>
+        <w:bidi w:val="0"/>
+        <w:spacing w:lineRule="auto" w:line="240" w:before="0" w:after="0"/>
+        <w:jc w:val="start"/>
+        <w:rPr>
+          <w:rFonts w:ascii="DejaVu Sans Mono" w:hAnsi="DejaVu Sans Mono" w:cs="DejaVu Sans Mono"/>
+          <w:sz w:val="18"/>
+          <w:szCs w:val="18"/>
+        </w:rPr>
+      </w:pPr>
+      <w:r>
+        <w:rPr>
+          <w:rFonts w:cs="DejaVu Sans Mono" w:ascii="DejaVu Sans Mono" w:hAnsi="DejaVu Sans Mono"/>
+          <w:sz w:val="18"/>
+          <w:szCs w:val="18"/>
+        </w:rPr>
+      </w:r>
+    </w:p>
+    <w:p>
+      <w:pPr>
+        <w:pStyle w:val="BodyText"/>
+        <w:bidi w:val="0"/>
+        <w:spacing w:lineRule="auto" w:line="240" w:before="0" w:after="0"/>
+        <w:jc w:val="start"/>
+        <w:rPr>
+          <w:rFonts w:ascii="DejaVu Sans Mono" w:hAnsi="DejaVu Sans Mono" w:cs="DejaVu Sans Mono"/>
+          <w:sz w:val="18"/>
+          <w:szCs w:val="18"/>
+          <w:shd w:fill="auto" w:val="clear"/>
+        </w:rPr>
+      </w:pPr>
+      <w:r>
+        <w:rPr>
+          <w:rFonts w:cs="DejaVu Sans Mono" w:ascii="DejaVu Sans Mono" w:hAnsi="DejaVu Sans Mono"/>
+          <w:sz w:val="18"/>
+          <w:szCs w:val="18"/>
+          <w:shd w:fill="auto" w:val="clear"/>
+        </w:rPr>
+        <w:t>x-mitre-tactic: tactic</w:t>
+      </w:r>
+    </w:p>
+    <w:p>
+      <w:pPr>
+        <w:pStyle w:val="BodyText"/>
+        <w:bidi w:val="0"/>
+        <w:spacing w:lineRule="auto" w:line="240" w:before="0" w:after="0"/>
+        <w:jc w:val="start"/>
+        <w:rPr>
+          <w:rFonts w:ascii="DejaVu Sans Mono" w:hAnsi="DejaVu Sans Mono" w:cs="DejaVu Sans Mono"/>
+          <w:sz w:val="18"/>
+          <w:szCs w:val="18"/>
+        </w:rPr>
+      </w:pPr>
+      <w:r>
+        <w:rPr>
+          <w:rFonts w:cs="DejaVu Sans Mono" w:ascii="DejaVu Sans Mono" w:hAnsi="DejaVu Sans Mono"/>
+          <w:sz w:val="18"/>
+          <w:szCs w:val="18"/>
+          <w:shd w:fill="auto" w:val="clear"/>
+        </w:rPr>
+        <w:t xml:space="preserve">properties: created, description, external_references, id, mitre_id, modified, name, type, x_mitre_deprecated, x_mitre_domains, x_mitre_shortname, x_mitre_version,  x_mitre_attack_spec_version     </w:t>
+      </w:r>
+      <w:r>
+        <w:rPr>
+          <w:rFonts w:cs="DejaVu Sans Mono" w:ascii="DejaVu Sans Mono" w:hAnsi="DejaVu Sans Mono"/>
+          <w:sz w:val="18"/>
+          <w:szCs w:val="18"/>
+        </w:rPr>
+        <w:t xml:space="preserve">                         </w:t>
+      </w:r>
+    </w:p>
+    <w:p>
+      <w:pPr>
+        <w:pStyle w:val="BodyText"/>
+        <w:bidi w:val="0"/>
+        <w:spacing w:lineRule="auto" w:line="240" w:before="0" w:after="0"/>
+        <w:jc w:val="start"/>
+        <w:rPr>
+          <w:rFonts w:ascii="DejaVu Sans Mono" w:hAnsi="DejaVu Sans Mono" w:cs="DejaVu Sans Mono"/>
+          <w:sz w:val="18"/>
+          <w:szCs w:val="18"/>
+        </w:rPr>
+      </w:pPr>
+      <w:r>
+        <w:rPr>
+          <w:rFonts w:cs="DejaVu Sans Mono" w:ascii="DejaVu Sans Mono" w:hAnsi="DejaVu Sans Mono"/>
+          <w:sz w:val="18"/>
+          <w:szCs w:val="18"/>
+        </w:rPr>
+      </w:r>
+    </w:p>
+    <w:p>
+      <w:pPr>
+        <w:pStyle w:val="BodyText"/>
+        <w:bidi w:val="0"/>
+        <w:spacing w:lineRule="auto" w:line="240" w:before="0" w:after="0"/>
+        <w:jc w:val="start"/>
+        <w:rPr>
+          <w:rFonts w:ascii="DejaVu Sans Mono" w:hAnsi="DejaVu Sans Mono" w:cs="DejaVu Sans Mono"/>
+          <w:sz w:val="18"/>
+          <w:szCs w:val="18"/>
+        </w:rPr>
+      </w:pPr>
+      <w:r>
+        <w:rPr>
+          <w:rFonts w:cs="DejaVu Sans Mono" w:ascii="DejaVu Sans Mono" w:hAnsi="DejaVu Sans Mono"/>
+          <w:sz w:val="18"/>
+          <w:szCs w:val="18"/>
+        </w:rPr>
+      </w:r>
+    </w:p>
+    <w:p>
+      <w:pPr>
+        <w:pStyle w:val="BodyText"/>
+        <w:bidi w:val="0"/>
+        <w:spacing w:lineRule="auto" w:line="240" w:before="0" w:after="0"/>
+        <w:jc w:val="start"/>
+        <w:rPr>
+          <w:rFonts w:ascii="DejaVu Sans Mono" w:hAnsi="DejaVu Sans Mono" w:cs="DejaVu Sans Mono"/>
+          <w:sz w:val="18"/>
+          <w:szCs w:val="18"/>
+        </w:rPr>
+      </w:pPr>
+      <w:r>
+        <w:rPr>
+          <w:rFonts w:cs="DejaVu Sans Mono" w:ascii="DejaVu Sans Mono" w:hAnsi="DejaVu Sans Mono"/>
+          <w:sz w:val="18"/>
+          <w:szCs w:val="18"/>
+        </w:rPr>
+      </w:r>
+    </w:p>
+    <w:p>
+      <w:pPr>
+        <w:pStyle w:val="BodyText"/>
+        <w:bidi w:val="0"/>
+        <w:spacing w:lineRule="auto" w:line="240" w:before="0" w:after="0"/>
+        <w:jc w:val="start"/>
+        <w:rPr>
+          <w:rFonts w:ascii="DejaVu Sans Mono" w:hAnsi="DejaVu Sans Mono" w:cs="DejaVu Sans Mono"/>
+          <w:sz w:val="18"/>
+          <w:szCs w:val="18"/>
+        </w:rPr>
+      </w:pPr>
+      <w:r>
+        <w:rPr>
+          <w:rFonts w:cs="DejaVu Sans Mono" w:ascii="DejaVu Sans Mono" w:hAnsi="DejaVu Sans Mono"/>
+          <w:sz w:val="18"/>
+          <w:szCs w:val="18"/>
+        </w:rPr>
+      </w:r>
+    </w:p>
+    <w:p>
+      <w:pPr>
+        <w:pStyle w:val="Heading2"/>
+        <w:numPr>
+          <w:ilvl w:val="1"/>
+          <w:numId w:val="1"/>
+        </w:numPr>
+        <w:ind w:hanging="0" w:start="0"/>
+        <w:rPr/>
+      </w:pPr>
+      <w:r>
+        <w:rPr/>
+        <w:t>ATT&amp;CK Edges</w:t>
+      </w:r>
+    </w:p>
+    <w:p>
+      <w:pPr>
+        <w:pStyle w:val="Heading3"/>
+        <w:numPr>
+          <w:ilvl w:val="2"/>
+          <w:numId w:val="1"/>
+        </w:numPr>
+        <w:ind w:hanging="0" w:start="0"/>
+        <w:rPr/>
+      </w:pPr>
+      <w:r>
+        <w:rPr/>
+        <w:t>Edge Property Types</w:t>
+      </w:r>
+    </w:p>
+    <w:p>
+      <w:pPr>
+        <w:pStyle w:val="BodyText"/>
+        <w:bidi w:val="0"/>
+        <w:rPr/>
+      </w:pPr>
+      <w:r>
+        <w:rPr/>
+      </w:r>
+    </w:p>
+    <w:p>
+      <w:pPr>
+        <w:pStyle w:val="BodyText"/>
+        <w:bidi w:val="0"/>
+        <w:rPr>
+          <w:rFonts w:ascii="DejaVu Sans Mono" w:hAnsi="DejaVu Sans Mono" w:cs="DejaVu Sans Mono"/>
+          <w:sz w:val="18"/>
+          <w:szCs w:val="18"/>
+        </w:rPr>
+      </w:pPr>
+      <w:r>
+        <w:rPr/>
+        <w:t>This is a repeat of the same type map:</w:t>
+      </w:r>
+    </w:p>
+    <w:p>
+      <w:pPr>
+        <w:pStyle w:val="Normal"/>
+        <w:spacing w:lineRule="auto" w:line="240" w:before="0" w:after="0"/>
+        <w:jc w:val="start"/>
+        <w:rPr>
+          <w:rFonts w:ascii="DejaVu Sans Mono" w:hAnsi="DejaVu Sans Mono" w:cs="DejaVu Sans Mono"/>
+          <w:sz w:val="18"/>
+          <w:szCs w:val="18"/>
+        </w:rPr>
+      </w:pPr>
+      <w:r>
+        <w:rPr>
+          <w:rFonts w:cs="DejaVu Sans Mono" w:ascii="DejaVu Sans Mono" w:hAnsi="DejaVu Sans Mono"/>
+          <w:sz w:val="18"/>
+          <w:szCs w:val="18"/>
+        </w:rPr>
+        <w:t>0: str</w:t>
+      </w:r>
+    </w:p>
+    <w:p>
+      <w:pPr>
+        <w:pStyle w:val="Normal"/>
+        <w:spacing w:lineRule="auto" w:line="240" w:before="0" w:after="0"/>
+        <w:jc w:val="start"/>
+        <w:rPr>
+          <w:rFonts w:ascii="DejaVu Sans Mono" w:hAnsi="DejaVu Sans Mono" w:cs="DejaVu Sans Mono"/>
+          <w:sz w:val="18"/>
+          <w:szCs w:val="18"/>
+        </w:rPr>
+      </w:pPr>
+      <w:r>
+        <w:rPr>
+          <w:rFonts w:cs="DejaVu Sans Mono" w:ascii="DejaVu Sans Mono" w:hAnsi="DejaVu Sans Mono"/>
+          <w:sz w:val="18"/>
+          <w:szCs w:val="18"/>
+        </w:rPr>
+        <w:t>1: bool</w:t>
+      </w:r>
+    </w:p>
+    <w:p>
+      <w:pPr>
+        <w:pStyle w:val="Normal"/>
+        <w:spacing w:lineRule="auto" w:line="240" w:before="0" w:after="0"/>
+        <w:jc w:val="start"/>
+        <w:rPr>
+          <w:rFonts w:ascii="DejaVu Sans Mono" w:hAnsi="DejaVu Sans Mono" w:cs="DejaVu Sans Mono"/>
+          <w:sz w:val="18"/>
+          <w:szCs w:val="18"/>
+        </w:rPr>
+      </w:pPr>
+      <w:r>
+        <w:rPr>
+          <w:rFonts w:cs="DejaVu Sans Mono" w:ascii="DejaVu Sans Mono" w:hAnsi="DejaVu Sans Mono"/>
+          <w:sz w:val="18"/>
+          <w:szCs w:val="18"/>
+        </w:rPr>
+        <w:t>2: datetime</w:t>
+      </w:r>
+    </w:p>
+    <w:p>
+      <w:pPr>
+        <w:pStyle w:val="Normal"/>
+        <w:spacing w:lineRule="auto" w:line="240" w:before="0" w:after="0"/>
+        <w:jc w:val="start"/>
+        <w:rPr>
+          <w:rFonts w:ascii="DejaVu Sans Mono" w:hAnsi="DejaVu Sans Mono" w:cs="DejaVu Sans Mono"/>
+          <w:sz w:val="18"/>
+          <w:szCs w:val="18"/>
+        </w:rPr>
+      </w:pPr>
+      <w:r>
+        <w:rPr>
+          <w:rFonts w:cs="DejaVu Sans Mono" w:ascii="DejaVu Sans Mono" w:hAnsi="DejaVu Sans Mono"/>
+          <w:sz w:val="18"/>
+          <w:szCs w:val="18"/>
+        </w:rPr>
+        <w:t>3: list</w:t>
+      </w:r>
+    </w:p>
+    <w:p>
+      <w:pPr>
+        <w:pStyle w:val="Normal"/>
+        <w:spacing w:lineRule="auto" w:line="240" w:before="0" w:after="0"/>
+        <w:jc w:val="start"/>
+        <w:rPr>
+          <w:rFonts w:ascii="DejaVu Sans Mono" w:hAnsi="DejaVu Sans Mono" w:cs="DejaVu Sans Mono"/>
+          <w:sz w:val="18"/>
+          <w:szCs w:val="18"/>
+        </w:rPr>
+      </w:pPr>
+      <w:r>
+        <w:rPr>
+          <w:rFonts w:cs="DejaVu Sans Mono" w:ascii="DejaVu Sans Mono" w:hAnsi="DejaVu Sans Mono"/>
+          <w:sz w:val="18"/>
+          <w:szCs w:val="18"/>
+        </w:rPr>
+        <w:t xml:space="preserve">4: json </w:t>
+      </w:r>
+    </w:p>
+    <w:p>
+      <w:pPr>
+        <w:pStyle w:val="Normal"/>
+        <w:bidi w:val="0"/>
+        <w:jc w:val="start"/>
+        <w:rPr/>
+      </w:pPr>
+      <w:r>
+        <w:rPr/>
+      </w:r>
+    </w:p>
+    <w:p>
+      <w:pPr>
+        <w:pStyle w:val="BodyText"/>
+        <w:bidi w:val="0"/>
+        <w:rPr/>
+      </w:pPr>
+      <w:r>
+        <w:rPr/>
+        <w:t>All relationships have the same properties and the following subset with their type mapping need to be imported:</w:t>
+      </w:r>
+    </w:p>
+    <w:p>
+      <w:pPr>
+        <w:pStyle w:val="BodyText"/>
+        <w:bidi w:val="0"/>
+        <w:spacing w:lineRule="auto" w:line="240" w:before="0" w:after="0"/>
+        <w:jc w:val="start"/>
+        <w:rPr/>
+      </w:pPr>
+      <w:r>
+        <w:rPr/>
+      </w:r>
+    </w:p>
+    <w:p>
+      <w:pPr>
+        <w:pStyle w:val="Normal"/>
+        <w:bidi w:val="0"/>
+        <w:spacing w:lineRule="auto" w:line="240" w:before="0" w:after="0"/>
+        <w:jc w:val="start"/>
+        <w:rPr>
+          <w:rFonts w:ascii="DejaVu Sans Mono" w:hAnsi="DejaVu Sans Mono" w:cs="DejaVu Sans Mono"/>
+          <w:sz w:val="18"/>
+          <w:szCs w:val="18"/>
+        </w:rPr>
+      </w:pPr>
+      <w:r>
+        <w:rPr>
+          <w:rFonts w:cs="DejaVu Sans Mono" w:ascii="DejaVu Sans Mono" w:hAnsi="DejaVu Sans Mono"/>
+          <w:sz w:val="18"/>
+          <w:szCs w:val="18"/>
+        </w:rPr>
+        <w:t>created/2, description/0, modified/2, relationship_type/0, x_mitre_deprecated/1</w:t>
+      </w:r>
+    </w:p>
+    <w:p>
+      <w:pPr>
+        <w:pStyle w:val="BodyText"/>
+        <w:bidi w:val="0"/>
+        <w:rPr/>
+      </w:pPr>
+      <w:r>
+        <w:rPr/>
+      </w:r>
+    </w:p>
+    <w:p>
+      <w:pPr>
+        <w:pStyle w:val="BodyText"/>
+        <w:bidi w:val="0"/>
+        <w:rPr>
+          <w:rFonts w:ascii="DejaVu Sans Mono" w:hAnsi="DejaVu Sans Mono" w:cs="DejaVu Sans Mono"/>
+          <w:sz w:val="18"/>
+          <w:szCs w:val="18"/>
+        </w:rPr>
+      </w:pPr>
+      <w:r>
+        <w:rPr/>
+        <w:t>This is the list of relationships:</w:t>
+      </w:r>
+    </w:p>
+    <w:p>
+      <w:pPr>
+        <w:pStyle w:val="BodyText"/>
+        <w:bidi w:val="0"/>
+        <w:spacing w:lineRule="auto" w:line="240" w:before="0" w:after="0"/>
+        <w:jc w:val="start"/>
+        <w:rPr>
+          <w:rFonts w:ascii="DejaVu Sans Mono" w:hAnsi="DejaVu Sans Mono" w:cs="DejaVu Sans Mono"/>
+          <w:sz w:val="18"/>
+          <w:szCs w:val="18"/>
+        </w:rPr>
+      </w:pPr>
+      <w:r>
+        <w:rPr>
+          <w:rFonts w:cs="DejaVu Sans Mono" w:ascii="DejaVu Sans Mono" w:hAnsi="DejaVu Sans Mono"/>
+          <w:sz w:val="18"/>
+          <w:szCs w:val="18"/>
+        </w:rPr>
+        <w:t>attack-pattern revoked-by attack-pattern</w:t>
+      </w:r>
+    </w:p>
+    <w:p>
+      <w:pPr>
+        <w:pStyle w:val="BodyText"/>
+        <w:bidi w:val="0"/>
+        <w:spacing w:lineRule="auto" w:line="240" w:before="0" w:after="0"/>
+        <w:jc w:val="start"/>
+        <w:rPr>
+          <w:rFonts w:ascii="DejaVu Sans Mono" w:hAnsi="DejaVu Sans Mono" w:cs="DejaVu Sans Mono"/>
+          <w:sz w:val="18"/>
+          <w:szCs w:val="18"/>
+        </w:rPr>
+      </w:pPr>
+      <w:r>
+        <w:rPr>
+          <w:rFonts w:cs="DejaVu Sans Mono" w:ascii="DejaVu Sans Mono" w:hAnsi="DejaVu Sans Mono"/>
+          <w:sz w:val="18"/>
+          <w:szCs w:val="18"/>
+        </w:rPr>
+        <w:t>attack-pattern subtechnique-of attack-pattern</w:t>
+      </w:r>
+    </w:p>
+    <w:p>
+      <w:pPr>
+        <w:pStyle w:val="BodyText"/>
+        <w:bidi w:val="0"/>
+        <w:spacing w:lineRule="auto" w:line="240" w:before="0" w:after="0"/>
+        <w:jc w:val="start"/>
+        <w:rPr>
+          <w:rFonts w:ascii="DejaVu Sans Mono" w:hAnsi="DejaVu Sans Mono" w:cs="DejaVu Sans Mono"/>
+          <w:sz w:val="18"/>
+          <w:szCs w:val="18"/>
+        </w:rPr>
+      </w:pPr>
+      <w:r>
+        <w:rPr>
+          <w:rFonts w:cs="DejaVu Sans Mono" w:ascii="DejaVu Sans Mono" w:hAnsi="DejaVu Sans Mono"/>
+          <w:sz w:val="18"/>
+          <w:szCs w:val="18"/>
+        </w:rPr>
+        <w:t>campaign attributed-to intrusion-set</w:t>
+      </w:r>
+    </w:p>
+    <w:p>
+      <w:pPr>
+        <w:pStyle w:val="BodyText"/>
+        <w:bidi w:val="0"/>
+        <w:spacing w:lineRule="auto" w:line="240" w:before="0" w:after="0"/>
+        <w:jc w:val="start"/>
+        <w:rPr>
+          <w:rFonts w:ascii="DejaVu Sans Mono" w:hAnsi="DejaVu Sans Mono" w:cs="DejaVu Sans Mono"/>
+          <w:sz w:val="18"/>
+          <w:szCs w:val="18"/>
+        </w:rPr>
+      </w:pPr>
+      <w:r>
+        <w:rPr>
+          <w:rFonts w:cs="DejaVu Sans Mono" w:ascii="DejaVu Sans Mono" w:hAnsi="DejaVu Sans Mono"/>
+          <w:sz w:val="18"/>
+          <w:szCs w:val="18"/>
+        </w:rPr>
+        <w:t>campaign uses attack-pattern</w:t>
+      </w:r>
+    </w:p>
+    <w:p>
+      <w:pPr>
+        <w:pStyle w:val="BodyText"/>
+        <w:bidi w:val="0"/>
+        <w:spacing w:lineRule="auto" w:line="240" w:before="0" w:after="0"/>
+        <w:jc w:val="start"/>
+        <w:rPr>
+          <w:rFonts w:ascii="DejaVu Sans Mono" w:hAnsi="DejaVu Sans Mono" w:cs="DejaVu Sans Mono"/>
+          <w:sz w:val="18"/>
+          <w:szCs w:val="18"/>
+        </w:rPr>
+      </w:pPr>
+      <w:r>
+        <w:rPr>
+          <w:rFonts w:cs="DejaVu Sans Mono" w:ascii="DejaVu Sans Mono" w:hAnsi="DejaVu Sans Mono"/>
+          <w:sz w:val="18"/>
+          <w:szCs w:val="18"/>
+        </w:rPr>
+        <w:t>campaign uses malware</w:t>
+      </w:r>
+    </w:p>
+    <w:p>
+      <w:pPr>
+        <w:pStyle w:val="BodyText"/>
+        <w:bidi w:val="0"/>
+        <w:spacing w:lineRule="auto" w:line="240" w:before="0" w:after="0"/>
+        <w:jc w:val="start"/>
+        <w:rPr>
+          <w:rFonts w:ascii="DejaVu Sans Mono" w:hAnsi="DejaVu Sans Mono" w:cs="DejaVu Sans Mono"/>
+          <w:sz w:val="18"/>
+          <w:szCs w:val="18"/>
+        </w:rPr>
+      </w:pPr>
+      <w:r>
+        <w:rPr>
+          <w:rFonts w:cs="DejaVu Sans Mono" w:ascii="DejaVu Sans Mono" w:hAnsi="DejaVu Sans Mono"/>
+          <w:sz w:val="18"/>
+          <w:szCs w:val="18"/>
+        </w:rPr>
+        <w:t>campaign uses tool</w:t>
+      </w:r>
+    </w:p>
+    <w:p>
+      <w:pPr>
+        <w:pStyle w:val="BodyText"/>
+        <w:bidi w:val="0"/>
+        <w:spacing w:lineRule="auto" w:line="240" w:before="0" w:after="0"/>
+        <w:jc w:val="start"/>
+        <w:rPr>
+          <w:rFonts w:ascii="DejaVu Sans Mono" w:hAnsi="DejaVu Sans Mono" w:cs="DejaVu Sans Mono"/>
+          <w:sz w:val="18"/>
+          <w:szCs w:val="18"/>
+        </w:rPr>
+      </w:pPr>
+      <w:r>
+        <w:rPr>
+          <w:rFonts w:cs="DejaVu Sans Mono" w:ascii="DejaVu Sans Mono" w:hAnsi="DejaVu Sans Mono"/>
+          <w:sz w:val="18"/>
+          <w:szCs w:val="18"/>
+        </w:rPr>
+        <w:t>course-of-action mitigates attack-pattern</w:t>
+      </w:r>
+    </w:p>
+    <w:p>
+      <w:pPr>
+        <w:pStyle w:val="BodyText"/>
+        <w:bidi w:val="0"/>
+        <w:spacing w:lineRule="auto" w:line="240" w:before="0" w:after="0"/>
+        <w:jc w:val="start"/>
+        <w:rPr>
+          <w:rFonts w:ascii="DejaVu Sans Mono" w:hAnsi="DejaVu Sans Mono" w:cs="DejaVu Sans Mono"/>
+          <w:sz w:val="18"/>
+          <w:szCs w:val="18"/>
+        </w:rPr>
+      </w:pPr>
+      <w:r>
+        <w:rPr>
+          <w:rFonts w:cs="DejaVu Sans Mono" w:ascii="DejaVu Sans Mono" w:hAnsi="DejaVu Sans Mono"/>
+          <w:sz w:val="18"/>
+          <w:szCs w:val="18"/>
+        </w:rPr>
+        <w:t>intrusion-set revoked-by intrusion-set</w:t>
+      </w:r>
+    </w:p>
+    <w:p>
+      <w:pPr>
+        <w:pStyle w:val="BodyText"/>
+        <w:bidi w:val="0"/>
+        <w:spacing w:lineRule="auto" w:line="240" w:before="0" w:after="0"/>
+        <w:jc w:val="start"/>
+        <w:rPr>
+          <w:rFonts w:ascii="DejaVu Sans Mono" w:hAnsi="DejaVu Sans Mono" w:cs="DejaVu Sans Mono"/>
+          <w:sz w:val="18"/>
+          <w:szCs w:val="18"/>
+        </w:rPr>
+      </w:pPr>
+      <w:r>
+        <w:rPr>
+          <w:rFonts w:cs="DejaVu Sans Mono" w:ascii="DejaVu Sans Mono" w:hAnsi="DejaVu Sans Mono"/>
+          <w:sz w:val="18"/>
+          <w:szCs w:val="18"/>
+        </w:rPr>
+        <w:t>intrusion-set uses attack-pattern</w:t>
+      </w:r>
+    </w:p>
+    <w:p>
+      <w:pPr>
+        <w:pStyle w:val="BodyText"/>
+        <w:bidi w:val="0"/>
+        <w:spacing w:lineRule="auto" w:line="240" w:before="0" w:after="0"/>
+        <w:jc w:val="start"/>
+        <w:rPr>
+          <w:rFonts w:ascii="DejaVu Sans Mono" w:hAnsi="DejaVu Sans Mono" w:cs="DejaVu Sans Mono"/>
+          <w:sz w:val="18"/>
+          <w:szCs w:val="18"/>
+        </w:rPr>
+      </w:pPr>
+      <w:r>
+        <w:rPr>
+          <w:rFonts w:cs="DejaVu Sans Mono" w:ascii="DejaVu Sans Mono" w:hAnsi="DejaVu Sans Mono"/>
+          <w:sz w:val="18"/>
+          <w:szCs w:val="18"/>
+        </w:rPr>
+        <w:t>intrusion-set uses malware</w:t>
+      </w:r>
+    </w:p>
+    <w:p>
+      <w:pPr>
+        <w:pStyle w:val="BodyText"/>
+        <w:bidi w:val="0"/>
+        <w:spacing w:lineRule="auto" w:line="240" w:before="0" w:after="0"/>
+        <w:jc w:val="start"/>
+        <w:rPr>
+          <w:rFonts w:ascii="DejaVu Sans Mono" w:hAnsi="DejaVu Sans Mono" w:cs="DejaVu Sans Mono"/>
+          <w:sz w:val="18"/>
+          <w:szCs w:val="18"/>
+        </w:rPr>
+      </w:pPr>
+      <w:r>
+        <w:rPr>
+          <w:rFonts w:cs="DejaVu Sans Mono" w:ascii="DejaVu Sans Mono" w:hAnsi="DejaVu Sans Mono"/>
+          <w:sz w:val="18"/>
+          <w:szCs w:val="18"/>
+        </w:rPr>
+        <w:t>intrusion-set uses tool</w:t>
+      </w:r>
+    </w:p>
+    <w:p>
+      <w:pPr>
+        <w:pStyle w:val="BodyText"/>
+        <w:bidi w:val="0"/>
+        <w:spacing w:lineRule="auto" w:line="240" w:before="0" w:after="0"/>
+        <w:jc w:val="start"/>
+        <w:rPr>
+          <w:rFonts w:ascii="DejaVu Sans Mono" w:hAnsi="DejaVu Sans Mono" w:cs="DejaVu Sans Mono"/>
+          <w:sz w:val="18"/>
+          <w:szCs w:val="18"/>
+        </w:rPr>
+      </w:pPr>
+      <w:r>
+        <w:rPr>
+          <w:rFonts w:cs="DejaVu Sans Mono" w:ascii="DejaVu Sans Mono" w:hAnsi="DejaVu Sans Mono"/>
+          <w:sz w:val="18"/>
+          <w:szCs w:val="18"/>
+        </w:rPr>
+        <w:t>malware revoked-by malware</w:t>
+      </w:r>
+    </w:p>
+    <w:p>
+      <w:pPr>
+        <w:pStyle w:val="BodyText"/>
+        <w:bidi w:val="0"/>
+        <w:spacing w:lineRule="auto" w:line="240" w:before="0" w:after="0"/>
+        <w:jc w:val="start"/>
+        <w:rPr>
+          <w:rFonts w:ascii="DejaVu Sans Mono" w:hAnsi="DejaVu Sans Mono" w:cs="DejaVu Sans Mono"/>
+          <w:sz w:val="18"/>
+          <w:szCs w:val="18"/>
+        </w:rPr>
+      </w:pPr>
+      <w:r>
+        <w:rPr>
+          <w:rFonts w:cs="DejaVu Sans Mono" w:ascii="DejaVu Sans Mono" w:hAnsi="DejaVu Sans Mono"/>
+          <w:sz w:val="18"/>
+          <w:szCs w:val="18"/>
+        </w:rPr>
+        <w:t>malware revoked-by tool</w:t>
+      </w:r>
+    </w:p>
+    <w:p>
+      <w:pPr>
+        <w:pStyle w:val="BodyText"/>
+        <w:bidi w:val="0"/>
+        <w:spacing w:lineRule="auto" w:line="240" w:before="0" w:after="0"/>
+        <w:jc w:val="start"/>
+        <w:rPr>
+          <w:rFonts w:ascii="DejaVu Sans Mono" w:hAnsi="DejaVu Sans Mono" w:cs="DejaVu Sans Mono"/>
+          <w:sz w:val="18"/>
+          <w:szCs w:val="18"/>
+        </w:rPr>
+      </w:pPr>
+      <w:r>
+        <w:rPr>
+          <w:rFonts w:cs="DejaVu Sans Mono" w:ascii="DejaVu Sans Mono" w:hAnsi="DejaVu Sans Mono"/>
+          <w:sz w:val="18"/>
+          <w:szCs w:val="18"/>
+        </w:rPr>
+        <w:t>malware uses attack-pattern</w:t>
+      </w:r>
+    </w:p>
+    <w:p>
+      <w:pPr>
+        <w:pStyle w:val="BodyText"/>
+        <w:bidi w:val="0"/>
+        <w:spacing w:lineRule="auto" w:line="240" w:before="0" w:after="0"/>
+        <w:jc w:val="start"/>
+        <w:rPr>
+          <w:rFonts w:ascii="DejaVu Sans Mono" w:hAnsi="DejaVu Sans Mono" w:cs="DejaVu Sans Mono"/>
+          <w:sz w:val="18"/>
+          <w:szCs w:val="18"/>
+        </w:rPr>
+      </w:pPr>
+      <w:r>
+        <w:rPr>
+          <w:rFonts w:cs="DejaVu Sans Mono" w:ascii="DejaVu Sans Mono" w:hAnsi="DejaVu Sans Mono"/>
+          <w:sz w:val="18"/>
+          <w:szCs w:val="18"/>
+        </w:rPr>
+        <w:t>tool uses attack-pattern</w:t>
+      </w:r>
+    </w:p>
+    <w:p>
+      <w:pPr>
+        <w:pStyle w:val="BodyText"/>
+        <w:bidi w:val="0"/>
+        <w:spacing w:lineRule="auto" w:line="240" w:before="0" w:after="0"/>
+        <w:jc w:val="start"/>
+        <w:rPr>
+          <w:rFonts w:ascii="DejaVu Sans Mono" w:hAnsi="DejaVu Sans Mono" w:eastAsia="Noto Serif CJK SC" w:cs="DejaVu Sans Mono"/>
+          <w:color w:val="000000"/>
+          <w:kern w:val="2"/>
+          <w:sz w:val="18"/>
+          <w:szCs w:val="18"/>
+          <w:shd w:fill="auto" w:val="clear"/>
+          <w:lang w:val="en-US" w:eastAsia="zh-CN" w:bidi="hi-IN"/>
+        </w:rPr>
+      </w:pPr>
+      <w:r>
+        <w:rPr>
+          <w:rFonts w:cs="DejaVu Sans Mono" w:ascii="DejaVu Sans Mono" w:hAnsi="DejaVu Sans Mono"/>
+          <w:strike/>
+          <w:sz w:val="18"/>
+          <w:szCs w:val="18"/>
+        </w:rPr>
+        <w:t>x-mitre-data-component detects attack-pattern</w:t>
+      </w:r>
+    </w:p>
+    <w:p>
+      <w:pPr>
+        <w:pStyle w:val="BodyText"/>
+        <w:widowControl/>
+        <w:suppressAutoHyphens w:val="true"/>
+        <w:overflowPunct w:val="false"/>
+        <w:bidi w:val="0"/>
+        <w:spacing w:lineRule="auto" w:line="240" w:before="0" w:after="0"/>
+        <w:jc w:val="start"/>
+        <w:rPr>
+          <w:rFonts w:ascii="DejaVu Sans Mono" w:hAnsi="DejaVu Sans Mono" w:eastAsia="Noto Serif CJK SC" w:cs="DejaVu Sans Mono"/>
+          <w:color w:val="000000"/>
+          <w:kern w:val="2"/>
+          <w:sz w:val="18"/>
+          <w:szCs w:val="18"/>
+          <w:shd w:fill="auto" w:val="clear"/>
+          <w:lang w:val="en-US" w:eastAsia="zh-CN" w:bidi="hi-IN"/>
+        </w:rPr>
+      </w:pPr>
+      <w:r>
+        <w:rPr>
+          <w:rFonts w:eastAsia="Noto Serif CJK SC" w:cs="DejaVu Sans Mono" w:ascii="DejaVu Sans Mono" w:hAnsi="DejaVu Sans Mono"/>
+          <w:strike/>
+          <w:color w:val="000000"/>
+          <w:kern w:val="2"/>
+          <w:sz w:val="18"/>
+          <w:szCs w:val="18"/>
+          <w:shd w:fill="auto" w:val="clear"/>
+          <w:lang w:val="en-US" w:eastAsia="zh-CN" w:bidi="hi-IN"/>
+        </w:rPr>
+        <w:t>x-mitre-data-component belongs_to x-mitre-data-source</w:t>
+      </w:r>
+      <w:r>
+        <w:rPr>
+          <w:rFonts w:eastAsia="Noto Serif CJK SC" w:cs="DejaVu Sans Mono" w:ascii="DejaVu Sans Mono" w:hAnsi="DejaVu Sans Mono"/>
+          <w:color w:val="000000"/>
+          <w:kern w:val="2"/>
+          <w:sz w:val="18"/>
+          <w:szCs w:val="18"/>
+          <w:shd w:fill="auto" w:val="clear"/>
+          <w:lang w:val="en-US" w:eastAsia="zh-CN" w:bidi="hi-IN"/>
+        </w:rPr>
+        <w:t xml:space="preserve">  </w:t>
+      </w:r>
+    </w:p>
+    <w:p>
+      <w:pPr>
+        <w:pStyle w:val="BodyText"/>
+        <w:widowControl/>
+        <w:suppressAutoHyphens w:val="true"/>
+        <w:overflowPunct w:val="false"/>
+        <w:bidi w:val="0"/>
+        <w:spacing w:lineRule="auto" w:line="240" w:before="0" w:after="0"/>
+        <w:jc w:val="start"/>
+        <w:rPr/>
+      </w:pPr>
+      <w:r>
+        <w:rPr>
+          <w:rFonts w:eastAsia="Noto Serif CJK SC" w:cs="DejaVu Sans Mono" w:ascii="DejaVu Sans Mono" w:hAnsi="DejaVu Sans Mono"/>
+          <w:color w:val="000000"/>
+          <w:kern w:val="2"/>
+          <w:sz w:val="18"/>
+          <w:szCs w:val="18"/>
+          <w:shd w:fill="auto" w:val="clear"/>
+          <w:lang w:val="en-US" w:eastAsia="zh-CN" w:bidi="hi-IN"/>
+        </w:rPr>
+        <w:tab/>
+        <w:t xml:space="preserve"> </w:t>
+        <w:tab/>
+        <w:tab/>
+      </w:r>
+      <w:r>
+        <w:rPr>
+          <w:rFonts w:eastAsia="Noto Serif CJK SC" w:cs="DejaVu Sans Mono" w:ascii="DejaVu Sans Mono" w:hAnsi="DejaVu Sans Mono"/>
+          <w:b/>
+          <w:bCs/>
+          <w:color w:val="000000"/>
+          <w:kern w:val="2"/>
+          <w:sz w:val="18"/>
+          <w:szCs w:val="18"/>
+          <w:shd w:fill="auto" w:val="clear"/>
+          <w:lang w:val="en-US" w:eastAsia="zh-CN" w:bidi="hi-IN"/>
+        </w:rPr>
+        <w:t>NOTE: add no properties</w:t>
+      </w:r>
+    </w:p>
+    <w:p>
+      <w:pPr>
+        <w:pStyle w:val="BodyText"/>
+        <w:widowControl/>
+        <w:suppressAutoHyphens w:val="true"/>
+        <w:overflowPunct w:val="false"/>
+        <w:bidi w:val="0"/>
+        <w:spacing w:lineRule="auto" w:line="240" w:before="0" w:after="0"/>
+        <w:jc w:val="start"/>
+        <w:rPr>
+          <w:rFonts w:ascii="DejaVu Sans Mono" w:hAnsi="DejaVu Sans Mono" w:eastAsia="Noto Serif CJK SC" w:cs="DejaVu Sans Mono"/>
+          <w:color w:val="000000"/>
+          <w:kern w:val="2"/>
+          <w:sz w:val="18"/>
+          <w:szCs w:val="18"/>
+          <w:shd w:fill="auto" w:val="clear"/>
+          <w:lang w:val="en-US" w:eastAsia="zh-CN" w:bidi="hi-IN"/>
+        </w:rPr>
+      </w:pPr>
+      <w:r>
+        <w:rPr>
+          <w:rFonts w:eastAsia="Noto Serif CJK SC" w:cs="DejaVu Sans Mono" w:ascii="DejaVu Sans Mono" w:hAnsi="DejaVu Sans Mono"/>
+          <w:color w:val="000000"/>
+          <w:kern w:val="2"/>
+          <w:sz w:val="18"/>
+          <w:szCs w:val="18"/>
+          <w:shd w:fill="auto" w:val="clear"/>
+          <w:lang w:val="en-US" w:eastAsia="zh-CN" w:bidi="hi-IN"/>
+        </w:rPr>
+        <w:t>x-mitre-detection-strategy implemented_by x-mitre-analytic</w:t>
+        <w:tab/>
+        <w:tab/>
+      </w:r>
+      <w:r>
+        <w:rPr>
+          <w:rFonts w:eastAsia="Noto Serif CJK SC" w:cs="DejaVu Sans Mono" w:ascii="DejaVu Sans Mono" w:hAnsi="DejaVu Sans Mono"/>
+          <w:b/>
+          <w:bCs/>
+          <w:color w:val="000000"/>
+          <w:kern w:val="2"/>
+          <w:sz w:val="18"/>
+          <w:szCs w:val="18"/>
+          <w:shd w:fill="auto" w:val="clear"/>
+          <w:lang w:val="en-US" w:eastAsia="zh-CN" w:bidi="hi-IN"/>
+        </w:rPr>
+        <w:t>NOTE: add no properties</w:t>
+      </w:r>
+    </w:p>
+    <w:p>
+      <w:pPr>
+        <w:pStyle w:val="BodyText"/>
+        <w:widowControl/>
+        <w:suppressAutoHyphens w:val="true"/>
+        <w:overflowPunct w:val="false"/>
+        <w:bidi w:val="0"/>
+        <w:spacing w:lineRule="auto" w:line="240" w:before="0" w:after="0"/>
+        <w:jc w:val="start"/>
+        <w:rPr>
+          <w:rFonts w:ascii="DejaVu Sans Mono" w:hAnsi="DejaVu Sans Mono" w:eastAsia="Noto Serif CJK SC" w:cs="DejaVu Sans Mono"/>
+          <w:b w:val="false"/>
+          <w:bCs w:val="false"/>
+          <w:color w:val="000000"/>
+          <w:kern w:val="2"/>
+          <w:sz w:val="18"/>
+          <w:szCs w:val="18"/>
+          <w:shd w:fill="auto" w:val="clear"/>
+          <w:lang w:val="en-US" w:eastAsia="zh-CN" w:bidi="hi-IN"/>
+        </w:rPr>
+      </w:pPr>
+      <w:r>
+        <w:rPr>
+          <w:rFonts w:eastAsia="Noto Serif CJK SC" w:cs="DejaVu Sans Mono" w:ascii="DejaVu Sans Mono" w:hAnsi="DejaVu Sans Mono"/>
+          <w:b w:val="false"/>
+          <w:bCs w:val="false"/>
+          <w:color w:val="000000"/>
+          <w:kern w:val="2"/>
+          <w:sz w:val="18"/>
+          <w:szCs w:val="18"/>
+          <w:shd w:fill="auto" w:val="clear"/>
+          <w:lang w:val="en-US" w:eastAsia="zh-CN" w:bidi="hi-IN"/>
+        </w:rPr>
+        <w:t>x-mitre-detection-strategy detects attack-pattern</w:t>
+      </w:r>
+    </w:p>
+    <w:p>
+      <w:pPr>
+        <w:pStyle w:val="BodyText"/>
+        <w:bidi w:val="0"/>
+        <w:rPr/>
+      </w:pPr>
+      <w:r>
+        <w:rPr/>
+      </w:r>
+    </w:p>
+    <w:p>
+      <w:pPr>
+        <w:pStyle w:val="Heading3"/>
+        <w:numPr>
+          <w:ilvl w:val="2"/>
+          <w:numId w:val="1"/>
+        </w:numPr>
+        <w:ind w:hanging="0" w:start="0" w:end="0"/>
+        <w:rPr>
+          <w:rFonts w:ascii="LM Mono 12" w:hAnsi="LM Mono 12" w:cs="LM Mono 12"/>
+          <w:b/>
+          <w:bCs/>
           <w:sz w:val="24"/>
           <w:szCs w:val="24"/>
-          <w:lang w:val="en-US" w:eastAsia="zh-CN" w:bidi="hi-IN"/>
-        </w:rPr>
-      </w:pPr>
+        </w:rPr>
+      </w:pPr>
+      <w:r>
+        <w:rPr>
+          <w:b/>
+          <w:bCs/>
+          <w:sz w:val="28"/>
+          <w:szCs w:val="28"/>
+        </w:rPr>
+        <w:t>Unrepresented Relationship:</w:t>
+      </w:r>
+      <w:r>
+        <w:rPr>
+          <w:b/>
+          <w:bCs/>
+          <w:sz w:val="32"/>
+          <w:szCs w:val="32"/>
+        </w:rPr>
+        <w:t xml:space="preserve"> </w:t>
+      </w:r>
+    </w:p>
+    <w:p>
+      <w:pPr>
+        <w:pStyle w:val="BodyText"/>
+        <w:bidi w:val="0"/>
+        <w:jc w:val="start"/>
+        <w:rPr/>
+      </w:pPr>
+      <w:r>
+        <w:rPr>
+          <w:rFonts w:cs="LM Mono 12" w:ascii="LM Mono 12" w:hAnsi="LM Mono 12"/>
+          <w:b/>
+          <w:bCs/>
+          <w:sz w:val="24"/>
+          <w:szCs w:val="24"/>
+        </w:rPr>
+        <w:t>attack-pattern achieves x-mitre-tactic</w:t>
+      </w:r>
+      <w:r>
+        <w:rPr>
+          <w:rFonts w:cs="LM Mono 12" w:ascii="LM Mono 12" w:hAnsi="LM Mono 12"/>
+          <w:b/>
+          <w:bCs/>
+          <w:sz w:val="32"/>
+          <w:szCs w:val="32"/>
+        </w:rPr>
+        <w:t xml:space="preserve"> </w:t>
+      </w:r>
+    </w:p>
+    <w:p>
+      <w:pPr>
+        <w:pStyle w:val="BodyText"/>
+        <w:bidi w:val="0"/>
+        <w:spacing w:lineRule="auto" w:line="240" w:before="0" w:after="0"/>
+        <w:jc w:val="start"/>
+        <w:rPr/>
+      </w:pPr>
+      <w:r>
+        <w:rPr/>
+        <w:t xml:space="preserve">Each attack-pattern points to the tactic it achieves. This very important relationship between attack-pattern and x-mitre-tactic is not represented explicitly in the MITRE AT&amp;CK documents. Adding this relationship to the CTI DB requires custom coding. </w:t>
+      </w:r>
+    </w:p>
+    <w:p>
+      <w:pPr>
+        <w:pStyle w:val="BodyText"/>
+        <w:bidi w:val="0"/>
+        <w:spacing w:lineRule="auto" w:line="240" w:before="0" w:after="0"/>
+        <w:jc w:val="start"/>
+        <w:rPr/>
+      </w:pPr>
+      <w:r>
+        <w:rPr/>
+      </w:r>
+    </w:p>
+    <w:p>
+      <w:pPr>
+        <w:pStyle w:val="BodyText"/>
+        <w:bidi w:val="0"/>
+        <w:spacing w:lineRule="auto" w:line="240" w:before="0" w:after="0"/>
+        <w:jc w:val="start"/>
+        <w:rPr/>
+      </w:pPr>
+      <w:r>
+        <w:rPr/>
+        <w:t>The relationship is identified as following:</w:t>
+      </w:r>
+    </w:p>
+    <w:p>
+      <w:pPr>
+        <w:pStyle w:val="BodyText"/>
+        <w:bidi w:val="0"/>
+        <w:spacing w:lineRule="auto" w:line="240" w:before="0" w:after="0"/>
+        <w:jc w:val="start"/>
+        <w:rPr/>
+      </w:pPr>
+      <w:r>
+        <w:rPr/>
+        <w:t xml:space="preserve">An attack-pattern has property </w:t>
+      </w:r>
       <w:r>
         <w:rPr>
           <w:rFonts w:eastAsia="Noto Serif CJK SC" w:cs="Noto Sans Devanagari"/>
@@ -4147,20 +6256,29 @@
           <w:szCs w:val="24"/>
           <w:lang w:val="en-US" w:eastAsia="zh-CN" w:bidi="hi-IN"/>
         </w:rPr>
-        <w:t xml:space="preserve">NOTE: alias is commonly used in technical docs and our templates. </w:t>
-      </w:r>
-    </w:p>
-    <w:p>
-      <w:pPr>
-        <w:pStyle w:val="BodyText"/>
-        <w:widowControl/>
-        <w:suppressAutoHyphens w:val="true"/>
-        <w:kinsoku w:val="true"/>
-        <w:overflowPunct w:val="true"/>
-        <w:autoSpaceDE w:val="true"/>
-        <w:bidi w:val="0"/>
-        <w:rPr>
-          <w:rFonts w:ascii="Liberation Serif;Times New Roman" w:hAnsi="Liberation Serif;Times New Roman" w:eastAsia="Noto Serif CJK SC" w:cs="Noto Sans Devanagari"/>
+        <w:t>“kill_chain_phases” that is a list of dictionaries, as in this example:</w:t>
+      </w:r>
+    </w:p>
+    <w:p>
+      <w:pPr>
+        <w:pStyle w:val="BodyText"/>
+        <w:bidi w:val="0"/>
+        <w:spacing w:lineRule="auto" w:line="240" w:before="0" w:after="0"/>
+        <w:jc w:val="start"/>
+        <w:rPr/>
+      </w:pPr>
+      <w:r>
+        <w:rPr/>
+      </w:r>
+    </w:p>
+    <w:p>
+      <w:pPr>
+        <w:pStyle w:val="BodyText"/>
+        <w:bidi w:val="0"/>
+        <w:spacing w:lineRule="auto" w:line="240" w:before="0" w:after="0"/>
+        <w:jc w:val="start"/>
+        <w:rPr>
+          <w:rFonts w:eastAsia="Liberation Serif;Times New Roman" w:cs="Liberation Serif;Times New Roman"/>
           <w:color w:val="auto"/>
           <w:kern w:val="2"/>
           <w:sz w:val="24"/>
@@ -4168,6 +6286,17 @@
           <w:lang w:val="en-US" w:eastAsia="zh-CN" w:bidi="hi-IN"/>
         </w:rPr>
       </w:pPr>
+      <w:r>
+        <w:rPr>
+          <w:rFonts w:eastAsia="Liberation Serif;Times New Roman" w:cs="Liberation Serif;Times New Roman"/>
+          <w:color w:val="auto"/>
+          <w:kern w:val="2"/>
+          <w:sz w:val="24"/>
+          <w:szCs w:val="24"/>
+          <w:lang w:val="en-US" w:eastAsia="zh-CN" w:bidi="hi-IN"/>
+        </w:rPr>
+        <w:t xml:space="preserve"> </w:t>
+      </w:r>
       <w:r>
         <w:rPr>
           <w:rFonts w:eastAsia="Noto Serif CJK SC" w:cs="Noto Sans Devanagari"/>
@@ -4177,7 +6306,34 @@
           <w:szCs w:val="24"/>
           <w:lang w:val="en-US" w:eastAsia="zh-CN" w:bidi="hi-IN"/>
         </w:rPr>
-        <w:t>Node ali</w:t>
+        <w:t>"kill_chain_phases": [</w:t>
+      </w:r>
+    </w:p>
+    <w:p>
+      <w:pPr>
+        <w:pStyle w:val="BodyText"/>
+        <w:bidi w:val="0"/>
+        <w:spacing w:lineRule="auto" w:line="240" w:before="0" w:after="0"/>
+        <w:jc w:val="start"/>
+        <w:rPr>
+          <w:rFonts w:eastAsia="Liberation Serif;Times New Roman" w:cs="Liberation Serif;Times New Roman"/>
+          <w:color w:val="auto"/>
+          <w:kern w:val="2"/>
+          <w:sz w:val="24"/>
+          <w:szCs w:val="24"/>
+          <w:lang w:val="en-US" w:eastAsia="zh-CN" w:bidi="hi-IN"/>
+        </w:rPr>
+      </w:pPr>
+      <w:r>
+        <w:rPr>
+          <w:rFonts w:eastAsia="Liberation Serif;Times New Roman" w:cs="Liberation Serif;Times New Roman"/>
+          <w:color w:val="auto"/>
+          <w:kern w:val="2"/>
+          <w:sz w:val="24"/>
+          <w:szCs w:val="24"/>
+          <w:lang w:val="en-US" w:eastAsia="zh-CN" w:bidi="hi-IN"/>
+        </w:rPr>
+        <w:t xml:space="preserve">                </w:t>
       </w:r>
       <w:r>
         <w:rPr>
@@ -4188,7 +6344,34 @@
           <w:szCs w:val="24"/>
           <w:lang w:val="en-US" w:eastAsia="zh-CN" w:bidi="hi-IN"/>
         </w:rPr>
-        <w:t>a</w:t>
+        <w:t>{</w:t>
+      </w:r>
+    </w:p>
+    <w:p>
+      <w:pPr>
+        <w:pStyle w:val="BodyText"/>
+        <w:bidi w:val="0"/>
+        <w:spacing w:lineRule="auto" w:line="240" w:before="0" w:after="0"/>
+        <w:jc w:val="start"/>
+        <w:rPr>
+          <w:rFonts w:eastAsia="Liberation Serif;Times New Roman" w:cs="Liberation Serif;Times New Roman"/>
+          <w:color w:val="auto"/>
+          <w:kern w:val="2"/>
+          <w:sz w:val="24"/>
+          <w:szCs w:val="24"/>
+          <w:lang w:val="en-US" w:eastAsia="zh-CN" w:bidi="hi-IN"/>
+        </w:rPr>
+      </w:pPr>
+      <w:r>
+        <w:rPr>
+          <w:rFonts w:eastAsia="Liberation Serif;Times New Roman" w:cs="Liberation Serif;Times New Roman"/>
+          <w:color w:val="auto"/>
+          <w:kern w:val="2"/>
+          <w:sz w:val="24"/>
+          <w:szCs w:val="24"/>
+          <w:lang w:val="en-US" w:eastAsia="zh-CN" w:bidi="hi-IN"/>
+        </w:rPr>
+        <w:t xml:space="preserve">                    </w:t>
       </w:r>
       <w:r>
         <w:rPr>
@@ -4199,2207 +6382,34 @@
           <w:szCs w:val="24"/>
           <w:lang w:val="en-US" w:eastAsia="zh-CN" w:bidi="hi-IN"/>
         </w:rPr>
-        <w:t>sing is done by tmpl_gen and should be ignored by the CTI DB.</w:t>
-      </w:r>
-    </w:p>
-    <w:p>
-      <w:pPr>
-        <w:pStyle w:val="BodyText"/>
-        <w:bidi w:val="0"/>
-        <w:spacing w:lineRule="auto" w:line="240" w:before="0" w:after="0"/>
-        <w:jc w:val="start"/>
-        <w:rPr>
-          <w:rFonts w:ascii="DejaVu Sans Mono" w:hAnsi="DejaVu Sans Mono" w:cs="DejaVu Sans Mono"/>
-          <w:sz w:val="18"/>
-          <w:szCs w:val="18"/>
-          <w:shd w:fill="auto" w:val="clear"/>
-        </w:rPr>
-      </w:pPr>
-      <w:r>
-        <w:rPr>
-          <w:rFonts w:cs="DejaVu Sans Mono" w:ascii="DejaVu Sans Mono" w:hAnsi="DejaVu Sans Mono"/>
-          <w:sz w:val="18"/>
-          <w:szCs w:val="18"/>
-          <w:shd w:fill="auto" w:val="clear"/>
-        </w:rPr>
-      </w:r>
-    </w:p>
-    <w:p>
-      <w:pPr>
-        <w:pStyle w:val="BodyText"/>
-        <w:bidi w:val="0"/>
-        <w:spacing w:lineRule="auto" w:line="240" w:before="0" w:after="0"/>
-        <w:jc w:val="start"/>
-        <w:rPr>
-          <w:rFonts w:ascii="DejaVu Sans Mono" w:hAnsi="DejaVu Sans Mono" w:cs="DejaVu Sans Mono"/>
-          <w:sz w:val="18"/>
-          <w:szCs w:val="18"/>
-          <w:shd w:fill="auto" w:val="clear"/>
-        </w:rPr>
-      </w:pPr>
-      <w:r>
-        <w:rPr>
-          <w:rFonts w:cs="DejaVu Sans Mono" w:ascii="DejaVu Sans Mono" w:hAnsi="DejaVu Sans Mono"/>
-          <w:sz w:val="18"/>
-          <w:szCs w:val="18"/>
-          <w:shd w:fill="auto" w:val="clear"/>
-        </w:rPr>
-      </w:r>
-    </w:p>
-    <w:p>
-      <w:pPr>
-        <w:pStyle w:val="BodyText"/>
-        <w:bidi w:val="0"/>
-        <w:spacing w:lineRule="auto" w:line="240" w:before="0" w:after="0"/>
-        <w:jc w:val="start"/>
-        <w:rPr>
-          <w:rFonts w:ascii="DejaVu Sans Mono" w:hAnsi="DejaVu Sans Mono" w:cs="DejaVu Sans Mono"/>
-          <w:sz w:val="18"/>
-          <w:szCs w:val="18"/>
-          <w:shd w:fill="auto" w:val="clear"/>
-        </w:rPr>
-      </w:pPr>
-      <w:r>
-        <w:rPr>
-          <w:rFonts w:cs="DejaVu Sans Mono" w:ascii="DejaVu Sans Mono" w:hAnsi="DejaVu Sans Mono"/>
-          <w:sz w:val="18"/>
-          <w:szCs w:val="18"/>
-          <w:shd w:fill="auto" w:val="clear"/>
-        </w:rPr>
-        <w:t>attack-pattern: technique</w:t>
-      </w:r>
-    </w:p>
-    <w:p>
-      <w:pPr>
-        <w:pStyle w:val="BodyText"/>
-        <w:bidi w:val="0"/>
-        <w:spacing w:lineRule="auto" w:line="240" w:before="0" w:after="0"/>
-        <w:jc w:val="start"/>
-        <w:rPr>
-          <w:rFonts w:ascii="DejaVu Sans Mono" w:hAnsi="DejaVu Sans Mono" w:cs="DejaVu Sans Mono"/>
-          <w:sz w:val="18"/>
-          <w:szCs w:val="18"/>
-          <w:shd w:fill="auto" w:val="clear"/>
-        </w:rPr>
-      </w:pPr>
-      <w:r>
-        <w:rPr>
-          <w:rFonts w:cs="DejaVu Sans Mono" w:ascii="DejaVu Sans Mono" w:hAnsi="DejaVu Sans Mono"/>
-          <w:sz w:val="18"/>
-          <w:szCs w:val="18"/>
-          <w:shd w:fill="auto" w:val="clear"/>
-        </w:rPr>
-        <w:t xml:space="preserve">properties: created, description, external_references, id, kill_chain_phases, </w:t>
-      </w:r>
-      <w:r>
-        <w:rPr>
-          <w:rFonts w:cs="DejaVu Sans Mono" w:ascii="DejaVu Sans Mono" w:hAnsi="DejaVu Sans Mono"/>
-          <w:sz w:val="18"/>
-          <w:szCs w:val="18"/>
-          <w:shd w:fill="auto" w:val="clear"/>
-        </w:rPr>
-        <w:t xml:space="preserve">mitre_id, </w:t>
-      </w:r>
-      <w:r>
-        <w:rPr>
-          <w:rFonts w:cs="DejaVu Sans Mono" w:ascii="DejaVu Sans Mono" w:hAnsi="DejaVu Sans Mono"/>
-          <w:sz w:val="18"/>
-          <w:szCs w:val="18"/>
-          <w:shd w:fill="auto" w:val="clear"/>
-        </w:rPr>
-        <w:t>modified, name, type, x_mitre_data_sources, x_mitre_deprecated, x_mitre_detection, x_mitre_domains, x_mitre_is_subtechnique, x_mitre_platforms, x_mitre_version,  x_mitre_attack_spec_version</w:t>
-      </w:r>
-    </w:p>
-    <w:p>
-      <w:pPr>
-        <w:pStyle w:val="BodyText"/>
-        <w:bidi w:val="0"/>
-        <w:spacing w:lineRule="auto" w:line="240" w:before="0" w:after="0"/>
-        <w:jc w:val="start"/>
-        <w:rPr/>
-      </w:pPr>
-      <w:r>
-        <w:rPr/>
-      </w:r>
-    </w:p>
-    <w:p>
-      <w:pPr>
-        <w:pStyle w:val="BodyText"/>
-        <w:bidi w:val="0"/>
-        <w:spacing w:lineRule="auto" w:line="240" w:before="0" w:after="0"/>
-        <w:jc w:val="start"/>
-        <w:rPr>
-          <w:rFonts w:ascii="DejaVu Sans Mono" w:hAnsi="DejaVu Sans Mono" w:cs="DejaVu Sans Mono"/>
-          <w:sz w:val="18"/>
-          <w:szCs w:val="18"/>
-        </w:rPr>
-      </w:pPr>
-      <w:r>
-        <w:rPr>
-          <w:rFonts w:cs="DejaVu Sans Mono" w:ascii="DejaVu Sans Mono" w:hAnsi="DejaVu Sans Mono"/>
-          <w:sz w:val="18"/>
-          <w:szCs w:val="18"/>
-        </w:rPr>
-        <w:t>campaign: none</w:t>
-      </w:r>
-    </w:p>
-    <w:p>
-      <w:pPr>
-        <w:pStyle w:val="BodyText"/>
-        <w:bidi w:val="0"/>
-        <w:spacing w:lineRule="auto" w:line="240" w:before="0" w:after="0"/>
-        <w:jc w:val="start"/>
-        <w:rPr>
-          <w:rFonts w:ascii="DejaVu Sans Mono" w:hAnsi="DejaVu Sans Mono" w:cs="DejaVu Sans Mono"/>
-          <w:sz w:val="18"/>
-          <w:szCs w:val="18"/>
-        </w:rPr>
-      </w:pPr>
-      <w:r>
-        <w:rPr>
-          <w:rFonts w:cs="DejaVu Sans Mono" w:ascii="DejaVu Sans Mono" w:hAnsi="DejaVu Sans Mono"/>
-          <w:sz w:val="18"/>
-          <w:szCs w:val="18"/>
-        </w:rPr>
-        <w:t xml:space="preserve">properties: aliases, created, description, external_references, first_seen, id, last_seen, </w:t>
-      </w:r>
-      <w:r>
-        <w:rPr>
-          <w:rFonts w:cs="DejaVu Sans Mono" w:ascii="DejaVu Sans Mono" w:hAnsi="DejaVu Sans Mono"/>
-          <w:sz w:val="18"/>
-          <w:szCs w:val="18"/>
-          <w:shd w:fill="auto" w:val="clear"/>
-        </w:rPr>
-        <w:t xml:space="preserve">mitre_id, </w:t>
-      </w:r>
-      <w:r>
-        <w:rPr>
-          <w:rFonts w:cs="DejaVu Sans Mono" w:ascii="DejaVu Sans Mono" w:hAnsi="DejaVu Sans Mono"/>
-          <w:sz w:val="18"/>
-          <w:szCs w:val="18"/>
-        </w:rPr>
-        <w:t>modified, name, revoked, type, x_mitre_deprecated, x_mitre_domains, x_mitre_version</w:t>
-      </w:r>
-      <w:r>
-        <w:rPr>
-          <w:rFonts w:cs="DejaVu Sans Mono" w:ascii="DejaVu Sans Mono" w:hAnsi="DejaVu Sans Mono"/>
-          <w:sz w:val="18"/>
-          <w:szCs w:val="18"/>
-          <w:shd w:fill="auto" w:val="clear"/>
-        </w:rPr>
-        <w:t>, x_mitre_attack_spec_version</w:t>
-      </w:r>
-    </w:p>
-    <w:p>
-      <w:pPr>
-        <w:pStyle w:val="BodyText"/>
-        <w:bidi w:val="0"/>
-        <w:spacing w:lineRule="auto" w:line="240" w:before="0" w:after="0"/>
-        <w:jc w:val="start"/>
-        <w:rPr/>
-      </w:pPr>
-      <w:r>
-        <w:rPr/>
-      </w:r>
-    </w:p>
-    <w:p>
-      <w:pPr>
-        <w:pStyle w:val="BodyText"/>
-        <w:bidi w:val="0"/>
-        <w:spacing w:lineRule="auto" w:line="240" w:before="0" w:after="0"/>
-        <w:jc w:val="start"/>
-        <w:rPr>
-          <w:rFonts w:ascii="DejaVu Sans Mono" w:hAnsi="DejaVu Sans Mono" w:cs="DejaVu Sans Mono"/>
-          <w:sz w:val="18"/>
-          <w:szCs w:val="18"/>
-        </w:rPr>
-      </w:pPr>
-      <w:r>
-        <w:rPr>
-          <w:rFonts w:cs="DejaVu Sans Mono" w:ascii="DejaVu Sans Mono" w:hAnsi="DejaVu Sans Mono"/>
-          <w:sz w:val="18"/>
-          <w:szCs w:val="18"/>
-        </w:rPr>
-        <w:t>course-of-action: mitigation</w:t>
-      </w:r>
-    </w:p>
-    <w:p>
-      <w:pPr>
-        <w:pStyle w:val="BodyText"/>
-        <w:bidi w:val="0"/>
-        <w:spacing w:lineRule="auto" w:line="240" w:before="0" w:after="0"/>
-        <w:jc w:val="start"/>
-        <w:rPr>
-          <w:rFonts w:ascii="DejaVu Sans Mono" w:hAnsi="DejaVu Sans Mono" w:cs="DejaVu Sans Mono"/>
-          <w:sz w:val="18"/>
-          <w:szCs w:val="18"/>
-        </w:rPr>
-      </w:pPr>
-      <w:r>
-        <w:rPr>
-          <w:rFonts w:cs="DejaVu Sans Mono" w:ascii="DejaVu Sans Mono" w:hAnsi="DejaVu Sans Mono"/>
-          <w:sz w:val="18"/>
-          <w:szCs w:val="18"/>
-        </w:rPr>
-        <w:t xml:space="preserve">properties: created, description, external_references, id, </w:t>
-      </w:r>
-      <w:r>
-        <w:rPr>
-          <w:rFonts w:cs="DejaVu Sans Mono" w:ascii="DejaVu Sans Mono" w:hAnsi="DejaVu Sans Mono"/>
-          <w:sz w:val="18"/>
-          <w:szCs w:val="18"/>
-          <w:shd w:fill="auto" w:val="clear"/>
-        </w:rPr>
-        <w:t xml:space="preserve">mitre_id, </w:t>
-      </w:r>
-      <w:r>
-        <w:rPr>
-          <w:rFonts w:cs="DejaVu Sans Mono" w:ascii="DejaVu Sans Mono" w:hAnsi="DejaVu Sans Mono"/>
-          <w:sz w:val="18"/>
-          <w:szCs w:val="18"/>
-        </w:rPr>
-        <w:t>modified, name, spec_version, type, x_mitre_attack_spec_version, x_mitre_deprecated, x_mitre_domains, x_mitre_modified_by_ref, x_mitre_version</w:t>
-      </w:r>
-      <w:r>
-        <w:rPr>
-          <w:rFonts w:cs="DejaVu Sans Mono" w:ascii="DejaVu Sans Mono" w:hAnsi="DejaVu Sans Mono"/>
-          <w:sz w:val="18"/>
-          <w:szCs w:val="18"/>
-          <w:shd w:fill="auto" w:val="clear"/>
-        </w:rPr>
-        <w:t>, x_mitre_attack_spec_version</w:t>
-      </w:r>
-    </w:p>
-    <w:p>
-      <w:pPr>
-        <w:pStyle w:val="BodyText"/>
-        <w:bidi w:val="0"/>
-        <w:spacing w:lineRule="auto" w:line="240" w:before="0" w:after="0"/>
-        <w:jc w:val="start"/>
-        <w:rPr/>
-      </w:pPr>
-      <w:r>
-        <w:rPr/>
-      </w:r>
-    </w:p>
-    <w:p>
-      <w:pPr>
-        <w:pStyle w:val="BodyText"/>
-        <w:bidi w:val="0"/>
-        <w:spacing w:lineRule="auto" w:line="240" w:before="0" w:after="0"/>
-        <w:jc w:val="start"/>
-        <w:rPr>
-          <w:rFonts w:ascii="DejaVu Sans Mono" w:hAnsi="DejaVu Sans Mono" w:cs="DejaVu Sans Mono"/>
-          <w:sz w:val="18"/>
-          <w:szCs w:val="18"/>
-        </w:rPr>
-      </w:pPr>
-      <w:r>
-        <w:rPr>
-          <w:rFonts w:cs="DejaVu Sans Mono" w:ascii="DejaVu Sans Mono" w:hAnsi="DejaVu Sans Mono"/>
-          <w:sz w:val="18"/>
-          <w:szCs w:val="18"/>
-        </w:rPr>
-        <w:t>intrusion-set: none</w:t>
-      </w:r>
-    </w:p>
-    <w:p>
-      <w:pPr>
-        <w:pStyle w:val="BodyText"/>
-        <w:bidi w:val="0"/>
-        <w:spacing w:lineRule="auto" w:line="240" w:before="0" w:after="0"/>
-        <w:jc w:val="start"/>
-        <w:rPr>
-          <w:rFonts w:ascii="DejaVu Sans Mono" w:hAnsi="DejaVu Sans Mono" w:cs="DejaVu Sans Mono"/>
-          <w:sz w:val="18"/>
-          <w:szCs w:val="18"/>
-        </w:rPr>
-      </w:pPr>
-      <w:r>
-        <w:rPr>
-          <w:rFonts w:cs="DejaVu Sans Mono" w:ascii="DejaVu Sans Mono" w:hAnsi="DejaVu Sans Mono"/>
-          <w:sz w:val="18"/>
-          <w:szCs w:val="18"/>
-        </w:rPr>
-        <w:t xml:space="preserve">properties: aliases, created, description, external_references, id, </w:t>
-      </w:r>
-      <w:r>
-        <w:rPr>
-          <w:rFonts w:cs="DejaVu Sans Mono" w:ascii="DejaVu Sans Mono" w:hAnsi="DejaVu Sans Mono"/>
-          <w:sz w:val="18"/>
-          <w:szCs w:val="18"/>
-          <w:shd w:fill="auto" w:val="clear"/>
-        </w:rPr>
-        <w:t xml:space="preserve">mitre_id, </w:t>
-      </w:r>
-      <w:r>
-        <w:rPr>
-          <w:rFonts w:cs="DejaVu Sans Mono" w:ascii="DejaVu Sans Mono" w:hAnsi="DejaVu Sans Mono"/>
-          <w:sz w:val="18"/>
-          <w:szCs w:val="18"/>
-        </w:rPr>
-        <w:t>modified, name, revoked, type, x_mitre_deprecated, x_mitre_domains, x_mitre_version</w:t>
-      </w:r>
-      <w:r>
-        <w:rPr>
-          <w:rFonts w:cs="DejaVu Sans Mono" w:ascii="DejaVu Sans Mono" w:hAnsi="DejaVu Sans Mono"/>
-          <w:sz w:val="18"/>
-          <w:szCs w:val="18"/>
-          <w:shd w:fill="auto" w:val="clear"/>
-        </w:rPr>
-        <w:t>, x_mitre_attack_spec_version</w:t>
-      </w:r>
-    </w:p>
-    <w:p>
-      <w:pPr>
-        <w:pStyle w:val="BodyText"/>
-        <w:bidi w:val="0"/>
-        <w:spacing w:lineRule="auto" w:line="240" w:before="0" w:after="0"/>
-        <w:jc w:val="start"/>
-        <w:rPr/>
-      </w:pPr>
-      <w:r>
-        <w:rPr/>
-      </w:r>
-    </w:p>
-    <w:p>
-      <w:pPr>
-        <w:pStyle w:val="BodyText"/>
-        <w:bidi w:val="0"/>
-        <w:spacing w:lineRule="auto" w:line="240" w:before="0" w:after="0"/>
-        <w:jc w:val="start"/>
-        <w:rPr>
-          <w:rFonts w:ascii="DejaVu Sans Mono" w:hAnsi="DejaVu Sans Mono" w:cs="DejaVu Sans Mono"/>
-          <w:sz w:val="18"/>
-          <w:szCs w:val="18"/>
-        </w:rPr>
-      </w:pPr>
-      <w:r>
-        <w:rPr>
-          <w:rFonts w:cs="DejaVu Sans Mono" w:ascii="DejaVu Sans Mono" w:hAnsi="DejaVu Sans Mono"/>
-          <w:sz w:val="18"/>
-          <w:szCs w:val="18"/>
-        </w:rPr>
-        <w:t>malware: none</w:t>
-      </w:r>
-    </w:p>
-    <w:p>
-      <w:pPr>
-        <w:pStyle w:val="BodyText"/>
-        <w:bidi w:val="0"/>
-        <w:spacing w:lineRule="auto" w:line="240" w:before="0" w:after="0"/>
-        <w:jc w:val="start"/>
-        <w:rPr>
-          <w:rFonts w:ascii="DejaVu Sans Mono" w:hAnsi="DejaVu Sans Mono" w:cs="DejaVu Sans Mono"/>
-          <w:sz w:val="18"/>
-          <w:szCs w:val="18"/>
-        </w:rPr>
-      </w:pPr>
-      <w:r>
-        <w:rPr>
-          <w:rFonts w:cs="DejaVu Sans Mono" w:ascii="DejaVu Sans Mono" w:hAnsi="DejaVu Sans Mono"/>
-          <w:sz w:val="18"/>
-          <w:szCs w:val="18"/>
-        </w:rPr>
-        <w:t xml:space="preserve">properties: created, description, external_references, id, is_family, </w:t>
-      </w:r>
-      <w:r>
-        <w:rPr>
-          <w:rFonts w:cs="DejaVu Sans Mono" w:ascii="DejaVu Sans Mono" w:hAnsi="DejaVu Sans Mono"/>
-          <w:sz w:val="18"/>
-          <w:szCs w:val="18"/>
-          <w:shd w:fill="auto" w:val="clear"/>
-        </w:rPr>
-        <w:t xml:space="preserve">mitre_id, </w:t>
-      </w:r>
-      <w:r>
-        <w:rPr>
-          <w:rFonts w:cs="DejaVu Sans Mono" w:ascii="DejaVu Sans Mono" w:hAnsi="DejaVu Sans Mono"/>
-          <w:sz w:val="18"/>
-          <w:szCs w:val="18"/>
-        </w:rPr>
-        <w:t>modified, name, revoked, type, x_mitre_aliases, x_mitre_deprecated, x_mitre_domains, x_mitre_platforms, x_mitre_version</w:t>
-      </w:r>
-      <w:r>
-        <w:rPr>
-          <w:rFonts w:cs="DejaVu Sans Mono" w:ascii="DejaVu Sans Mono" w:hAnsi="DejaVu Sans Mono"/>
-          <w:sz w:val="18"/>
-          <w:szCs w:val="18"/>
-          <w:shd w:fill="auto" w:val="clear"/>
-        </w:rPr>
-        <w:t>, x_mitre_attack_spec_version</w:t>
-      </w:r>
-      <w:r>
-        <w:rPr>
-          <w:rFonts w:cs="DejaVu Sans Mono" w:ascii="DejaVu Sans Mono" w:hAnsi="DejaVu Sans Mono"/>
-          <w:sz w:val="18"/>
-          <w:szCs w:val="18"/>
-        </w:rPr>
-        <w:t xml:space="preserve">                                 </w:t>
-      </w:r>
-    </w:p>
-    <w:p>
-      <w:pPr>
-        <w:pStyle w:val="BodyText"/>
-        <w:bidi w:val="0"/>
-        <w:spacing w:lineRule="auto" w:line="240" w:before="0" w:after="0"/>
-        <w:jc w:val="start"/>
-        <w:rPr/>
-      </w:pPr>
-      <w:r>
-        <w:rPr/>
-      </w:r>
-    </w:p>
-    <w:p>
-      <w:pPr>
-        <w:pStyle w:val="BodyText"/>
-        <w:bidi w:val="0"/>
-        <w:spacing w:lineRule="auto" w:line="240" w:before="0" w:after="0"/>
-        <w:jc w:val="start"/>
-        <w:rPr>
-          <w:rFonts w:ascii="DejaVu Sans Mono" w:hAnsi="DejaVu Sans Mono" w:cs="DejaVu Sans Mono"/>
-          <w:sz w:val="18"/>
-          <w:szCs w:val="18"/>
-        </w:rPr>
-      </w:pPr>
-      <w:r>
-        <w:rPr>
-          <w:rFonts w:cs="DejaVu Sans Mono" w:ascii="DejaVu Sans Mono" w:hAnsi="DejaVu Sans Mono"/>
-          <w:sz w:val="18"/>
-          <w:szCs w:val="18"/>
-        </w:rPr>
-        <w:t>tool: none</w:t>
-      </w:r>
-    </w:p>
-    <w:p>
-      <w:pPr>
-        <w:pStyle w:val="BodyText"/>
-        <w:bidi w:val="0"/>
-        <w:spacing w:lineRule="auto" w:line="240" w:before="0" w:after="0"/>
-        <w:jc w:val="start"/>
-        <w:rPr>
-          <w:rFonts w:ascii="DejaVu Sans Mono" w:hAnsi="DejaVu Sans Mono" w:cs="DejaVu Sans Mono"/>
-          <w:sz w:val="18"/>
-          <w:szCs w:val="18"/>
-        </w:rPr>
-      </w:pPr>
-      <w:r>
-        <w:rPr>
-          <w:rFonts w:cs="DejaVu Sans Mono" w:ascii="DejaVu Sans Mono" w:hAnsi="DejaVu Sans Mono"/>
-          <w:sz w:val="18"/>
-          <w:szCs w:val="18"/>
-        </w:rPr>
-        <w:t xml:space="preserve">properties: created, created_by_ref, description, external_references, id, </w:t>
-      </w:r>
-      <w:r>
-        <w:rPr>
-          <w:rFonts w:cs="DejaVu Sans Mono" w:ascii="DejaVu Sans Mono" w:hAnsi="DejaVu Sans Mono"/>
-          <w:sz w:val="18"/>
-          <w:szCs w:val="18"/>
-          <w:shd w:fill="auto" w:val="clear"/>
-        </w:rPr>
-        <w:t xml:space="preserve">mitre_id, </w:t>
-      </w:r>
-      <w:r>
-        <w:rPr>
-          <w:rFonts w:cs="DejaVu Sans Mono" w:ascii="DejaVu Sans Mono" w:hAnsi="DejaVu Sans Mono"/>
-          <w:sz w:val="18"/>
-          <w:szCs w:val="18"/>
-        </w:rPr>
-        <w:t xml:space="preserve">modified, name, revoked, type, x_mitre_aliases, x_mitre_deprecated, x_mitre_domains, x_mitre_platforms, x_mitre_version        </w:t>
-      </w:r>
-    </w:p>
-    <w:p>
-      <w:pPr>
-        <w:pStyle w:val="BodyText"/>
-        <w:bidi w:val="0"/>
-        <w:spacing w:lineRule="auto" w:line="240" w:before="0" w:after="0"/>
-        <w:jc w:val="start"/>
-        <w:rPr/>
-      </w:pPr>
-      <w:r>
-        <w:rPr/>
-      </w:r>
-    </w:p>
-    <w:p>
-      <w:pPr>
-        <w:pStyle w:val="BodyText"/>
-        <w:bidi w:val="0"/>
-        <w:spacing w:lineRule="auto" w:line="240" w:before="0" w:after="0"/>
-        <w:jc w:val="start"/>
-        <w:rPr>
-          <w:rFonts w:ascii="DejaVu Sans Mono" w:hAnsi="DejaVu Sans Mono" w:cs="DejaVu Sans Mono"/>
-          <w:sz w:val="18"/>
-          <w:szCs w:val="18"/>
-        </w:rPr>
-      </w:pPr>
-      <w:r>
-        <w:rPr>
-          <w:rFonts w:cs="DejaVu Sans Mono" w:ascii="DejaVu Sans Mono" w:hAnsi="DejaVu Sans Mono"/>
-          <w:sz w:val="18"/>
-          <w:szCs w:val="18"/>
-        </w:rPr>
-        <w:t xml:space="preserve">x-mitre-analytic: </w:t>
-      </w:r>
-      <w:r>
-        <w:rPr>
-          <w:rFonts w:cs="DejaVu Sans Mono" w:ascii="DejaVu Sans Mono" w:hAnsi="DejaVu Sans Mono"/>
-          <w:sz w:val="18"/>
-          <w:szCs w:val="18"/>
-        </w:rPr>
-        <w:t>analytic</w:t>
-      </w:r>
-    </w:p>
-    <w:p>
-      <w:pPr>
-        <w:pStyle w:val="BodyText"/>
-        <w:bidi w:val="0"/>
-        <w:spacing w:lineRule="auto" w:line="240" w:before="0" w:after="0"/>
-        <w:jc w:val="start"/>
-        <w:rPr>
-          <w:rFonts w:ascii="DejaVu Sans Mono" w:hAnsi="DejaVu Sans Mono" w:cs="DejaVu Sans Mono"/>
-          <w:sz w:val="18"/>
-          <w:szCs w:val="18"/>
-        </w:rPr>
-      </w:pPr>
-      <w:r>
-        <w:rPr>
-          <w:rFonts w:cs="DejaVu Sans Mono" w:ascii="DejaVu Sans Mono" w:hAnsi="DejaVu Sans Mono"/>
-          <w:sz w:val="18"/>
-          <w:szCs w:val="18"/>
-        </w:rPr>
-        <w:t xml:space="preserve">properties:  created, created_by_ref, description, external_references, id, </w:t>
-      </w:r>
-      <w:r>
-        <w:rPr>
-          <w:rFonts w:cs="DejaVu Sans Mono" w:ascii="DejaVu Sans Mono" w:hAnsi="DejaVu Sans Mono"/>
-          <w:sz w:val="18"/>
-          <w:szCs w:val="18"/>
-          <w:shd w:fill="auto" w:val="clear"/>
-        </w:rPr>
-        <w:t xml:space="preserve">mitre_id, </w:t>
-      </w:r>
-      <w:r>
-        <w:rPr>
-          <w:rFonts w:cs="DejaVu Sans Mono" w:ascii="DejaVu Sans Mono" w:hAnsi="DejaVu Sans Mono"/>
-          <w:sz w:val="18"/>
-          <w:szCs w:val="18"/>
-        </w:rPr>
-        <w:t>modified, name, type, x_mitre_deprecated, x_mitre_domains, x_mitre_platforms, x_mitre_version, x_mitre_attack_spec_version, x_mitre_log_source_references, x_mitre_mutable_elements</w:t>
-      </w:r>
-    </w:p>
-    <w:p>
-      <w:pPr>
-        <w:pStyle w:val="BodyText"/>
-        <w:bidi w:val="0"/>
-        <w:spacing w:lineRule="auto" w:line="240" w:before="0" w:after="0"/>
-        <w:jc w:val="start"/>
-        <w:rPr>
-          <w:rFonts w:ascii="DejaVu Sans Mono" w:hAnsi="DejaVu Sans Mono" w:cs="DejaVu Sans Mono"/>
-          <w:sz w:val="18"/>
-          <w:szCs w:val="18"/>
-        </w:rPr>
-      </w:pPr>
-      <w:r>
-        <w:rPr>
-          <w:rFonts w:cs="DejaVu Sans Mono" w:ascii="DejaVu Sans Mono" w:hAnsi="DejaVu Sans Mono"/>
-          <w:sz w:val="18"/>
-          <w:szCs w:val="18"/>
-        </w:rPr>
-      </w:r>
-    </w:p>
-    <w:p>
-      <w:pPr>
-        <w:pStyle w:val="BodyText"/>
-        <w:bidi w:val="0"/>
-        <w:spacing w:lineRule="auto" w:line="240" w:before="0" w:after="0"/>
-        <w:jc w:val="start"/>
-        <w:rPr>
-          <w:rFonts w:ascii="DejaVu Sans Mono" w:hAnsi="DejaVu Sans Mono" w:cs="DejaVu Sans Mono"/>
-          <w:sz w:val="18"/>
-          <w:szCs w:val="18"/>
-        </w:rPr>
-      </w:pPr>
-      <w:r>
-        <w:rPr>
-          <w:rFonts w:cs="DejaVu Sans Mono" w:ascii="DejaVu Sans Mono" w:hAnsi="DejaVu Sans Mono"/>
-          <w:b/>
-          <w:bCs/>
-          <w:sz w:val="18"/>
-          <w:szCs w:val="18"/>
-        </w:rPr>
-        <w:t xml:space="preserve">NOTE: </w:t>
-      </w:r>
-      <w:r>
-        <w:rPr>
-          <w:rFonts w:cs="DejaVu Sans Mono" w:ascii="DejaVu Sans Mono" w:hAnsi="DejaVu Sans Mono"/>
-          <w:sz w:val="18"/>
-          <w:szCs w:val="18"/>
-        </w:rPr>
-        <w:t>property x_mitre_log_source_references[i][‘x_mitre_data_component_ref’] refers to data component nodes, defining relationship x-mitre-analytic - x-mitre-data-component</w:t>
-      </w:r>
-    </w:p>
-    <w:p>
-      <w:pPr>
-        <w:pStyle w:val="BodyText"/>
-        <w:bidi w:val="0"/>
-        <w:spacing w:lineRule="auto" w:line="240" w:before="0" w:after="0"/>
-        <w:jc w:val="start"/>
-        <w:rPr>
-          <w:rFonts w:ascii="DejaVu Sans Mono" w:hAnsi="DejaVu Sans Mono" w:cs="DejaVu Sans Mono"/>
-          <w:sz w:val="18"/>
-          <w:szCs w:val="18"/>
-        </w:rPr>
-      </w:pPr>
-      <w:r>
-        <w:rPr>
-          <w:rFonts w:cs="DejaVu Sans Mono" w:ascii="DejaVu Sans Mono" w:hAnsi="DejaVu Sans Mono"/>
-          <w:sz w:val="18"/>
-          <w:szCs w:val="18"/>
-        </w:rPr>
-      </w:r>
-    </w:p>
-    <w:p>
-      <w:pPr>
-        <w:pStyle w:val="BodyText"/>
-        <w:bidi w:val="0"/>
-        <w:spacing w:lineRule="auto" w:line="240" w:before="0" w:after="0"/>
-        <w:jc w:val="start"/>
-        <w:rPr>
-          <w:rFonts w:ascii="DejaVu Sans Mono" w:hAnsi="DejaVu Sans Mono" w:cs="DejaVu Sans Mono"/>
-          <w:sz w:val="18"/>
-          <w:szCs w:val="18"/>
-        </w:rPr>
-      </w:pPr>
-      <w:r>
-        <w:rPr>
-          <w:rFonts w:cs="DejaVu Sans Mono" w:ascii="DejaVu Sans Mono" w:hAnsi="DejaVu Sans Mono"/>
-          <w:sz w:val="18"/>
-          <w:szCs w:val="18"/>
-        </w:rPr>
-      </w:r>
-    </w:p>
-    <w:p>
-      <w:pPr>
-        <w:pStyle w:val="BodyText"/>
-        <w:bidi w:val="0"/>
-        <w:spacing w:lineRule="auto" w:line="240" w:before="0" w:after="0"/>
-        <w:jc w:val="start"/>
-        <w:rPr>
-          <w:rFonts w:ascii="DejaVu Sans Mono" w:hAnsi="DejaVu Sans Mono" w:cs="DejaVu Sans Mono"/>
-          <w:sz w:val="18"/>
-          <w:szCs w:val="18"/>
-        </w:rPr>
-      </w:pPr>
-      <w:r>
-        <w:rPr>
-          <w:rFonts w:cs="DejaVu Sans Mono" w:ascii="DejaVu Sans Mono" w:hAnsi="DejaVu Sans Mono"/>
-          <w:sz w:val="18"/>
-          <w:szCs w:val="18"/>
-        </w:rPr>
-        <w:t>x-mitre-data-component: data-component</w:t>
-      </w:r>
-    </w:p>
-    <w:p>
-      <w:pPr>
-        <w:pStyle w:val="BodyText"/>
-        <w:bidi w:val="0"/>
-        <w:spacing w:lineRule="auto" w:line="240" w:before="0" w:after="0"/>
-        <w:jc w:val="start"/>
-        <w:rPr>
-          <w:rFonts w:ascii="DejaVu Sans Mono" w:hAnsi="DejaVu Sans Mono" w:cs="DejaVu Sans Mono"/>
-          <w:sz w:val="18"/>
-          <w:szCs w:val="18"/>
-        </w:rPr>
-      </w:pPr>
-      <w:r>
-        <w:rPr>
-          <w:rFonts w:cs="DejaVu Sans Mono" w:ascii="DejaVu Sans Mono" w:hAnsi="DejaVu Sans Mono"/>
-          <w:sz w:val="18"/>
-          <w:szCs w:val="18"/>
-        </w:rPr>
-        <w:t xml:space="preserve">properties: created, description, id, </w:t>
-      </w:r>
-      <w:r>
-        <w:rPr>
-          <w:rFonts w:cs="DejaVu Sans Mono" w:ascii="DejaVu Sans Mono" w:hAnsi="DejaVu Sans Mono"/>
-          <w:sz w:val="18"/>
-          <w:szCs w:val="18"/>
-          <w:shd w:fill="auto" w:val="clear"/>
-        </w:rPr>
-        <w:t xml:space="preserve">mitre_id, </w:t>
-      </w:r>
-      <w:r>
-        <w:rPr>
-          <w:rFonts w:cs="DejaVu Sans Mono" w:ascii="DejaVu Sans Mono" w:hAnsi="DejaVu Sans Mono"/>
-          <w:sz w:val="18"/>
-          <w:szCs w:val="18"/>
-        </w:rPr>
-        <w:t xml:space="preserve">modified, name, revoked, type, x_mitre_deprecated, x_mitre_domains, x_mitre_version  </w:t>
-      </w:r>
-    </w:p>
-    <w:p>
-      <w:pPr>
-        <w:pStyle w:val="BodyText"/>
-        <w:bidi w:val="0"/>
-        <w:spacing w:lineRule="auto" w:line="240" w:before="0" w:after="0"/>
-        <w:jc w:val="start"/>
-        <w:rPr/>
-      </w:pPr>
-      <w:r>
-        <w:rPr/>
-      </w:r>
-    </w:p>
-    <w:p>
-      <w:pPr>
-        <w:pStyle w:val="BodyText"/>
-        <w:widowControl/>
-        <w:suppressAutoHyphens w:val="true"/>
-        <w:kinsoku w:val="true"/>
-        <w:overflowPunct w:val="true"/>
-        <w:autoSpaceDE w:val="true"/>
-        <w:bidi w:val="0"/>
-        <w:spacing w:lineRule="auto" w:line="240" w:before="0" w:after="0"/>
-        <w:jc w:val="start"/>
-        <w:rPr>
-          <w:rFonts w:ascii="DejaVu Sans Mono" w:hAnsi="DejaVu Sans Mono" w:eastAsia="Noto Serif CJK SC" w:cs="DejaVu Sans Mono"/>
-          <w:b w:val="false"/>
-          <w:bCs w:val="false"/>
-          <w:color w:val="000000"/>
+        <w:t>"kill_chain_name": "mitre-attack",</w:t>
+      </w:r>
+    </w:p>
+    <w:p>
+      <w:pPr>
+        <w:pStyle w:val="BodyText"/>
+        <w:bidi w:val="0"/>
+        <w:spacing w:lineRule="auto" w:line="240" w:before="0" w:after="0"/>
+        <w:jc w:val="start"/>
+        <w:rPr>
+          <w:rFonts w:eastAsia="Liberation Serif;Times New Roman" w:cs="Liberation Serif;Times New Roman"/>
+          <w:color w:val="auto"/>
           <w:kern w:val="2"/>
-          <w:sz w:val="18"/>
-          <w:szCs w:val="18"/>
-          <w:highlight w:val="none"/>
-          <w:shd w:fill="auto" w:val="clear"/>
-          <w:lang w:val="en-US" w:eastAsia="zh-CN" w:bidi="hi-IN"/>
-        </w:rPr>
-      </w:pPr>
-      <w:r>
-        <w:rPr>
-          <w:rFonts w:eastAsia="Noto Serif CJK SC" w:cs="DejaVu Sans Mono" w:ascii="DejaVu Sans Mono" w:hAnsi="DejaVu Sans Mono"/>
-          <w:b w:val="false"/>
-          <w:bCs w:val="false"/>
-          <w:color w:val="000000"/>
-          <w:kern w:val="2"/>
-          <w:sz w:val="18"/>
-          <w:szCs w:val="18"/>
-          <w:shd w:fill="auto" w:val="clear"/>
-          <w:lang w:val="en-US" w:eastAsia="zh-CN" w:bidi="hi-IN"/>
-        </w:rPr>
-        <w:t>x-mitre-data-source: data-source</w:t>
-      </w:r>
-    </w:p>
-    <w:p>
-      <w:pPr>
-        <w:pStyle w:val="BodyText"/>
-        <w:bidi w:val="0"/>
-        <w:spacing w:lineRule="auto" w:line="240" w:before="0" w:after="0"/>
-        <w:jc w:val="start"/>
-        <w:rPr/>
-      </w:pPr>
-      <w:r>
-        <w:rPr/>
-        <w:t xml:space="preserve">properties: </w:t>
-      </w:r>
-      <w:r>
-        <w:rPr>
-          <w:rFonts w:cs="DejaVu Sans Mono" w:ascii="DejaVu Sans Mono" w:hAnsi="DejaVu Sans Mono"/>
-          <w:sz w:val="18"/>
-          <w:szCs w:val="18"/>
-        </w:rPr>
-        <w:t xml:space="preserve">created, description, id, </w:t>
-      </w:r>
-      <w:r>
-        <w:rPr>
-          <w:rFonts w:cs="DejaVu Sans Mono" w:ascii="DejaVu Sans Mono" w:hAnsi="DejaVu Sans Mono"/>
-          <w:sz w:val="18"/>
-          <w:szCs w:val="18"/>
-          <w:shd w:fill="auto" w:val="clear"/>
-        </w:rPr>
-        <w:t xml:space="preserve">mitre_id, </w:t>
-      </w:r>
-      <w:r>
-        <w:rPr>
-          <w:rFonts w:cs="DejaVu Sans Mono" w:ascii="DejaVu Sans Mono" w:hAnsi="DejaVu Sans Mono"/>
-          <w:sz w:val="18"/>
-          <w:szCs w:val="18"/>
-        </w:rPr>
-        <w:t>modified, name, revoked, type, x_mitre_deprecated, x_mitre_domains, x_mitre_version</w:t>
-      </w:r>
-      <w:r>
-        <w:rPr>
-          <w:rFonts w:cs="DejaVu Sans Mono" w:ascii="DejaVu Sans Mono" w:hAnsi="DejaVu Sans Mono"/>
-          <w:sz w:val="18"/>
-          <w:szCs w:val="18"/>
-          <w:shd w:fill="auto" w:val="clear"/>
-        </w:rPr>
-        <w:t>,  x_mitre_attack_spec_version</w:t>
-      </w:r>
-      <w:r>
-        <w:rPr>
-          <w:rFonts w:cs="DejaVu Sans Mono" w:ascii="DejaVu Sans Mono" w:hAnsi="DejaVu Sans Mono"/>
-          <w:sz w:val="18"/>
-          <w:szCs w:val="18"/>
-        </w:rPr>
-        <w:t xml:space="preserve">  </w:t>
-      </w:r>
-    </w:p>
-    <w:p>
-      <w:pPr>
-        <w:pStyle w:val="BodyText"/>
-        <w:bidi w:val="0"/>
-        <w:spacing w:lineRule="auto" w:line="240" w:before="0" w:after="0"/>
-        <w:jc w:val="start"/>
-        <w:rPr>
-          <w:rFonts w:ascii="DejaVu Sans Mono" w:hAnsi="DejaVu Sans Mono" w:cs="DejaVu Sans Mono"/>
-          <w:b/>
-          <w:bCs/>
-          <w:sz w:val="18"/>
-          <w:szCs w:val="18"/>
-        </w:rPr>
-      </w:pPr>
-      <w:r>
-        <w:rPr/>
-      </w:r>
-    </w:p>
-    <w:p>
-      <w:pPr>
-        <w:pStyle w:val="BodyText"/>
-        <w:bidi w:val="0"/>
-        <w:spacing w:lineRule="auto" w:line="240" w:before="0" w:after="0"/>
-        <w:jc w:val="start"/>
-        <w:rPr/>
-      </w:pPr>
-      <w:commentRangeStart w:id="0"/>
-      <w:r>
-        <w:rPr>
-          <w:rFonts w:cs="DejaVu Sans Mono" w:ascii="DejaVu Sans Mono" w:hAnsi="DejaVu Sans Mono"/>
-          <w:b/>
-          <w:bCs/>
-          <w:sz w:val="18"/>
-          <w:szCs w:val="18"/>
-          <w:shd w:fill="999999" w:val="clear"/>
-        </w:rPr>
-        <w:t xml:space="preserve">IMPLEMENTATION NOTE: </w:t>
-      </w:r>
-      <w:r>
-        <w:rPr>
-          <w:rFonts w:eastAsia="Noto Serif CJK SC" w:cs="DejaVu Sans Mono" w:ascii="DejaVu Sans Mono" w:hAnsi="DejaVu Sans Mono"/>
-          <w:b w:val="false"/>
-          <w:bCs w:val="false"/>
-          <w:color w:val="000000"/>
-          <w:kern w:val="2"/>
-          <w:sz w:val="18"/>
-          <w:szCs w:val="18"/>
-          <w:shd w:fill="999999" w:val="clear"/>
-          <w:lang w:val="en-US" w:eastAsia="zh-CN" w:bidi="hi-IN"/>
-        </w:rPr>
-        <w:t>relationship x-mitre-data-component - belongs_to - x-mitre-data-source relationship is described by property x-mitre-data-component.x_mitre_data_source_ref that is the STIX ID of the parent data source node.</w:t>
-      </w:r>
-      <w:commentRangeEnd w:id="0"/>
-      <w:r>
-        <w:commentReference w:id="0"/>
-      </w:r>
-      <w:r>
-        <w:rPr/>
-      </w:r>
-    </w:p>
-    <w:p>
-      <w:pPr>
-        <w:pStyle w:val="BodyText"/>
-        <w:bidi w:val="0"/>
-        <w:spacing w:lineRule="auto" w:line="240" w:before="0" w:after="0"/>
-        <w:jc w:val="start"/>
-        <w:rPr>
-          <w:rFonts w:ascii="DejaVu Sans Mono" w:hAnsi="DejaVu Sans Mono" w:cs="DejaVu Sans Mono"/>
-          <w:sz w:val="18"/>
-          <w:szCs w:val="18"/>
-        </w:rPr>
-      </w:pPr>
-      <w:r>
-        <w:rPr>
-          <w:rFonts w:cs="DejaVu Sans Mono" w:ascii="DejaVu Sans Mono" w:hAnsi="DejaVu Sans Mono"/>
-          <w:sz w:val="18"/>
-          <w:szCs w:val="18"/>
-        </w:rPr>
-      </w:r>
-    </w:p>
-    <w:p>
-      <w:pPr>
-        <w:pStyle w:val="BodyText"/>
-        <w:bidi w:val="0"/>
-        <w:spacing w:lineRule="auto" w:line="240" w:before="0" w:after="0"/>
-        <w:jc w:val="start"/>
-        <w:rPr>
-          <w:rFonts w:ascii="DejaVu Sans Mono" w:hAnsi="DejaVu Sans Mono" w:cs="DejaVu Sans Mono"/>
-          <w:sz w:val="18"/>
-          <w:szCs w:val="18"/>
-        </w:rPr>
-      </w:pPr>
-      <w:r>
-        <w:rPr>
-          <w:rFonts w:cs="DejaVu Sans Mono" w:ascii="DejaVu Sans Mono" w:hAnsi="DejaVu Sans Mono"/>
-          <w:sz w:val="18"/>
-          <w:szCs w:val="18"/>
-        </w:rPr>
-        <w:t>x-mitre-detection-strategy: detection-strategy</w:t>
-      </w:r>
-    </w:p>
-    <w:p>
-      <w:pPr>
-        <w:pStyle w:val="BodyText"/>
-        <w:bidi w:val="0"/>
-        <w:spacing w:lineRule="auto" w:line="240" w:before="0" w:after="0"/>
-        <w:jc w:val="start"/>
-        <w:rPr>
-          <w:rFonts w:ascii="DejaVu Sans Mono" w:hAnsi="DejaVu Sans Mono" w:cs="DejaVu Sans Mono"/>
-          <w:sz w:val="18"/>
-          <w:szCs w:val="18"/>
-        </w:rPr>
-      </w:pPr>
-      <w:r>
-        <w:rPr>
-          <w:rFonts w:cs="DejaVu Sans Mono" w:ascii="DejaVu Sans Mono" w:hAnsi="DejaVu Sans Mono"/>
-          <w:sz w:val="18"/>
-          <w:szCs w:val="18"/>
-        </w:rPr>
-        <w:t>properties: created, external_references, mitre_id, modified, name, type, x_mitre_deprecated, x_mitre_domains, x_mitre_analytic_refs, x_mitre_version, x_mitre_attack_spec_version</w:t>
-      </w:r>
-    </w:p>
-    <w:p>
-      <w:pPr>
-        <w:pStyle w:val="BodyText"/>
-        <w:bidi w:val="0"/>
-        <w:spacing w:lineRule="auto" w:line="240" w:before="0" w:after="0"/>
-        <w:jc w:val="start"/>
-        <w:rPr>
-          <w:rFonts w:ascii="DejaVu Sans Mono" w:hAnsi="DejaVu Sans Mono" w:cs="DejaVu Sans Mono"/>
-          <w:sz w:val="18"/>
-          <w:szCs w:val="18"/>
-        </w:rPr>
-      </w:pPr>
-      <w:r>
-        <w:rPr>
-          <w:rFonts w:cs="DejaVu Sans Mono" w:ascii="DejaVu Sans Mono" w:hAnsi="DejaVu Sans Mono"/>
-          <w:sz w:val="18"/>
-          <w:szCs w:val="18"/>
-        </w:rPr>
-      </w:r>
-    </w:p>
-    <w:p>
-      <w:pPr>
-        <w:pStyle w:val="BodyText"/>
-        <w:bidi w:val="0"/>
-        <w:spacing w:lineRule="auto" w:line="240" w:before="0" w:after="0"/>
-        <w:jc w:val="start"/>
-        <w:rPr>
-          <w:rFonts w:ascii="DejaVu Sans Mono" w:hAnsi="DejaVu Sans Mono" w:cs="DejaVu Sans Mono"/>
-          <w:sz w:val="18"/>
-          <w:szCs w:val="18"/>
-        </w:rPr>
-      </w:pPr>
-      <w:r>
-        <w:rPr>
-          <w:rFonts w:cs="DejaVu Sans Mono" w:ascii="DejaVu Sans Mono" w:hAnsi="DejaVu Sans Mono"/>
-          <w:b/>
-          <w:bCs/>
-          <w:sz w:val="18"/>
-          <w:szCs w:val="18"/>
-        </w:rPr>
-        <w:t xml:space="preserve">NOTE: </w:t>
-      </w:r>
-      <w:r>
-        <w:rPr>
-          <w:rFonts w:cs="DejaVu Sans Mono" w:ascii="DejaVu Sans Mono" w:hAnsi="DejaVu Sans Mono"/>
-          <w:sz w:val="18"/>
-          <w:szCs w:val="18"/>
-        </w:rPr>
-        <w:t xml:space="preserve">property x-mitre-detection-strategy.x_mitre_analytic_refs is a list of x-mitre-analytic IDs that should be used to define the </w:t>
-      </w:r>
-      <w:r>
-        <w:rPr>
-          <w:rFonts w:cs="DejaVu Sans Mono" w:ascii="DejaVu Sans Mono" w:hAnsi="DejaVu Sans Mono"/>
-          <w:b/>
-          <w:bCs/>
-          <w:sz w:val="18"/>
-          <w:szCs w:val="18"/>
-        </w:rPr>
-        <w:t>x-mitre-detection-strategy -  implemented_by - x-mitre-analytic</w:t>
-      </w:r>
-      <w:r>
-        <w:rPr>
-          <w:rFonts w:cs="DejaVu Sans Mono" w:ascii="DejaVu Sans Mono" w:hAnsi="DejaVu Sans Mono"/>
-          <w:sz w:val="18"/>
-          <w:szCs w:val="18"/>
-        </w:rPr>
-        <w:t xml:space="preserve"> relationship.</w:t>
-      </w:r>
-    </w:p>
-    <w:p>
-      <w:pPr>
-        <w:pStyle w:val="BodyText"/>
-        <w:bidi w:val="0"/>
-        <w:spacing w:lineRule="auto" w:line="240" w:before="0" w:after="0"/>
-        <w:jc w:val="start"/>
-        <w:rPr>
-          <w:rFonts w:ascii="DejaVu Sans Mono" w:hAnsi="DejaVu Sans Mono" w:cs="DejaVu Sans Mono"/>
-          <w:sz w:val="18"/>
-          <w:szCs w:val="18"/>
-        </w:rPr>
-      </w:pPr>
-      <w:r>
-        <w:rPr>
-          <w:rFonts w:cs="DejaVu Sans Mono" w:ascii="DejaVu Sans Mono" w:hAnsi="DejaVu Sans Mono"/>
-          <w:sz w:val="18"/>
-          <w:szCs w:val="18"/>
-          <w:shd w:fill="auto" w:val="clear"/>
-        </w:rPr>
-      </w:r>
-    </w:p>
-    <w:p>
-      <w:pPr>
-        <w:pStyle w:val="BodyText"/>
-        <w:bidi w:val="0"/>
-        <w:spacing w:lineRule="auto" w:line="240" w:before="0" w:after="0"/>
-        <w:jc w:val="start"/>
-        <w:rPr>
-          <w:rFonts w:ascii="DejaVu Sans Mono" w:hAnsi="DejaVu Sans Mono" w:cs="DejaVu Sans Mono"/>
-          <w:sz w:val="18"/>
-          <w:szCs w:val="18"/>
-        </w:rPr>
-      </w:pPr>
-      <w:r>
-        <w:rPr>
-          <w:rFonts w:cs="DejaVu Sans Mono" w:ascii="DejaVu Sans Mono" w:hAnsi="DejaVu Sans Mono"/>
-          <w:sz w:val="18"/>
-          <w:szCs w:val="18"/>
-          <w:shd w:fill="auto" w:val="clear"/>
-        </w:rPr>
-      </w:r>
-    </w:p>
-    <w:p>
-      <w:pPr>
-        <w:pStyle w:val="BodyText"/>
-        <w:bidi w:val="0"/>
-        <w:spacing w:lineRule="auto" w:line="240" w:before="0" w:after="0"/>
-        <w:jc w:val="start"/>
-        <w:rPr>
-          <w:rFonts w:ascii="DejaVu Sans Mono" w:hAnsi="DejaVu Sans Mono" w:cs="DejaVu Sans Mono"/>
-          <w:sz w:val="18"/>
-          <w:szCs w:val="18"/>
-          <w:shd w:fill="auto" w:val="clear"/>
-        </w:rPr>
-      </w:pPr>
-      <w:r>
-        <w:rPr>
-          <w:rFonts w:cs="DejaVu Sans Mono" w:ascii="DejaVu Sans Mono" w:hAnsi="DejaVu Sans Mono"/>
-          <w:sz w:val="18"/>
-          <w:szCs w:val="18"/>
-          <w:shd w:fill="auto" w:val="clear"/>
-        </w:rPr>
-        <w:t>x-mitre-tactic: tactic</w:t>
-      </w:r>
-    </w:p>
-    <w:p>
-      <w:pPr>
-        <w:pStyle w:val="BodyText"/>
-        <w:bidi w:val="0"/>
-        <w:spacing w:lineRule="auto" w:line="240" w:before="0" w:after="0"/>
-        <w:jc w:val="start"/>
-        <w:rPr>
-          <w:rFonts w:ascii="DejaVu Sans Mono" w:hAnsi="DejaVu Sans Mono" w:cs="DejaVu Sans Mono"/>
-          <w:sz w:val="18"/>
-          <w:szCs w:val="18"/>
-        </w:rPr>
-      </w:pPr>
-      <w:r>
-        <w:rPr>
-          <w:rFonts w:cs="DejaVu Sans Mono" w:ascii="DejaVu Sans Mono" w:hAnsi="DejaVu Sans Mono"/>
-          <w:sz w:val="18"/>
-          <w:szCs w:val="18"/>
-          <w:shd w:fill="auto" w:val="clear"/>
-        </w:rPr>
-        <w:t xml:space="preserve">properties: created, description, external_references, id, </w:t>
-      </w:r>
-      <w:r>
-        <w:rPr>
-          <w:rFonts w:cs="DejaVu Sans Mono" w:ascii="DejaVu Sans Mono" w:hAnsi="DejaVu Sans Mono"/>
-          <w:sz w:val="18"/>
-          <w:szCs w:val="18"/>
-          <w:shd w:fill="auto" w:val="clear"/>
-        </w:rPr>
-        <w:t xml:space="preserve">mitre_id, </w:t>
-      </w:r>
-      <w:r>
-        <w:rPr>
-          <w:rFonts w:cs="DejaVu Sans Mono" w:ascii="DejaVu Sans Mono" w:hAnsi="DejaVu Sans Mono"/>
-          <w:sz w:val="18"/>
-          <w:szCs w:val="18"/>
-          <w:shd w:fill="auto" w:val="clear"/>
-        </w:rPr>
-        <w:t xml:space="preserve">modified, name, type, x_mitre_deprecated, x_mitre_domains, x_mitre_shortname, x_mitre_version,  x_mitre_attack_spec_version     </w:t>
-      </w:r>
-      <w:r>
-        <w:rPr>
-          <w:rFonts w:cs="DejaVu Sans Mono" w:ascii="DejaVu Sans Mono" w:hAnsi="DejaVu Sans Mono"/>
-          <w:sz w:val="18"/>
-          <w:szCs w:val="18"/>
-        </w:rPr>
-        <w:t xml:space="preserve">                         </w:t>
-      </w:r>
-    </w:p>
-    <w:p>
-      <w:pPr>
-        <w:pStyle w:val="BodyText"/>
-        <w:bidi w:val="0"/>
-        <w:spacing w:lineRule="auto" w:line="240" w:before="0" w:after="0"/>
-        <w:jc w:val="start"/>
-        <w:rPr>
-          <w:rFonts w:ascii="DejaVu Sans Mono" w:hAnsi="DejaVu Sans Mono" w:cs="DejaVu Sans Mono"/>
-          <w:sz w:val="18"/>
-          <w:szCs w:val="18"/>
-        </w:rPr>
-      </w:pPr>
-      <w:r>
-        <w:rPr>
-          <w:rFonts w:cs="DejaVu Sans Mono" w:ascii="DejaVu Sans Mono" w:hAnsi="DejaVu Sans Mono"/>
-          <w:sz w:val="18"/>
-          <w:szCs w:val="18"/>
-        </w:rPr>
-      </w:r>
-    </w:p>
-    <w:p>
-      <w:pPr>
-        <w:pStyle w:val="BodyText"/>
-        <w:bidi w:val="0"/>
-        <w:spacing w:lineRule="auto" w:line="240" w:before="0" w:after="0"/>
-        <w:jc w:val="start"/>
-        <w:rPr>
-          <w:rFonts w:ascii="DejaVu Sans Mono" w:hAnsi="DejaVu Sans Mono" w:cs="DejaVu Sans Mono"/>
-          <w:sz w:val="18"/>
-          <w:szCs w:val="18"/>
-        </w:rPr>
-      </w:pPr>
-      <w:r>
-        <w:rPr>
-          <w:rFonts w:cs="DejaVu Sans Mono" w:ascii="DejaVu Sans Mono" w:hAnsi="DejaVu Sans Mono"/>
-          <w:sz w:val="18"/>
-          <w:szCs w:val="18"/>
-        </w:rPr>
-      </w:r>
-    </w:p>
-    <w:p>
-      <w:pPr>
-        <w:pStyle w:val="BodyText"/>
-        <w:bidi w:val="0"/>
-        <w:spacing w:lineRule="auto" w:line="240" w:before="0" w:after="0"/>
-        <w:jc w:val="start"/>
-        <w:rPr>
-          <w:rFonts w:ascii="DejaVu Sans Mono" w:hAnsi="DejaVu Sans Mono" w:cs="DejaVu Sans Mono"/>
-          <w:sz w:val="18"/>
-          <w:szCs w:val="18"/>
-        </w:rPr>
-      </w:pPr>
-      <w:r>
-        <w:rPr>
-          <w:rFonts w:cs="DejaVu Sans Mono" w:ascii="DejaVu Sans Mono" w:hAnsi="DejaVu Sans Mono"/>
-          <w:sz w:val="18"/>
-          <w:szCs w:val="18"/>
-        </w:rPr>
-      </w:r>
-    </w:p>
-    <w:p>
-      <w:pPr>
-        <w:pStyle w:val="BodyText"/>
-        <w:bidi w:val="0"/>
-        <w:spacing w:lineRule="auto" w:line="240" w:before="0" w:after="0"/>
-        <w:jc w:val="start"/>
-        <w:rPr>
-          <w:rFonts w:ascii="DejaVu Sans Mono" w:hAnsi="DejaVu Sans Mono" w:cs="DejaVu Sans Mono"/>
-          <w:sz w:val="18"/>
-          <w:szCs w:val="18"/>
-        </w:rPr>
-      </w:pPr>
-      <w:r>
-        <w:rPr>
-          <w:rFonts w:cs="DejaVu Sans Mono" w:ascii="DejaVu Sans Mono" w:hAnsi="DejaVu Sans Mono"/>
-          <w:sz w:val="18"/>
-          <w:szCs w:val="18"/>
-        </w:rPr>
-      </w:r>
-    </w:p>
-    <w:p>
-      <w:pPr>
-        <w:pStyle w:val="Heading2"/>
-        <w:ind w:hanging="0" w:start="0"/>
-        <w:rPr/>
-      </w:pPr>
-      <w:r>
-        <w:rPr/>
-        <w:t xml:space="preserve">ATT&amp;CK </w:t>
-      </w:r>
-      <w:r>
-        <w:rPr/>
-        <w:t>Edge</w:t>
-      </w:r>
-      <w:r>
-        <w:rPr/>
-        <w:t>s</w:t>
-      </w:r>
-    </w:p>
-    <w:p>
-      <w:pPr>
-        <w:pStyle w:val="Heading3"/>
-        <w:ind w:hanging="0" w:start="0"/>
-        <w:rPr/>
-      </w:pPr>
-      <w:r>
-        <w:rPr/>
-        <w:t xml:space="preserve">Edge </w:t>
-      </w:r>
-      <w:r>
-        <w:rPr/>
-        <w:t>P</w:t>
-      </w:r>
-      <w:r>
-        <w:rPr/>
-        <w:t xml:space="preserve">roperty </w:t>
-      </w:r>
-      <w:r>
-        <w:rPr/>
-        <w:t>T</w:t>
-      </w:r>
-      <w:r>
-        <w:rPr/>
-        <w:t>ype</w:t>
-      </w:r>
-      <w:r>
-        <w:rPr/>
-        <w:t>s</w:t>
-      </w:r>
-    </w:p>
-    <w:p>
-      <w:pPr>
-        <w:pStyle w:val="BodyText"/>
-        <w:bidi w:val="0"/>
-        <w:rPr/>
-      </w:pPr>
-      <w:r>
-        <w:rPr/>
-      </w:r>
-    </w:p>
-    <w:p>
-      <w:pPr>
-        <w:pStyle w:val="BodyText"/>
-        <w:bidi w:val="0"/>
-        <w:rPr>
-          <w:rFonts w:ascii="DejaVu Sans Mono" w:hAnsi="DejaVu Sans Mono" w:cs="DejaVu Sans Mono"/>
-          <w:sz w:val="18"/>
-          <w:szCs w:val="18"/>
-        </w:rPr>
-      </w:pPr>
-      <w:r>
-        <w:rPr/>
-        <w:t>This is a repeat of the same type map:</w:t>
-      </w:r>
-    </w:p>
-    <w:p>
-      <w:pPr>
-        <w:pStyle w:val="Normal"/>
-        <w:spacing w:lineRule="auto" w:line="240" w:before="0" w:after="0"/>
-        <w:jc w:val="start"/>
-        <w:rPr>
-          <w:rFonts w:ascii="DejaVu Sans Mono" w:hAnsi="DejaVu Sans Mono" w:cs="DejaVu Sans Mono"/>
-          <w:sz w:val="18"/>
-          <w:szCs w:val="18"/>
-        </w:rPr>
-      </w:pPr>
-      <w:r>
-        <w:rPr>
-          <w:rFonts w:cs="DejaVu Sans Mono" w:ascii="DejaVu Sans Mono" w:hAnsi="DejaVu Sans Mono"/>
-          <w:sz w:val="18"/>
-          <w:szCs w:val="18"/>
-        </w:rPr>
-        <w:t>0: str</w:t>
-      </w:r>
-    </w:p>
-    <w:p>
-      <w:pPr>
-        <w:pStyle w:val="Normal"/>
-        <w:spacing w:lineRule="auto" w:line="240" w:before="0" w:after="0"/>
-        <w:jc w:val="start"/>
-        <w:rPr>
-          <w:rFonts w:ascii="DejaVu Sans Mono" w:hAnsi="DejaVu Sans Mono" w:cs="DejaVu Sans Mono"/>
-          <w:sz w:val="18"/>
-          <w:szCs w:val="18"/>
-        </w:rPr>
-      </w:pPr>
-      <w:r>
-        <w:rPr>
-          <w:rFonts w:cs="DejaVu Sans Mono" w:ascii="DejaVu Sans Mono" w:hAnsi="DejaVu Sans Mono"/>
-          <w:sz w:val="18"/>
-          <w:szCs w:val="18"/>
-        </w:rPr>
-        <w:t>1: bool</w:t>
-      </w:r>
-    </w:p>
-    <w:p>
-      <w:pPr>
-        <w:pStyle w:val="Normal"/>
-        <w:spacing w:lineRule="auto" w:line="240" w:before="0" w:after="0"/>
-        <w:jc w:val="start"/>
-        <w:rPr>
-          <w:rFonts w:ascii="DejaVu Sans Mono" w:hAnsi="DejaVu Sans Mono" w:cs="DejaVu Sans Mono"/>
-          <w:sz w:val="18"/>
-          <w:szCs w:val="18"/>
-        </w:rPr>
-      </w:pPr>
-      <w:r>
-        <w:rPr>
-          <w:rFonts w:cs="DejaVu Sans Mono" w:ascii="DejaVu Sans Mono" w:hAnsi="DejaVu Sans Mono"/>
-          <w:sz w:val="18"/>
-          <w:szCs w:val="18"/>
-        </w:rPr>
-        <w:t>2: datetime</w:t>
-      </w:r>
-    </w:p>
-    <w:p>
-      <w:pPr>
-        <w:pStyle w:val="Normal"/>
-        <w:spacing w:lineRule="auto" w:line="240" w:before="0" w:after="0"/>
-        <w:jc w:val="start"/>
-        <w:rPr>
-          <w:rFonts w:ascii="DejaVu Sans Mono" w:hAnsi="DejaVu Sans Mono" w:cs="DejaVu Sans Mono"/>
-          <w:sz w:val="18"/>
-          <w:szCs w:val="18"/>
-        </w:rPr>
-      </w:pPr>
-      <w:r>
-        <w:rPr>
-          <w:rFonts w:cs="DejaVu Sans Mono" w:ascii="DejaVu Sans Mono" w:hAnsi="DejaVu Sans Mono"/>
-          <w:sz w:val="18"/>
-          <w:szCs w:val="18"/>
-        </w:rPr>
-        <w:t>3: list</w:t>
-      </w:r>
-    </w:p>
-    <w:p>
-      <w:pPr>
-        <w:pStyle w:val="Normal"/>
-        <w:spacing w:lineRule="auto" w:line="240" w:before="0" w:after="0"/>
-        <w:jc w:val="start"/>
-        <w:rPr>
-          <w:rFonts w:ascii="DejaVu Sans Mono" w:hAnsi="DejaVu Sans Mono" w:cs="DejaVu Sans Mono"/>
-          <w:sz w:val="18"/>
-          <w:szCs w:val="18"/>
-        </w:rPr>
-      </w:pPr>
-      <w:r>
-        <w:rPr>
-          <w:rFonts w:cs="DejaVu Sans Mono" w:ascii="DejaVu Sans Mono" w:hAnsi="DejaVu Sans Mono"/>
-          <w:sz w:val="18"/>
-          <w:szCs w:val="18"/>
-        </w:rPr>
-        <w:t xml:space="preserve">4: json </w:t>
-      </w:r>
-    </w:p>
-    <w:p>
-      <w:pPr>
-        <w:pStyle w:val="Normal"/>
-        <w:bidi w:val="0"/>
-        <w:jc w:val="start"/>
-        <w:rPr/>
-      </w:pPr>
-      <w:r>
-        <w:rPr/>
-      </w:r>
-    </w:p>
-    <w:p>
-      <w:pPr>
-        <w:pStyle w:val="BodyText"/>
-        <w:bidi w:val="0"/>
-        <w:rPr/>
-      </w:pPr>
-      <w:r>
-        <w:rPr/>
-        <w:t>All relationships have the same properties and the following subset with their type mapping need to be imported:</w:t>
-      </w:r>
-    </w:p>
-    <w:p>
-      <w:pPr>
-        <w:pStyle w:val="BodyText"/>
-        <w:bidi w:val="0"/>
-        <w:spacing w:lineRule="auto" w:line="240" w:before="0" w:after="0"/>
-        <w:jc w:val="start"/>
-        <w:rPr/>
-      </w:pPr>
-      <w:r>
-        <w:rPr/>
-      </w:r>
-    </w:p>
-    <w:p>
-      <w:pPr>
-        <w:pStyle w:val="Normal"/>
-        <w:bidi w:val="0"/>
-        <w:spacing w:lineRule="auto" w:line="240" w:before="0" w:after="0"/>
-        <w:jc w:val="start"/>
-        <w:rPr>
-          <w:rFonts w:ascii="DejaVu Sans Mono" w:hAnsi="DejaVu Sans Mono" w:cs="DejaVu Sans Mono"/>
-          <w:sz w:val="18"/>
-          <w:szCs w:val="18"/>
-        </w:rPr>
-      </w:pPr>
-      <w:r>
-        <w:rPr>
-          <w:rFonts w:cs="DejaVu Sans Mono" w:ascii="DejaVu Sans Mono" w:hAnsi="DejaVu Sans Mono"/>
-          <w:sz w:val="18"/>
-          <w:szCs w:val="18"/>
-        </w:rPr>
-        <w:t>created/2, description/0, modified/2, relationship_type/0, x_mitre_deprecated/1</w:t>
-      </w:r>
-    </w:p>
-    <w:p>
-      <w:pPr>
-        <w:pStyle w:val="BodyText"/>
-        <w:bidi w:val="0"/>
-        <w:rPr/>
-      </w:pPr>
-      <w:r>
-        <w:rPr/>
-      </w:r>
-    </w:p>
-    <w:p>
-      <w:pPr>
-        <w:pStyle w:val="BodyText"/>
-        <w:bidi w:val="0"/>
-        <w:rPr>
-          <w:rFonts w:ascii="DejaVu Sans Mono" w:hAnsi="DejaVu Sans Mono" w:cs="DejaVu Sans Mono"/>
-          <w:sz w:val="18"/>
-          <w:szCs w:val="18"/>
-        </w:rPr>
-      </w:pPr>
-      <w:r>
-        <w:rPr/>
-        <w:t>This is the list of relationships:</w:t>
-      </w:r>
-    </w:p>
-    <w:p>
-      <w:pPr>
-        <w:pStyle w:val="BodyText"/>
-        <w:bidi w:val="0"/>
-        <w:spacing w:lineRule="auto" w:line="240" w:before="0" w:after="0"/>
-        <w:jc w:val="start"/>
-        <w:rPr>
-          <w:rFonts w:ascii="DejaVu Sans Mono" w:hAnsi="DejaVu Sans Mono" w:cs="DejaVu Sans Mono"/>
-          <w:sz w:val="18"/>
-          <w:szCs w:val="18"/>
-        </w:rPr>
-      </w:pPr>
-      <w:r>
-        <w:rPr>
-          <w:rFonts w:cs="DejaVu Sans Mono" w:ascii="DejaVu Sans Mono" w:hAnsi="DejaVu Sans Mono"/>
-          <w:sz w:val="18"/>
-          <w:szCs w:val="18"/>
-        </w:rPr>
-        <w:t>attack-pattern revoked-by attack-pattern</w:t>
-      </w:r>
-    </w:p>
-    <w:p>
-      <w:pPr>
-        <w:pStyle w:val="BodyText"/>
-        <w:bidi w:val="0"/>
-        <w:spacing w:lineRule="auto" w:line="240" w:before="0" w:after="0"/>
-        <w:jc w:val="start"/>
-        <w:rPr>
-          <w:rFonts w:ascii="DejaVu Sans Mono" w:hAnsi="DejaVu Sans Mono" w:cs="DejaVu Sans Mono"/>
-          <w:sz w:val="18"/>
-          <w:szCs w:val="18"/>
-        </w:rPr>
-      </w:pPr>
-      <w:r>
-        <w:rPr>
-          <w:rFonts w:cs="DejaVu Sans Mono" w:ascii="DejaVu Sans Mono" w:hAnsi="DejaVu Sans Mono"/>
-          <w:sz w:val="18"/>
-          <w:szCs w:val="18"/>
-        </w:rPr>
-        <w:t>attack-pattern subtechnique-of attack-pattern</w:t>
-      </w:r>
-    </w:p>
-    <w:p>
-      <w:pPr>
-        <w:pStyle w:val="BodyText"/>
-        <w:bidi w:val="0"/>
-        <w:spacing w:lineRule="auto" w:line="240" w:before="0" w:after="0"/>
-        <w:jc w:val="start"/>
-        <w:rPr>
-          <w:rFonts w:ascii="DejaVu Sans Mono" w:hAnsi="DejaVu Sans Mono" w:cs="DejaVu Sans Mono"/>
-          <w:sz w:val="18"/>
-          <w:szCs w:val="18"/>
-        </w:rPr>
-      </w:pPr>
-      <w:r>
-        <w:rPr>
-          <w:rFonts w:cs="DejaVu Sans Mono" w:ascii="DejaVu Sans Mono" w:hAnsi="DejaVu Sans Mono"/>
-          <w:sz w:val="18"/>
-          <w:szCs w:val="18"/>
-        </w:rPr>
-        <w:t>campaign attributed-to intrusion-set</w:t>
-      </w:r>
-    </w:p>
-    <w:p>
-      <w:pPr>
-        <w:pStyle w:val="BodyText"/>
-        <w:bidi w:val="0"/>
-        <w:spacing w:lineRule="auto" w:line="240" w:before="0" w:after="0"/>
-        <w:jc w:val="start"/>
-        <w:rPr>
-          <w:rFonts w:ascii="DejaVu Sans Mono" w:hAnsi="DejaVu Sans Mono" w:cs="DejaVu Sans Mono"/>
-          <w:sz w:val="18"/>
-          <w:szCs w:val="18"/>
-        </w:rPr>
-      </w:pPr>
-      <w:r>
-        <w:rPr>
-          <w:rFonts w:cs="DejaVu Sans Mono" w:ascii="DejaVu Sans Mono" w:hAnsi="DejaVu Sans Mono"/>
-          <w:sz w:val="18"/>
-          <w:szCs w:val="18"/>
-        </w:rPr>
-        <w:t>campaign uses attack-pattern</w:t>
-      </w:r>
-    </w:p>
-    <w:p>
-      <w:pPr>
-        <w:pStyle w:val="BodyText"/>
-        <w:bidi w:val="0"/>
-        <w:spacing w:lineRule="auto" w:line="240" w:before="0" w:after="0"/>
-        <w:jc w:val="start"/>
-        <w:rPr>
-          <w:rFonts w:ascii="DejaVu Sans Mono" w:hAnsi="DejaVu Sans Mono" w:cs="DejaVu Sans Mono"/>
-          <w:sz w:val="18"/>
-          <w:szCs w:val="18"/>
-        </w:rPr>
-      </w:pPr>
-      <w:r>
-        <w:rPr>
-          <w:rFonts w:cs="DejaVu Sans Mono" w:ascii="DejaVu Sans Mono" w:hAnsi="DejaVu Sans Mono"/>
-          <w:sz w:val="18"/>
-          <w:szCs w:val="18"/>
-        </w:rPr>
-        <w:t>campaign uses malware</w:t>
-      </w:r>
-    </w:p>
-    <w:p>
-      <w:pPr>
-        <w:pStyle w:val="BodyText"/>
-        <w:bidi w:val="0"/>
-        <w:spacing w:lineRule="auto" w:line="240" w:before="0" w:after="0"/>
-        <w:jc w:val="start"/>
-        <w:rPr>
-          <w:rFonts w:ascii="DejaVu Sans Mono" w:hAnsi="DejaVu Sans Mono" w:cs="DejaVu Sans Mono"/>
-          <w:sz w:val="18"/>
-          <w:szCs w:val="18"/>
-        </w:rPr>
-      </w:pPr>
-      <w:r>
-        <w:rPr>
-          <w:rFonts w:cs="DejaVu Sans Mono" w:ascii="DejaVu Sans Mono" w:hAnsi="DejaVu Sans Mono"/>
-          <w:sz w:val="18"/>
-          <w:szCs w:val="18"/>
-        </w:rPr>
-        <w:t>campaign uses tool</w:t>
-      </w:r>
-    </w:p>
-    <w:p>
-      <w:pPr>
-        <w:pStyle w:val="BodyText"/>
-        <w:bidi w:val="0"/>
-        <w:spacing w:lineRule="auto" w:line="240" w:before="0" w:after="0"/>
-        <w:jc w:val="start"/>
-        <w:rPr>
-          <w:rFonts w:ascii="DejaVu Sans Mono" w:hAnsi="DejaVu Sans Mono" w:cs="DejaVu Sans Mono"/>
-          <w:sz w:val="18"/>
-          <w:szCs w:val="18"/>
-        </w:rPr>
-      </w:pPr>
-      <w:r>
-        <w:rPr>
-          <w:rFonts w:cs="DejaVu Sans Mono" w:ascii="DejaVu Sans Mono" w:hAnsi="DejaVu Sans Mono"/>
-          <w:sz w:val="18"/>
-          <w:szCs w:val="18"/>
-        </w:rPr>
-        <w:t>course-of-action mitigates attack-pattern</w:t>
-      </w:r>
-    </w:p>
-    <w:p>
-      <w:pPr>
-        <w:pStyle w:val="BodyText"/>
-        <w:bidi w:val="0"/>
-        <w:spacing w:lineRule="auto" w:line="240" w:before="0" w:after="0"/>
-        <w:jc w:val="start"/>
-        <w:rPr>
-          <w:rFonts w:ascii="DejaVu Sans Mono" w:hAnsi="DejaVu Sans Mono" w:cs="DejaVu Sans Mono"/>
-          <w:sz w:val="18"/>
-          <w:szCs w:val="18"/>
-        </w:rPr>
-      </w:pPr>
-      <w:r>
-        <w:rPr>
-          <w:rFonts w:cs="DejaVu Sans Mono" w:ascii="DejaVu Sans Mono" w:hAnsi="DejaVu Sans Mono"/>
-          <w:sz w:val="18"/>
-          <w:szCs w:val="18"/>
-        </w:rPr>
-        <w:t>intrusion-set revoked-by intrusion-set</w:t>
-      </w:r>
-    </w:p>
-    <w:p>
-      <w:pPr>
-        <w:pStyle w:val="BodyText"/>
-        <w:bidi w:val="0"/>
-        <w:spacing w:lineRule="auto" w:line="240" w:before="0" w:after="0"/>
-        <w:jc w:val="start"/>
-        <w:rPr>
-          <w:rFonts w:ascii="DejaVu Sans Mono" w:hAnsi="DejaVu Sans Mono" w:cs="DejaVu Sans Mono"/>
-          <w:sz w:val="18"/>
-          <w:szCs w:val="18"/>
-        </w:rPr>
-      </w:pPr>
-      <w:r>
-        <w:rPr>
-          <w:rFonts w:cs="DejaVu Sans Mono" w:ascii="DejaVu Sans Mono" w:hAnsi="DejaVu Sans Mono"/>
-          <w:sz w:val="18"/>
-          <w:szCs w:val="18"/>
-        </w:rPr>
-        <w:t>intrusion-set uses attack-pattern</w:t>
-      </w:r>
-    </w:p>
-    <w:p>
-      <w:pPr>
-        <w:pStyle w:val="BodyText"/>
-        <w:bidi w:val="0"/>
-        <w:spacing w:lineRule="auto" w:line="240" w:before="0" w:after="0"/>
-        <w:jc w:val="start"/>
-        <w:rPr>
-          <w:rFonts w:ascii="DejaVu Sans Mono" w:hAnsi="DejaVu Sans Mono" w:cs="DejaVu Sans Mono"/>
-          <w:sz w:val="18"/>
-          <w:szCs w:val="18"/>
-        </w:rPr>
-      </w:pPr>
-      <w:r>
-        <w:rPr>
-          <w:rFonts w:cs="DejaVu Sans Mono" w:ascii="DejaVu Sans Mono" w:hAnsi="DejaVu Sans Mono"/>
-          <w:sz w:val="18"/>
-          <w:szCs w:val="18"/>
-        </w:rPr>
-        <w:t>intrusion-set uses malware</w:t>
-      </w:r>
-    </w:p>
-    <w:p>
-      <w:pPr>
-        <w:pStyle w:val="BodyText"/>
-        <w:bidi w:val="0"/>
-        <w:spacing w:lineRule="auto" w:line="240" w:before="0" w:after="0"/>
-        <w:jc w:val="start"/>
-        <w:rPr>
-          <w:rFonts w:ascii="DejaVu Sans Mono" w:hAnsi="DejaVu Sans Mono" w:cs="DejaVu Sans Mono"/>
-          <w:sz w:val="18"/>
-          <w:szCs w:val="18"/>
-        </w:rPr>
-      </w:pPr>
-      <w:r>
-        <w:rPr>
-          <w:rFonts w:cs="DejaVu Sans Mono" w:ascii="DejaVu Sans Mono" w:hAnsi="DejaVu Sans Mono"/>
-          <w:sz w:val="18"/>
-          <w:szCs w:val="18"/>
-        </w:rPr>
-        <w:t>intrusion-set uses tool</w:t>
-      </w:r>
-    </w:p>
-    <w:p>
-      <w:pPr>
-        <w:pStyle w:val="BodyText"/>
-        <w:bidi w:val="0"/>
-        <w:spacing w:lineRule="auto" w:line="240" w:before="0" w:after="0"/>
-        <w:jc w:val="start"/>
-        <w:rPr>
-          <w:rFonts w:ascii="DejaVu Sans Mono" w:hAnsi="DejaVu Sans Mono" w:cs="DejaVu Sans Mono"/>
-          <w:sz w:val="18"/>
-          <w:szCs w:val="18"/>
-        </w:rPr>
-      </w:pPr>
-      <w:r>
-        <w:rPr>
-          <w:rFonts w:cs="DejaVu Sans Mono" w:ascii="DejaVu Sans Mono" w:hAnsi="DejaVu Sans Mono"/>
-          <w:sz w:val="18"/>
-          <w:szCs w:val="18"/>
-        </w:rPr>
-        <w:t>malware revoked-by malware</w:t>
-      </w:r>
-    </w:p>
-    <w:p>
-      <w:pPr>
-        <w:pStyle w:val="BodyText"/>
-        <w:bidi w:val="0"/>
-        <w:spacing w:lineRule="auto" w:line="240" w:before="0" w:after="0"/>
-        <w:jc w:val="start"/>
-        <w:rPr>
-          <w:rFonts w:ascii="DejaVu Sans Mono" w:hAnsi="DejaVu Sans Mono" w:cs="DejaVu Sans Mono"/>
-          <w:sz w:val="18"/>
-          <w:szCs w:val="18"/>
-        </w:rPr>
-      </w:pPr>
-      <w:r>
-        <w:rPr>
-          <w:rFonts w:cs="DejaVu Sans Mono" w:ascii="DejaVu Sans Mono" w:hAnsi="DejaVu Sans Mono"/>
-          <w:sz w:val="18"/>
-          <w:szCs w:val="18"/>
-        </w:rPr>
-        <w:t>malware revoked-by tool</w:t>
-      </w:r>
-    </w:p>
-    <w:p>
-      <w:pPr>
-        <w:pStyle w:val="BodyText"/>
-        <w:bidi w:val="0"/>
-        <w:spacing w:lineRule="auto" w:line="240" w:before="0" w:after="0"/>
-        <w:jc w:val="start"/>
-        <w:rPr>
-          <w:rFonts w:ascii="DejaVu Sans Mono" w:hAnsi="DejaVu Sans Mono" w:cs="DejaVu Sans Mono"/>
-          <w:sz w:val="18"/>
-          <w:szCs w:val="18"/>
-        </w:rPr>
-      </w:pPr>
-      <w:r>
-        <w:rPr>
-          <w:rFonts w:cs="DejaVu Sans Mono" w:ascii="DejaVu Sans Mono" w:hAnsi="DejaVu Sans Mono"/>
-          <w:sz w:val="18"/>
-          <w:szCs w:val="18"/>
-        </w:rPr>
-        <w:t>malware uses attack-pattern</w:t>
-      </w:r>
-    </w:p>
-    <w:p>
-      <w:pPr>
-        <w:pStyle w:val="BodyText"/>
-        <w:bidi w:val="0"/>
-        <w:spacing w:lineRule="auto" w:line="240" w:before="0" w:after="0"/>
-        <w:jc w:val="start"/>
-        <w:rPr>
-          <w:rFonts w:ascii="DejaVu Sans Mono" w:hAnsi="DejaVu Sans Mono" w:cs="DejaVu Sans Mono"/>
-          <w:sz w:val="18"/>
-          <w:szCs w:val="18"/>
-        </w:rPr>
-      </w:pPr>
-      <w:r>
-        <w:rPr>
-          <w:rFonts w:cs="DejaVu Sans Mono" w:ascii="DejaVu Sans Mono" w:hAnsi="DejaVu Sans Mono"/>
-          <w:sz w:val="18"/>
-          <w:szCs w:val="18"/>
-        </w:rPr>
-        <w:t>tool uses attack-pattern</w:t>
-      </w:r>
-    </w:p>
-    <w:p>
-      <w:pPr>
-        <w:pStyle w:val="BodyText"/>
-        <w:bidi w:val="0"/>
-        <w:spacing w:lineRule="auto" w:line="240" w:before="0" w:after="0"/>
-        <w:jc w:val="start"/>
-        <w:rPr>
-          <w:rFonts w:ascii="DejaVu Sans Mono" w:hAnsi="DejaVu Sans Mono" w:eastAsia="Noto Serif CJK SC" w:cs="DejaVu Sans Mono"/>
-          <w:color w:val="000000"/>
-          <w:kern w:val="2"/>
-          <w:sz w:val="18"/>
-          <w:szCs w:val="18"/>
-          <w:shd w:fill="auto" w:val="clear"/>
-          <w:lang w:val="en-US" w:eastAsia="zh-CN" w:bidi="hi-IN"/>
-        </w:rPr>
-      </w:pPr>
-      <w:r>
-        <w:rPr>
-          <w:rFonts w:cs="DejaVu Sans Mono" w:ascii="DejaVu Sans Mono" w:hAnsi="DejaVu Sans Mono"/>
-          <w:strike/>
-          <w:sz w:val="18"/>
-          <w:szCs w:val="18"/>
-        </w:rPr>
-        <w:t>x-mitre-data-component detects attack-pattern</w:t>
-      </w:r>
-    </w:p>
-    <w:p>
-      <w:pPr>
-        <w:pStyle w:val="BodyText"/>
-        <w:widowControl/>
-        <w:suppressAutoHyphens w:val="true"/>
-        <w:kinsoku w:val="true"/>
-        <w:overflowPunct w:val="true"/>
-        <w:autoSpaceDE w:val="true"/>
-        <w:bidi w:val="0"/>
-        <w:spacing w:lineRule="auto" w:line="240" w:before="0" w:after="0"/>
-        <w:jc w:val="start"/>
-        <w:rPr>
-          <w:rFonts w:ascii="DejaVu Sans Mono" w:hAnsi="DejaVu Sans Mono" w:eastAsia="Noto Serif CJK SC" w:cs="DejaVu Sans Mono"/>
-          <w:color w:val="000000"/>
-          <w:kern w:val="2"/>
-          <w:sz w:val="18"/>
-          <w:szCs w:val="18"/>
-          <w:shd w:fill="auto" w:val="clear"/>
-          <w:lang w:val="en-US" w:eastAsia="zh-CN" w:bidi="hi-IN"/>
-        </w:rPr>
-      </w:pPr>
-      <w:r>
-        <w:rPr>
-          <w:rFonts w:eastAsia="Noto Serif CJK SC" w:cs="DejaVu Sans Mono" w:ascii="DejaVu Sans Mono" w:hAnsi="DejaVu Sans Mono"/>
-          <w:strike/>
-          <w:color w:val="000000"/>
-          <w:kern w:val="2"/>
-          <w:sz w:val="18"/>
-          <w:szCs w:val="18"/>
-          <w:shd w:fill="auto" w:val="clear"/>
-          <w:lang w:val="en-US" w:eastAsia="zh-CN" w:bidi="hi-IN"/>
-        </w:rPr>
-        <w:t>x-mitre-data-component belongs_to x-mitre-data-source</w:t>
-      </w:r>
-      <w:r>
-        <w:rPr>
-          <w:rFonts w:eastAsia="Noto Serif CJK SC" w:cs="DejaVu Sans Mono" w:ascii="DejaVu Sans Mono" w:hAnsi="DejaVu Sans Mono"/>
-          <w:color w:val="000000"/>
-          <w:kern w:val="2"/>
-          <w:sz w:val="18"/>
-          <w:szCs w:val="18"/>
-          <w:shd w:fill="auto" w:val="clear"/>
-          <w:lang w:val="en-US" w:eastAsia="zh-CN" w:bidi="hi-IN"/>
-        </w:rPr>
-        <w:t xml:space="preserve">  </w:t>
-      </w:r>
-    </w:p>
-    <w:p>
-      <w:pPr>
-        <w:pStyle w:val="BodyText"/>
-        <w:widowControl/>
-        <w:suppressAutoHyphens w:val="true"/>
-        <w:kinsoku w:val="true"/>
-        <w:overflowPunct w:val="true"/>
-        <w:autoSpaceDE w:val="true"/>
-        <w:bidi w:val="0"/>
-        <w:spacing w:lineRule="auto" w:line="240" w:before="0" w:after="0"/>
-        <w:jc w:val="start"/>
-        <w:rPr/>
-      </w:pPr>
-      <w:r>
-        <w:rPr>
-          <w:rFonts w:eastAsia="Noto Serif CJK SC" w:cs="DejaVu Sans Mono" w:ascii="DejaVu Sans Mono" w:hAnsi="DejaVu Sans Mono"/>
-          <w:color w:val="000000"/>
-          <w:kern w:val="2"/>
-          <w:sz w:val="18"/>
-          <w:szCs w:val="18"/>
-          <w:shd w:fill="auto" w:val="clear"/>
-          <w:lang w:val="en-US" w:eastAsia="zh-CN" w:bidi="hi-IN"/>
-        </w:rPr>
-        <w:tab/>
-        <w:t xml:space="preserve"> </w:t>
-        <w:tab/>
-        <w:tab/>
-      </w:r>
-      <w:r>
-        <w:rPr>
-          <w:rFonts w:eastAsia="Noto Serif CJK SC" w:cs="DejaVu Sans Mono" w:ascii="DejaVu Sans Mono" w:hAnsi="DejaVu Sans Mono"/>
-          <w:b/>
-          <w:bCs/>
-          <w:color w:val="000000"/>
-          <w:kern w:val="2"/>
-          <w:sz w:val="18"/>
-          <w:szCs w:val="18"/>
-          <w:shd w:fill="auto" w:val="clear"/>
-          <w:lang w:val="en-US" w:eastAsia="zh-CN" w:bidi="hi-IN"/>
-        </w:rPr>
-        <w:t xml:space="preserve">NOTE: </w:t>
-      </w:r>
-      <w:r>
-        <w:rPr>
-          <w:rFonts w:eastAsia="Noto Serif CJK SC" w:cs="DejaVu Sans Mono" w:ascii="DejaVu Sans Mono" w:hAnsi="DejaVu Sans Mono"/>
-          <w:b/>
-          <w:bCs/>
-          <w:color w:val="000000"/>
-          <w:kern w:val="2"/>
-          <w:sz w:val="18"/>
-          <w:szCs w:val="18"/>
-          <w:shd w:fill="auto" w:val="clear"/>
-          <w:lang w:val="en-US" w:eastAsia="zh-CN" w:bidi="hi-IN"/>
-        </w:rPr>
-        <w:t xml:space="preserve">add </w:t>
-      </w:r>
-      <w:r>
-        <w:rPr>
-          <w:rFonts w:eastAsia="Noto Serif CJK SC" w:cs="DejaVu Sans Mono" w:ascii="DejaVu Sans Mono" w:hAnsi="DejaVu Sans Mono"/>
-          <w:b/>
-          <w:bCs/>
-          <w:color w:val="000000"/>
-          <w:kern w:val="2"/>
-          <w:sz w:val="18"/>
-          <w:szCs w:val="18"/>
-          <w:shd w:fill="auto" w:val="clear"/>
-          <w:lang w:val="en-US" w:eastAsia="zh-CN" w:bidi="hi-IN"/>
-        </w:rPr>
-        <w:t>no properties</w:t>
-      </w:r>
-    </w:p>
-    <w:p>
-      <w:pPr>
-        <w:pStyle w:val="BodyText"/>
-        <w:widowControl/>
-        <w:suppressAutoHyphens w:val="true"/>
-        <w:kinsoku w:val="true"/>
-        <w:overflowPunct w:val="true"/>
-        <w:autoSpaceDE w:val="true"/>
-        <w:bidi w:val="0"/>
-        <w:spacing w:lineRule="auto" w:line="240" w:before="0" w:after="0"/>
-        <w:jc w:val="start"/>
-        <w:rPr>
-          <w:rFonts w:ascii="DejaVu Sans Mono" w:hAnsi="DejaVu Sans Mono" w:eastAsia="Noto Serif CJK SC" w:cs="DejaVu Sans Mono"/>
-          <w:color w:val="000000"/>
-          <w:kern w:val="2"/>
-          <w:sz w:val="18"/>
-          <w:szCs w:val="18"/>
-          <w:shd w:fill="auto" w:val="clear"/>
-          <w:lang w:val="en-US" w:eastAsia="zh-CN" w:bidi="hi-IN"/>
-        </w:rPr>
-      </w:pPr>
-      <w:r>
-        <w:rPr>
-          <w:rFonts w:eastAsia="Noto Serif CJK SC" w:cs="DejaVu Sans Mono" w:ascii="DejaVu Sans Mono" w:hAnsi="DejaVu Sans Mono"/>
-          <w:color w:val="000000"/>
-          <w:kern w:val="2"/>
-          <w:sz w:val="18"/>
-          <w:szCs w:val="18"/>
-          <w:shd w:fill="auto" w:val="clear"/>
-          <w:lang w:val="en-US" w:eastAsia="zh-CN" w:bidi="hi-IN"/>
-        </w:rPr>
-        <w:t xml:space="preserve">x-mitre-detection-strategy </w:t>
-      </w:r>
-      <w:r>
-        <w:rPr>
-          <w:rFonts w:eastAsia="Noto Serif CJK SC" w:cs="DejaVu Sans Mono" w:ascii="DejaVu Sans Mono" w:hAnsi="DejaVu Sans Mono"/>
-          <w:color w:val="000000"/>
-          <w:kern w:val="2"/>
-          <w:sz w:val="18"/>
-          <w:szCs w:val="18"/>
-          <w:shd w:fill="auto" w:val="clear"/>
-          <w:lang w:val="en-US" w:eastAsia="zh-CN" w:bidi="hi-IN"/>
-        </w:rPr>
-        <w:t>implemented_by</w:t>
-      </w:r>
-      <w:r>
-        <w:rPr>
-          <w:rFonts w:eastAsia="Noto Serif CJK SC" w:cs="DejaVu Sans Mono" w:ascii="DejaVu Sans Mono" w:hAnsi="DejaVu Sans Mono"/>
-          <w:color w:val="000000"/>
-          <w:kern w:val="2"/>
-          <w:sz w:val="18"/>
-          <w:szCs w:val="18"/>
-          <w:shd w:fill="auto" w:val="clear"/>
-          <w:lang w:val="en-US" w:eastAsia="zh-CN" w:bidi="hi-IN"/>
-        </w:rPr>
-        <w:t xml:space="preserve"> x-mitre-analytic</w:t>
-        <w:tab/>
-        <w:tab/>
-      </w:r>
-      <w:r>
-        <w:rPr>
-          <w:rFonts w:eastAsia="Noto Serif CJK SC" w:cs="DejaVu Sans Mono" w:ascii="DejaVu Sans Mono" w:hAnsi="DejaVu Sans Mono"/>
-          <w:b/>
-          <w:bCs/>
-          <w:color w:val="000000"/>
-          <w:kern w:val="2"/>
-          <w:sz w:val="18"/>
-          <w:szCs w:val="18"/>
-          <w:shd w:fill="auto" w:val="clear"/>
-          <w:lang w:val="en-US" w:eastAsia="zh-CN" w:bidi="hi-IN"/>
-        </w:rPr>
-        <w:t xml:space="preserve">NOTE: </w:t>
-      </w:r>
-      <w:r>
-        <w:rPr>
-          <w:rFonts w:eastAsia="Noto Serif CJK SC" w:cs="DejaVu Sans Mono" w:ascii="DejaVu Sans Mono" w:hAnsi="DejaVu Sans Mono"/>
-          <w:b/>
-          <w:bCs/>
-          <w:color w:val="000000"/>
-          <w:kern w:val="2"/>
-          <w:sz w:val="18"/>
-          <w:szCs w:val="18"/>
-          <w:shd w:fill="auto" w:val="clear"/>
-          <w:lang w:val="en-US" w:eastAsia="zh-CN" w:bidi="hi-IN"/>
-        </w:rPr>
-        <w:t xml:space="preserve">add </w:t>
-      </w:r>
-      <w:r>
-        <w:rPr>
-          <w:rFonts w:eastAsia="Noto Serif CJK SC" w:cs="DejaVu Sans Mono" w:ascii="DejaVu Sans Mono" w:hAnsi="DejaVu Sans Mono"/>
-          <w:b/>
-          <w:bCs/>
-          <w:color w:val="000000"/>
-          <w:kern w:val="2"/>
-          <w:sz w:val="18"/>
-          <w:szCs w:val="18"/>
-          <w:shd w:fill="auto" w:val="clear"/>
-          <w:lang w:val="en-US" w:eastAsia="zh-CN" w:bidi="hi-IN"/>
-        </w:rPr>
-        <w:t>no properties</w:t>
-      </w:r>
-    </w:p>
-    <w:p>
-      <w:pPr>
-        <w:pStyle w:val="BodyText"/>
-        <w:widowControl/>
-        <w:suppressAutoHyphens w:val="true"/>
-        <w:kinsoku w:val="true"/>
-        <w:overflowPunct w:val="true"/>
-        <w:autoSpaceDE w:val="true"/>
-        <w:bidi w:val="0"/>
-        <w:spacing w:lineRule="auto" w:line="240" w:before="0" w:after="0"/>
-        <w:jc w:val="start"/>
-        <w:rPr>
-          <w:rFonts w:ascii="DejaVu Sans Mono" w:hAnsi="DejaVu Sans Mono" w:eastAsia="Noto Serif CJK SC" w:cs="DejaVu Sans Mono"/>
-          <w:b w:val="false"/>
-          <w:bCs w:val="false"/>
-          <w:color w:val="000000"/>
-          <w:kern w:val="2"/>
-          <w:sz w:val="18"/>
-          <w:szCs w:val="18"/>
-          <w:shd w:fill="auto" w:val="clear"/>
-          <w:lang w:val="en-US" w:eastAsia="zh-CN" w:bidi="hi-IN"/>
-        </w:rPr>
-      </w:pPr>
-      <w:r>
-        <w:rPr>
-          <w:rFonts w:eastAsia="Noto Serif CJK SC" w:cs="DejaVu Sans Mono" w:ascii="DejaVu Sans Mono" w:hAnsi="DejaVu Sans Mono"/>
-          <w:b w:val="false"/>
-          <w:bCs w:val="false"/>
-          <w:color w:val="000000"/>
-          <w:kern w:val="2"/>
-          <w:sz w:val="18"/>
-          <w:szCs w:val="18"/>
-          <w:shd w:fill="auto" w:val="clear"/>
-          <w:lang w:val="en-US" w:eastAsia="zh-CN" w:bidi="hi-IN"/>
-        </w:rPr>
-        <w:t>x-mitre-detection-strategy detects attack-pattern</w:t>
-      </w:r>
-    </w:p>
-    <w:p>
-      <w:pPr>
-        <w:pStyle w:val="BodyText"/>
-        <w:bidi w:val="0"/>
-        <w:rPr/>
-      </w:pPr>
-      <w:r>
-        <w:rPr/>
-      </w:r>
-    </w:p>
-    <w:p>
-      <w:pPr>
-        <w:pStyle w:val="Heading3"/>
-        <w:ind w:hanging="0" w:start="0" w:end="0"/>
-        <w:rPr>
-          <w:rFonts w:ascii="LM Mono 12" w:hAnsi="LM Mono 12" w:cs="LM Mono 12"/>
-          <w:b/>
-          <w:bCs/>
           <w:sz w:val="24"/>
           <w:szCs w:val="24"/>
-        </w:rPr>
-      </w:pPr>
-      <w:r>
-        <w:rPr>
-          <w:b/>
-          <w:bCs/>
-          <w:sz w:val="28"/>
-          <w:szCs w:val="28"/>
-        </w:rPr>
-        <w:t>Unrepresented Relationship:</w:t>
-      </w:r>
-      <w:r>
-        <w:rPr>
-          <w:b/>
-          <w:bCs/>
-          <w:sz w:val="32"/>
-          <w:szCs w:val="32"/>
-        </w:rPr>
-        <w:t xml:space="preserve"> </w:t>
-      </w:r>
-    </w:p>
-    <w:p>
-      <w:pPr>
-        <w:pStyle w:val="BodyText"/>
-        <w:bidi w:val="0"/>
-        <w:jc w:val="start"/>
-        <w:rPr/>
-      </w:pPr>
-      <w:r>
-        <w:rPr>
-          <w:rFonts w:cs="LM Mono 12" w:ascii="LM Mono 12" w:hAnsi="LM Mono 12"/>
-          <w:b/>
-          <w:bCs/>
+          <w:lang w:val="en-US" w:eastAsia="zh-CN" w:bidi="hi-IN"/>
+        </w:rPr>
+      </w:pPr>
+      <w:r>
+        <w:rPr>
+          <w:rFonts w:eastAsia="Liberation Serif;Times New Roman" w:cs="Liberation Serif;Times New Roman"/>
+          <w:color w:val="auto"/>
+          <w:kern w:val="2"/>
           <w:sz w:val="24"/>
           <w:szCs w:val="24"/>
-        </w:rPr>
-        <w:t>attack-pattern achieves x-mitre-tactic</w:t>
-      </w:r>
-      <w:r>
-        <w:rPr>
-          <w:rFonts w:cs="LM Mono 12" w:ascii="LM Mono 12" w:hAnsi="LM Mono 12"/>
-          <w:b/>
-          <w:bCs/>
-          <w:sz w:val="32"/>
-          <w:szCs w:val="32"/>
-        </w:rPr>
-        <w:t xml:space="preserve"> </w:t>
-      </w:r>
-    </w:p>
-    <w:p>
-      <w:pPr>
-        <w:pStyle w:val="BodyText"/>
-        <w:bidi w:val="0"/>
-        <w:spacing w:lineRule="auto" w:line="240" w:before="0" w:after="0"/>
-        <w:jc w:val="start"/>
-        <w:rPr/>
-      </w:pPr>
-      <w:r>
-        <w:rPr/>
-        <w:t xml:space="preserve">Each attack-pattern points to the tactic it achieves. This very important relationship between attack-pattern and x-mitre-tactic is not represented explicitly in the MITRE AT&amp;CK documents. Adding this relationship to the CTI DB requires custom coding. </w:t>
-      </w:r>
-    </w:p>
-    <w:p>
-      <w:pPr>
-        <w:pStyle w:val="BodyText"/>
-        <w:bidi w:val="0"/>
-        <w:spacing w:lineRule="auto" w:line="240" w:before="0" w:after="0"/>
-        <w:jc w:val="start"/>
-        <w:rPr/>
-      </w:pPr>
-      <w:r>
-        <w:rPr/>
-      </w:r>
-    </w:p>
-    <w:p>
-      <w:pPr>
-        <w:pStyle w:val="BodyText"/>
-        <w:bidi w:val="0"/>
-        <w:spacing w:lineRule="auto" w:line="240" w:before="0" w:after="0"/>
-        <w:jc w:val="start"/>
-        <w:rPr/>
-      </w:pPr>
-      <w:r>
-        <w:rPr/>
-        <w:t>The relationship is identified as following:</w:t>
-      </w:r>
-    </w:p>
-    <w:p>
-      <w:pPr>
-        <w:pStyle w:val="BodyText"/>
-        <w:bidi w:val="0"/>
-        <w:spacing w:lineRule="auto" w:line="240" w:before="0" w:after="0"/>
-        <w:jc w:val="start"/>
-        <w:rPr/>
-      </w:pPr>
-      <w:r>
-        <w:rPr/>
-        <w:t xml:space="preserve">An attack-pattern has property </w:t>
+          <w:lang w:val="en-US" w:eastAsia="zh-CN" w:bidi="hi-IN"/>
+        </w:rPr>
+        <w:t xml:space="preserve">                    </w:t>
       </w:r>
       <w:r>
         <w:rPr>
@@ -6410,19 +6420,7 @@
           <w:szCs w:val="24"/>
           <w:lang w:val="en-US" w:eastAsia="zh-CN" w:bidi="hi-IN"/>
         </w:rPr>
-        <w:t>“kill_chain_phases” that is a list of dictionaries, as in this example:</w:t>
-      </w:r>
-    </w:p>
-    <w:p>
-      <w:pPr>
-        <w:pStyle w:val="BodyText"/>
-        <w:bidi w:val="0"/>
-        <w:spacing w:lineRule="auto" w:line="240" w:before="0" w:after="0"/>
-        <w:jc w:val="start"/>
-        <w:rPr/>
-      </w:pPr>
-      <w:r>
-        <w:rPr/>
+        <w:t>"phase_name": "credential-access"</w:t>
       </w:r>
     </w:p>
     <w:p>
@@ -6449,7 +6447,7 @@
           <w:szCs w:val="24"/>
           <w:lang w:val="en-US" w:eastAsia="zh-CN" w:bidi="hi-IN"/>
         </w:rPr>
-        <w:t xml:space="preserve"> </w:t>
+        <w:t xml:space="preserve">                </w:t>
       </w:r>
       <w:r>
         <w:rPr>
@@ -6460,7 +6458,7 @@
           <w:szCs w:val="24"/>
           <w:lang w:val="en-US" w:eastAsia="zh-CN" w:bidi="hi-IN"/>
         </w:rPr>
-        <w:t>"kill_chain_phases": [</w:t>
+        <w:t>},</w:t>
       </w:r>
     </w:p>
     <w:p>
@@ -6574,7 +6572,7 @@
           <w:szCs w:val="24"/>
           <w:lang w:val="en-US" w:eastAsia="zh-CN" w:bidi="hi-IN"/>
         </w:rPr>
-        <w:t>"phase_name": "credential-access"</w:t>
+        <w:t>"phase_name": "collection"</w:t>
       </w:r>
     </w:p>
     <w:p>
@@ -6612,15 +6610,18 @@
           <w:szCs w:val="24"/>
           <w:lang w:val="en-US" w:eastAsia="zh-CN" w:bidi="hi-IN"/>
         </w:rPr>
-        <w:t>},</w:t>
-      </w:r>
-    </w:p>
-    <w:p>
-      <w:pPr>
-        <w:pStyle w:val="BodyText"/>
-        <w:bidi w:val="0"/>
-        <w:spacing w:lineRule="auto" w:line="240" w:before="0" w:after="0"/>
-        <w:jc w:val="start"/>
+        <w:t>}</w:t>
+      </w:r>
+    </w:p>
+    <w:p>
+      <w:pPr>
+        <w:pStyle w:val="BodyText"/>
+        <w:bidi w:val="0"/>
+        <w:spacing w:lineRule="auto" w:line="240" w:before="0" w:after="0"/>
+        <w:jc w:val="start"/>
+        <w:rPr/>
+      </w:pPr>
+      <w:r>
         <w:rPr>
           <w:rFonts w:eastAsia="Liberation Serif;Times New Roman" w:cs="Liberation Serif;Times New Roman"/>
           <w:color w:val="auto"/>
@@ -6629,17 +6630,7 @@
           <w:szCs w:val="24"/>
           <w:lang w:val="en-US" w:eastAsia="zh-CN" w:bidi="hi-IN"/>
         </w:rPr>
-      </w:pPr>
-      <w:r>
-        <w:rPr>
-          <w:rFonts w:eastAsia="Liberation Serif;Times New Roman" w:cs="Liberation Serif;Times New Roman"/>
-          <w:color w:val="auto"/>
-          <w:kern w:val="2"/>
-          <w:sz w:val="24"/>
-          <w:szCs w:val="24"/>
-          <w:lang w:val="en-US" w:eastAsia="zh-CN" w:bidi="hi-IN"/>
-        </w:rPr>
-        <w:t xml:space="preserve">                </w:t>
+        <w:t xml:space="preserve">            </w:t>
       </w:r>
       <w:r>
         <w:rPr>
@@ -6650,36 +6641,27 @@
           <w:szCs w:val="24"/>
           <w:lang w:val="en-US" w:eastAsia="zh-CN" w:bidi="hi-IN"/>
         </w:rPr>
-        <w:t>{</w:t>
-      </w:r>
-    </w:p>
-    <w:p>
-      <w:pPr>
-        <w:pStyle w:val="BodyText"/>
-        <w:bidi w:val="0"/>
-        <w:spacing w:lineRule="auto" w:line="240" w:before="0" w:after="0"/>
-        <w:jc w:val="start"/>
-        <w:rPr>
-          <w:rFonts w:eastAsia="Liberation Serif;Times New Roman" w:cs="Liberation Serif;Times New Roman"/>
-          <w:color w:val="auto"/>
-          <w:kern w:val="2"/>
-          <w:sz w:val="24"/>
-          <w:szCs w:val="24"/>
-          <w:lang w:val="en-US" w:eastAsia="zh-CN" w:bidi="hi-IN"/>
-        </w:rPr>
-      </w:pPr>
-      <w:r>
-        <w:rPr>
-          <w:rFonts w:eastAsia="Liberation Serif;Times New Roman" w:cs="Liberation Serif;Times New Roman"/>
-          <w:color w:val="auto"/>
-          <w:kern w:val="2"/>
-          <w:sz w:val="24"/>
-          <w:szCs w:val="24"/>
-          <w:lang w:val="en-US" w:eastAsia="zh-CN" w:bidi="hi-IN"/>
-        </w:rPr>
-        <w:t xml:space="preserve">                    </w:t>
-      </w:r>
-      <w:r>
+        <w:t>]</w:t>
+      </w:r>
+    </w:p>
+    <w:p>
+      <w:pPr>
+        <w:pStyle w:val="BodyText"/>
+        <w:bidi w:val="0"/>
+        <w:spacing w:lineRule="auto" w:line="240" w:before="0" w:after="0"/>
+        <w:jc w:val="start"/>
+        <w:rPr/>
+      </w:pPr>
+      <w:r>
+        <w:rPr/>
+      </w:r>
+    </w:p>
+    <w:p>
+      <w:pPr>
+        <w:pStyle w:val="BodyText"/>
+        <w:bidi w:val="0"/>
+        <w:spacing w:lineRule="auto" w:line="240" w:before="0" w:after="0"/>
+        <w:jc w:val="start"/>
         <w:rPr>
           <w:rFonts w:eastAsia="Noto Serif CJK SC" w:cs="Noto Sans Devanagari"/>
           <w:color w:val="auto"/>
@@ -6688,34 +6670,10 @@
           <w:szCs w:val="24"/>
           <w:lang w:val="en-US" w:eastAsia="zh-CN" w:bidi="hi-IN"/>
         </w:rPr>
-        <w:t>"kill_chain_name": "mitre-attack",</w:t>
-      </w:r>
-    </w:p>
-    <w:p>
-      <w:pPr>
-        <w:pStyle w:val="BodyText"/>
-        <w:bidi w:val="0"/>
-        <w:spacing w:lineRule="auto" w:line="240" w:before="0" w:after="0"/>
-        <w:jc w:val="start"/>
-        <w:rPr>
-          <w:rFonts w:eastAsia="Liberation Serif;Times New Roman" w:cs="Liberation Serif;Times New Roman"/>
-          <w:color w:val="auto"/>
-          <w:kern w:val="2"/>
-          <w:sz w:val="24"/>
-          <w:szCs w:val="24"/>
-          <w:lang w:val="en-US" w:eastAsia="zh-CN" w:bidi="hi-IN"/>
-        </w:rPr>
-      </w:pPr>
-      <w:r>
-        <w:rPr>
-          <w:rFonts w:eastAsia="Liberation Serif;Times New Roman" w:cs="Liberation Serif;Times New Roman"/>
-          <w:color w:val="auto"/>
-          <w:kern w:val="2"/>
-          <w:sz w:val="24"/>
-          <w:szCs w:val="24"/>
-          <w:lang w:val="en-US" w:eastAsia="zh-CN" w:bidi="hi-IN"/>
-        </w:rPr>
-        <w:t xml:space="preserve">                    </w:t>
+      </w:pPr>
+      <w:r>
+        <w:rPr/>
+        <w:t xml:space="preserve">The </w:t>
       </w:r>
       <w:r>
         <w:rPr>
@@ -6726,36 +6684,15 @@
           <w:szCs w:val="24"/>
           <w:lang w:val="en-US" w:eastAsia="zh-CN" w:bidi="hi-IN"/>
         </w:rPr>
-        <w:t>"phase_name": "collection"</w:t>
-      </w:r>
-    </w:p>
-    <w:p>
-      <w:pPr>
-        <w:pStyle w:val="BodyText"/>
-        <w:bidi w:val="0"/>
-        <w:spacing w:lineRule="auto" w:line="240" w:before="0" w:after="0"/>
-        <w:jc w:val="start"/>
-        <w:rPr>
-          <w:rFonts w:eastAsia="Liberation Serif;Times New Roman" w:cs="Liberation Serif;Times New Roman"/>
-          <w:color w:val="auto"/>
-          <w:kern w:val="2"/>
-          <w:sz w:val="24"/>
-          <w:szCs w:val="24"/>
-          <w:lang w:val="en-US" w:eastAsia="zh-CN" w:bidi="hi-IN"/>
-        </w:rPr>
-      </w:pPr>
-      <w:r>
-        <w:rPr>
-          <w:rFonts w:eastAsia="Liberation Serif;Times New Roman" w:cs="Liberation Serif;Times New Roman"/>
-          <w:color w:val="auto"/>
-          <w:kern w:val="2"/>
-          <w:sz w:val="24"/>
-          <w:szCs w:val="24"/>
-          <w:lang w:val="en-US" w:eastAsia="zh-CN" w:bidi="hi-IN"/>
-        </w:rPr>
-        <w:t xml:space="preserve">                </w:t>
-      </w:r>
-      <w:r>
+        <w:t>"kill_chain_name" fields are always "mitre-attack".</w:t>
+      </w:r>
+    </w:p>
+    <w:p>
+      <w:pPr>
+        <w:pStyle w:val="BodyText"/>
+        <w:bidi w:val="0"/>
+        <w:spacing w:lineRule="auto" w:line="240" w:before="0" w:after="0"/>
+        <w:jc w:val="start"/>
         <w:rPr>
           <w:rFonts w:eastAsia="Noto Serif CJK SC" w:cs="Noto Sans Devanagari"/>
           <w:color w:val="auto"/>
@@ -6764,28 +6701,7 @@
           <w:szCs w:val="24"/>
           <w:lang w:val="en-US" w:eastAsia="zh-CN" w:bidi="hi-IN"/>
         </w:rPr>
-        <w:t>}</w:t>
-      </w:r>
-    </w:p>
-    <w:p>
-      <w:pPr>
-        <w:pStyle w:val="BodyText"/>
-        <w:bidi w:val="0"/>
-        <w:spacing w:lineRule="auto" w:line="240" w:before="0" w:after="0"/>
-        <w:jc w:val="start"/>
-        <w:rPr/>
-      </w:pPr>
-      <w:r>
-        <w:rPr>
-          <w:rFonts w:eastAsia="Liberation Serif;Times New Roman" w:cs="Liberation Serif;Times New Roman"/>
-          <w:color w:val="auto"/>
-          <w:kern w:val="2"/>
-          <w:sz w:val="24"/>
-          <w:szCs w:val="24"/>
-          <w:lang w:val="en-US" w:eastAsia="zh-CN" w:bidi="hi-IN"/>
-        </w:rPr>
-        <w:t xml:space="preserve">            </w:t>
-      </w:r>
+      </w:pPr>
       <w:r>
         <w:rPr>
           <w:rFonts w:eastAsia="Noto Serif CJK SC" w:cs="Noto Sans Devanagari"/>
@@ -6795,27 +6711,22 @@
           <w:szCs w:val="24"/>
           <w:lang w:val="en-US" w:eastAsia="zh-CN" w:bidi="hi-IN"/>
         </w:rPr>
-        <w:t>]</w:t>
-      </w:r>
-    </w:p>
-    <w:p>
-      <w:pPr>
-        <w:pStyle w:val="BodyText"/>
-        <w:bidi w:val="0"/>
-        <w:spacing w:lineRule="auto" w:line="240" w:before="0" w:after="0"/>
-        <w:jc w:val="start"/>
-        <w:rPr/>
-      </w:pPr>
-      <w:r>
-        <w:rPr/>
-      </w:r>
-    </w:p>
-    <w:p>
-      <w:pPr>
-        <w:pStyle w:val="BodyText"/>
-        <w:bidi w:val="0"/>
-        <w:spacing w:lineRule="auto" w:line="240" w:before="0" w:after="0"/>
-        <w:jc w:val="start"/>
+        <w:t>The "phase_name" fields are short names of the tactics achieved by the current technique.</w:t>
+      </w:r>
+    </w:p>
+    <w:p>
+      <w:pPr>
+        <w:pStyle w:val="BodyText"/>
+        <w:bidi w:val="0"/>
+        <w:spacing w:lineRule="auto" w:line="240" w:before="0" w:after="0"/>
+        <w:jc w:val="start"/>
+        <w:rPr/>
+      </w:pPr>
+      <w:r>
+        <w:rPr/>
+        <w:t>An x-mitre-tactic</w:t>
+      </w:r>
+      <w:r>
         <w:rPr>
           <w:rFonts w:eastAsia="Noto Serif CJK SC" w:cs="Noto Sans Devanagari"/>
           <w:color w:val="auto"/>
@@ -6824,71 +6735,6 @@
           <w:szCs w:val="24"/>
           <w:lang w:val="en-US" w:eastAsia="zh-CN" w:bidi="hi-IN"/>
         </w:rPr>
-      </w:pPr>
-      <w:r>
-        <w:rPr/>
-        <w:t xml:space="preserve">The </w:t>
-      </w:r>
-      <w:r>
-        <w:rPr>
-          <w:rFonts w:eastAsia="Noto Serif CJK SC" w:cs="Noto Sans Devanagari"/>
-          <w:color w:val="auto"/>
-          <w:kern w:val="2"/>
-          <w:sz w:val="24"/>
-          <w:szCs w:val="24"/>
-          <w:lang w:val="en-US" w:eastAsia="zh-CN" w:bidi="hi-IN"/>
-        </w:rPr>
-        <w:t>"kill_chain_name" fields are always "mitre-attack".</w:t>
-      </w:r>
-    </w:p>
-    <w:p>
-      <w:pPr>
-        <w:pStyle w:val="BodyText"/>
-        <w:bidi w:val="0"/>
-        <w:spacing w:lineRule="auto" w:line="240" w:before="0" w:after="0"/>
-        <w:jc w:val="start"/>
-        <w:rPr>
-          <w:rFonts w:eastAsia="Noto Serif CJK SC" w:cs="Noto Sans Devanagari"/>
-          <w:color w:val="auto"/>
-          <w:kern w:val="2"/>
-          <w:sz w:val="24"/>
-          <w:szCs w:val="24"/>
-          <w:lang w:val="en-US" w:eastAsia="zh-CN" w:bidi="hi-IN"/>
-        </w:rPr>
-      </w:pPr>
-      <w:r>
-        <w:rPr>
-          <w:rFonts w:eastAsia="Noto Serif CJK SC" w:cs="Noto Sans Devanagari"/>
-          <w:color w:val="auto"/>
-          <w:kern w:val="2"/>
-          <w:sz w:val="24"/>
-          <w:szCs w:val="24"/>
-          <w:lang w:val="en-US" w:eastAsia="zh-CN" w:bidi="hi-IN"/>
-        </w:rPr>
-        <w:t>The "phase_name" fields are short names of the tactics achieved by the current technique.</w:t>
-      </w:r>
-    </w:p>
-    <w:p>
-      <w:pPr>
-        <w:pStyle w:val="BodyText"/>
-        <w:bidi w:val="0"/>
-        <w:spacing w:lineRule="auto" w:line="240" w:before="0" w:after="0"/>
-        <w:jc w:val="start"/>
-        <w:rPr/>
-      </w:pPr>
-      <w:r>
-        <w:rPr/>
-        <w:t>An x-mitre-tactic</w:t>
-      </w:r>
-      <w:r>
-        <w:rPr>
-          <w:rFonts w:eastAsia="Noto Serif CJK SC" w:cs="Noto Sans Devanagari"/>
-          <w:color w:val="auto"/>
-          <w:kern w:val="2"/>
-          <w:sz w:val="24"/>
-          <w:szCs w:val="24"/>
-          <w:lang w:val="en-US" w:eastAsia="zh-CN" w:bidi="hi-IN"/>
-        </w:rPr>
         <w:t>’s</w:t>
       </w:r>
       <w:r>
@@ -6991,6 +6837,10 @@
     <w:p>
       <w:pPr>
         <w:pStyle w:val="Heading1"/>
+        <w:numPr>
+          <w:ilvl w:val="0"/>
+          <w:numId w:val="1"/>
+        </w:numPr>
         <w:ind w:hanging="0" w:start="0" w:end="0"/>
         <w:rPr/>
       </w:pPr>
@@ -7413,6 +7263,10 @@
     <w:p>
       <w:pPr>
         <w:pStyle w:val="Heading2"/>
+        <w:numPr>
+          <w:ilvl w:val="1"/>
+          <w:numId w:val="1"/>
+        </w:numPr>
         <w:ind w:hanging="0" w:start="0" w:end="0"/>
         <w:rPr/>
       </w:pPr>
@@ -8066,18 +7920,21 @@
           <w:sz w:val="18"/>
           <w:szCs w:val="18"/>
         </w:rPr>
-        <w:t xml:space="preserve">Extract .../Modes_Of_Introduction/Introduction/0/Phase  → rename </w:t>
-      </w:r>
-      <w:r>
-        <w:rPr>
-          <w:rFonts w:cs="DejaVu Sans Mono" w:ascii="DejaVu Sans Mono" w:hAnsi="DejaVu Sans Mono"/>
+        <w:t>Extract .../Modes_Of_Introduction/Introduction/0/Phase  → rename to phases  list[string]</w:t>
+      </w:r>
+    </w:p>
+    <w:p>
+      <w:pPr>
+        <w:pStyle w:val="Normal"/>
+        <w:jc w:val="start"/>
+        <w:rPr>
+          <w:rFonts w:ascii="DejaVu Sans Mono" w:hAnsi="DejaVu Sans Mono" w:cs="DejaVu Sans Mono"/>
           <w:b w:val="false"/>
           <w:bCs w:val="false"/>
           <w:sz w:val="18"/>
           <w:szCs w:val="18"/>
         </w:rPr>
-        <w:t xml:space="preserve">to phases  </w:t>
-      </w:r>
+      </w:pPr>
       <w:r>
         <w:rPr>
           <w:rFonts w:cs="DejaVu Sans Mono" w:ascii="DejaVu Sans Mono" w:hAnsi="DejaVu Sans Mono"/>
@@ -8086,7 +7943,6 @@
           <w:sz w:val="18"/>
           <w:szCs w:val="18"/>
         </w:rPr>
-        <w:t>list[string]</w:t>
       </w:r>
     </w:p>
     <w:p>
@@ -8131,6 +7987,7 @@
           <w:sz w:val="18"/>
           <w:szCs w:val="18"/>
         </w:rPr>
+        <w:t xml:space="preserve">summary of properties: </w:t>
       </w:r>
     </w:p>
     <w:p>
@@ -8153,40 +8010,7 @@
           <w:sz w:val="18"/>
           <w:szCs w:val="18"/>
         </w:rPr>
-        <w:t xml:space="preserve">summary of properties: </w:t>
-      </w:r>
-    </w:p>
-    <w:p>
-      <w:pPr>
-        <w:pStyle w:val="Normal"/>
-        <w:jc w:val="start"/>
-        <w:rPr>
-          <w:rFonts w:ascii="DejaVu Sans Mono" w:hAnsi="DejaVu Sans Mono" w:cs="DejaVu Sans Mono"/>
-          <w:b w:val="false"/>
-          <w:bCs w:val="false"/>
-          <w:sz w:val="18"/>
-          <w:szCs w:val="18"/>
-        </w:rPr>
-      </w:pPr>
-      <w:r>
-        <w:rPr>
-          <w:rFonts w:cs="DejaVu Sans Mono" w:ascii="DejaVu Sans Mono" w:hAnsi="DejaVu Sans Mono"/>
-          <w:b w:val="false"/>
-          <w:bCs w:val="false"/>
-          <w:sz w:val="18"/>
-          <w:szCs w:val="18"/>
-        </w:rPr>
-        <w:t xml:space="preserve">id, name, diagram, abstraction, modified, extended_description, functional_areas, likelihood_of_exploit, modes_of_introduction, </w:t>
-      </w:r>
-      <w:r>
-        <w:rPr>
-          <w:rFonts w:cs="DejaVu Sans Mono" w:ascii="DejaVu Sans Mono" w:hAnsi="DejaVu Sans Mono"/>
-          <w:b w:val="false"/>
-          <w:bCs w:val="false"/>
-          <w:sz w:val="18"/>
-          <w:szCs w:val="18"/>
-        </w:rPr>
-        <w:t>phases</w:t>
+        <w:t>id, name, diagram, abstraction, modified, extended_description, functional_areas, likelihood_of_exploit, modes_of_introduction, phases</w:t>
       </w:r>
     </w:p>
     <w:p>
@@ -8650,22 +8474,7 @@
         <w:tab/>
         <w:tab/>
         <w:tab/>
-        <w:t xml:space="preserve">→ renamed to </w:t>
-      </w:r>
-      <w:r>
-        <w:rPr>
-          <w:rFonts w:cs="DejaVu Sans Mono" w:ascii="DejaVu Sans Mono" w:hAnsi="DejaVu Sans Mono"/>
-          <w:sz w:val="18"/>
-          <w:szCs w:val="18"/>
-        </w:rPr>
-        <w:t>reference</w:t>
-      </w:r>
-      <w:r>
-        <w:rPr>
-          <w:rFonts w:cs="DejaVu Sans Mono" w:ascii="DejaVu Sans Mono" w:hAnsi="DejaVu Sans Mono"/>
-          <w:sz w:val="18"/>
-          <w:szCs w:val="18"/>
-        </w:rPr>
+        <w:t>→ renamed to reference</w:t>
         <w:tab/>
         <w:tab/>
         <w:tab/>
@@ -8692,22 +8501,7 @@
         <w:tab/>
         <w:tab/>
         <w:tab/>
-        <w:t xml:space="preserve">→ renamed to </w:t>
-      </w:r>
-      <w:r>
-        <w:rPr>
-          <w:rFonts w:cs="DejaVu Sans Mono" w:ascii="DejaVu Sans Mono" w:hAnsi="DejaVu Sans Mono"/>
-          <w:sz w:val="18"/>
-          <w:szCs w:val="18"/>
-        </w:rPr>
-        <w:t>link</w:t>
-      </w:r>
-      <w:r>
-        <w:rPr>
-          <w:rFonts w:cs="DejaVu Sans Mono" w:ascii="DejaVu Sans Mono" w:hAnsi="DejaVu Sans Mono"/>
-          <w:sz w:val="18"/>
-          <w:szCs w:val="18"/>
-        </w:rPr>
+        <w:t>→ renamed to link</w:t>
         <w:tab/>
         <w:tab/>
         <w:t>URI, link to CVE record</w:t>
@@ -8732,25 +8526,10 @@
         <w:t>.../Description</w:t>
         <w:tab/>
         <w:tab/>
-        <w:t xml:space="preserve">→ renamed to </w:t>
-      </w:r>
-      <w:r>
-        <w:rPr>
-          <w:rFonts w:cs="DejaVu Sans Mono" w:ascii="DejaVu Sans Mono" w:hAnsi="DejaVu Sans Mono"/>
-          <w:sz w:val="18"/>
-          <w:szCs w:val="18"/>
-        </w:rPr>
-        <w:t xml:space="preserve">description </w:t>
-        <w:tab/>
-        <w:tab/>
-        <w:tab/>
-      </w:r>
-      <w:r>
-        <w:rPr>
-          <w:rFonts w:cs="DejaVu Sans Mono" w:ascii="DejaVu Sans Mono" w:hAnsi="DejaVu Sans Mono"/>
-          <w:sz w:val="18"/>
-          <w:szCs w:val="18"/>
-        </w:rPr>
+        <w:t xml:space="preserve">→ renamed to description </w:t>
+        <w:tab/>
+        <w:tab/>
+        <w:tab/>
         <w:t>string</w:t>
       </w:r>
     </w:p>
@@ -8803,15 +8582,7 @@
           <w:sz w:val="18"/>
           <w:szCs w:val="18"/>
         </w:rPr>
-        <w:t xml:space="preserve">reference, </w:t>
-      </w:r>
-      <w:r>
-        <w:rPr>
-          <w:rFonts w:cs="DejaVu Sans Mono" w:ascii="DejaVu Sans Mono" w:hAnsi="DejaVu Sans Mono"/>
-          <w:sz w:val="18"/>
-          <w:szCs w:val="18"/>
-        </w:rPr>
-        <w:t>link, description</w:t>
+        <w:t>reference, link, description</w:t>
       </w:r>
     </w:p>
     <w:p>
@@ -9132,6 +8903,10 @@
     <w:p>
       <w:pPr>
         <w:pStyle w:val="Heading2"/>
+        <w:numPr>
+          <w:ilvl w:val="1"/>
+          <w:numId w:val="1"/>
+        </w:numPr>
         <w:ind w:hanging="0" w:start="0" w:end="0"/>
         <w:rPr>
           <w:u w:val="none"/>
@@ -10252,6 +10027,10 @@
     <w:p>
       <w:pPr>
         <w:pStyle w:val="Heading1"/>
+        <w:numPr>
+          <w:ilvl w:val="0"/>
+          <w:numId w:val="1"/>
+        </w:numPr>
         <w:ind w:hanging="0" w:start="0" w:end="0"/>
         <w:rPr/>
       </w:pPr>
@@ -10301,6 +10080,10 @@
     <w:p>
       <w:pPr>
         <w:pStyle w:val="Heading2"/>
+        <w:numPr>
+          <w:ilvl w:val="1"/>
+          <w:numId w:val="1"/>
+        </w:numPr>
         <w:ind w:hanging="0" w:start="0" w:end="0"/>
         <w:rPr>
           <w:b/>
@@ -10958,25 +10741,7 @@
           <w:szCs w:val="18"/>
           <w:shd w:fill="auto" w:val="clear"/>
         </w:rPr>
-        <w:t>containers/cna/exploits/</w:t>
-      </w:r>
-      <w:r>
-        <w:rPr>
-          <w:rFonts w:cs="DejaVu Sans Mono" w:ascii="DejaVu Sans Mono" w:hAnsi="DejaVu Sans Mono"/>
-          <w:sz w:val="18"/>
-          <w:szCs w:val="18"/>
-          <w:shd w:fill="auto" w:val="clear"/>
-        </w:rPr>
-        <w:t>0</w:t>
-      </w:r>
-      <w:r>
-        <w:rPr>
-          <w:rFonts w:cs="DejaVu Sans Mono" w:ascii="DejaVu Sans Mono" w:hAnsi="DejaVu Sans Mono"/>
-          <w:sz w:val="18"/>
-          <w:szCs w:val="18"/>
-          <w:shd w:fill="auto" w:val="clear"/>
-        </w:rPr>
-        <w:t xml:space="preserve">/description → rename to exploits </w:t>
+        <w:t xml:space="preserve">containers/cna/exploits/0/description → rename to exploits </w:t>
         <w:tab/>
         <w:tab/>
         <w:t>list[str]</w:t>
@@ -11064,63 +10829,54 @@
           <w:bCs w:val="false"/>
           <w:sz w:val="18"/>
           <w:szCs w:val="18"/>
-        </w:rPr>
-        <w:t xml:space="preserve">id, created, modified, title, affected, product, value, metrics, </w:t>
-      </w:r>
-      <w:r>
-        <w:rPr>
-          <w:rFonts w:cs="DejaVu Sans Mono" w:ascii="DejaVu Sans Mono" w:hAnsi="DejaVu Sans Mono"/>
+          <w:shd w:fill="auto" w:val="clear"/>
+        </w:rPr>
+        <w:t>id, created, modified, title, affected, affected_products, descriptions, metrics, cvss3_1_vectorString, cvss3_1_baseScore, cvss3_1_attackVector, workarounds, exploits</w:t>
+      </w:r>
+    </w:p>
+    <w:p>
+      <w:pPr>
+        <w:pStyle w:val="Normal"/>
+        <w:jc w:val="start"/>
+        <w:rPr>
+          <w:rFonts w:ascii="DejaVu Sans Mono" w:hAnsi="DejaVu Sans Mono" w:cs="DejaVu Sans Mono"/>
           <w:b w:val="false"/>
           <w:bCs w:val="false"/>
           <w:sz w:val="18"/>
           <w:szCs w:val="18"/>
-          <w:shd w:fill="auto" w:val="clear"/>
-        </w:rPr>
-        <w:t>vectorString,</w:t>
-      </w:r>
-      <w:r>
-        <w:rPr>
-          <w:rFonts w:cs="DejaVu Sans Mono" w:ascii="DejaVu Sans Mono" w:hAnsi="DejaVu Sans Mono"/>
+        </w:rPr>
+      </w:pPr>
+      <w:r>
+        <w:rPr>
+          <w:shd w:fill="auto" w:val="clear"/>
+        </w:rPr>
+      </w:r>
+    </w:p>
+    <w:p>
+      <w:pPr>
+        <w:pStyle w:val="Normal"/>
+        <w:jc w:val="start"/>
+        <w:rPr>
+          <w:rFonts w:ascii="DejaVu Sans Mono" w:hAnsi="DejaVu Sans Mono" w:cs="DejaVu Sans Mono"/>
           <w:b w:val="false"/>
           <w:bCs w:val="false"/>
           <w:sz w:val="18"/>
           <w:szCs w:val="18"/>
         </w:rPr>
-        <w:t xml:space="preserve"> </w:t>
-      </w:r>
-      <w:r>
-        <w:rPr>
-          <w:rFonts w:cs="DejaVu Sans Mono" w:ascii="DejaVu Sans Mono" w:hAnsi="DejaVu Sans Mono"/>
-          <w:b w:val="false"/>
-          <w:bCs w:val="false"/>
-          <w:sz w:val="18"/>
-          <w:szCs w:val="18"/>
-          <w:shd w:fill="auto" w:val="clear"/>
-        </w:rPr>
-        <w:t>baseScore, workarounds, exploits</w:t>
-      </w:r>
-    </w:p>
-    <w:p>
-      <w:pPr>
-        <w:pStyle w:val="Normal"/>
-        <w:jc w:val="start"/>
-        <w:rPr>
-          <w:shd w:fill="auto" w:val="clear"/>
-        </w:rPr>
-      </w:pPr>
-      <w:r>
-        <w:rPr>
-          <w:rFonts w:cs="DejaVu Sans Mono" w:ascii="DejaVu Sans Mono" w:hAnsi="DejaVu Sans Mono"/>
-          <w:b w:val="false"/>
-          <w:bCs w:val="false"/>
-          <w:sz w:val="18"/>
-          <w:szCs w:val="18"/>
+      </w:pPr>
+      <w:r>
+        <w:rPr>
+          <w:shd w:fill="auto" w:val="clear"/>
         </w:rPr>
       </w:r>
     </w:p>
     <w:p>
       <w:pPr>
         <w:pStyle w:val="Heading2"/>
+        <w:numPr>
+          <w:ilvl w:val="1"/>
+          <w:numId w:val="1"/>
+        </w:numPr>
         <w:ind w:hanging="0" w:start="0" w:end="0"/>
         <w:rPr>
           <w:b/>
@@ -11372,6 +11128,10 @@
     <w:p>
       <w:pPr>
         <w:pStyle w:val="Heading1"/>
+        <w:numPr>
+          <w:ilvl w:val="0"/>
+          <w:numId w:val="1"/>
+        </w:numPr>
         <w:ind w:hanging="0" w:start="0" w:end="0"/>
         <w:rPr/>
       </w:pPr>
@@ -11405,16 +11165,16 @@
     <w:p>
       <w:pPr>
         <w:pStyle w:val="Heading2"/>
+        <w:numPr>
+          <w:ilvl w:val="1"/>
+          <w:numId w:val="1"/>
+        </w:numPr>
         <w:ind w:hanging="0" w:start="0" w:end="0"/>
         <w:rPr/>
       </w:pPr>
       <w:r>
         <w:rPr/>
-        <w:t>CAPEC</w:t>
-      </w:r>
-      <w:r>
-        <w:rPr/>
-        <w:t xml:space="preserve"> Nodes and Properties</w:t>
+        <w:t>CAPEC Nodes and Properties</w:t>
       </w:r>
     </w:p>
     <w:p>
@@ -12809,6 +12569,10 @@
     <w:p>
       <w:pPr>
         <w:pStyle w:val="Heading2"/>
+        <w:numPr>
+          <w:ilvl w:val="1"/>
+          <w:numId w:val="1"/>
+        </w:numPr>
         <w:ind w:hanging="0" w:start="0" w:end="0"/>
         <w:rPr/>
       </w:pPr>
@@ -13135,6 +12899,10 @@
     <w:p>
       <w:pPr>
         <w:pStyle w:val="Heading1"/>
+        <w:numPr>
+          <w:ilvl w:val="0"/>
+          <w:numId w:val="1"/>
+        </w:numPr>
         <w:ind w:hanging="0" w:start="0" w:end="0"/>
         <w:rPr/>
       </w:pPr>
@@ -13156,6 +12924,10 @@
     <w:p>
       <w:pPr>
         <w:pStyle w:val="Heading2"/>
+        <w:numPr>
+          <w:ilvl w:val="1"/>
+          <w:numId w:val="1"/>
+        </w:numPr>
         <w:ind w:hanging="0" w:start="0" w:end="0"/>
         <w:rPr/>
       </w:pPr>
@@ -13745,6 +13517,10 @@
         <w:pStyle w:val="Heading2"/>
         <w:keepNext w:val="true"/>
         <w:widowControl/>
+        <w:numPr>
+          <w:ilvl w:val="1"/>
+          <w:numId w:val="1"/>
+        </w:numPr>
         <w:suppressAutoHyphens w:val="true"/>
         <w:bidi w:val="0"/>
         <w:ind w:hanging="0" w:start="0" w:end="0"/>
@@ -14415,6 +14191,10 @@
     <w:p>
       <w:pPr>
         <w:pStyle w:val="Heading1"/>
+        <w:numPr>
+          <w:ilvl w:val="0"/>
+          <w:numId w:val="1"/>
+        </w:numPr>
         <w:ind w:hanging="0" w:start="0" w:end="0"/>
         <w:rPr/>
       </w:pPr>
@@ -14481,6 +14261,10 @@
     <w:p>
       <w:pPr>
         <w:pStyle w:val="Heading2"/>
+        <w:numPr>
+          <w:ilvl w:val="1"/>
+          <w:numId w:val="1"/>
+        </w:numPr>
         <w:ind w:hanging="0" w:start="0" w:end="0"/>
         <w:rPr/>
       </w:pPr>
@@ -14534,9 +14318,7 @@
         <w:pStyle w:val="BodyText"/>
         <w:widowControl/>
         <w:suppressAutoHyphens w:val="true"/>
-        <w:kinsoku w:val="true"/>
-        <w:overflowPunct w:val="true"/>
-        <w:autoSpaceDE w:val="true"/>
+        <w:overflowPunct w:val="false"/>
         <w:bidi w:val="0"/>
         <w:spacing w:lineRule="auto" w:line="240" w:before="0" w:after="0"/>
         <w:ind w:end="-89"/>
@@ -14567,9 +14349,7 @@
         <w:pStyle w:val="BodyText"/>
         <w:widowControl/>
         <w:suppressAutoHyphens w:val="true"/>
-        <w:kinsoku w:val="true"/>
-        <w:overflowPunct w:val="true"/>
-        <w:autoSpaceDE w:val="true"/>
+        <w:overflowPunct w:val="false"/>
         <w:bidi w:val="0"/>
         <w:spacing w:lineRule="auto" w:line="240" w:before="0" w:after="0"/>
         <w:ind w:end="-89"/>
@@ -14605,9 +14385,7 @@
         <w:pStyle w:val="BodyText"/>
         <w:widowControl/>
         <w:suppressAutoHyphens w:val="true"/>
-        <w:kinsoku w:val="true"/>
-        <w:overflowPunct w:val="true"/>
-        <w:autoSpaceDE w:val="true"/>
+        <w:overflowPunct w:val="false"/>
         <w:bidi w:val="0"/>
         <w:spacing w:lineRule="auto" w:line="240" w:before="0" w:after="0"/>
         <w:ind w:end="-89"/>
@@ -14642,9 +14420,7 @@
         <w:pStyle w:val="BodyText"/>
         <w:widowControl/>
         <w:suppressAutoHyphens w:val="true"/>
-        <w:kinsoku w:val="true"/>
-        <w:overflowPunct w:val="true"/>
-        <w:autoSpaceDE w:val="true"/>
+        <w:overflowPunct w:val="false"/>
         <w:bidi w:val="0"/>
         <w:spacing w:lineRule="auto" w:line="240" w:before="0" w:after="0"/>
         <w:ind w:end="-89"/>
@@ -14680,9 +14456,7 @@
         <w:pStyle w:val="BodyText"/>
         <w:widowControl/>
         <w:suppressAutoHyphens w:val="true"/>
-        <w:kinsoku w:val="true"/>
-        <w:overflowPunct w:val="true"/>
-        <w:autoSpaceDE w:val="true"/>
+        <w:overflowPunct w:val="false"/>
         <w:bidi w:val="0"/>
         <w:spacing w:lineRule="auto" w:line="240" w:before="0" w:after="0"/>
         <w:ind w:end="-89"/>
@@ -14716,9 +14490,7 @@
         <w:pStyle w:val="BodyText"/>
         <w:widowControl/>
         <w:suppressAutoHyphens w:val="true"/>
-        <w:kinsoku w:val="true"/>
-        <w:overflowPunct w:val="true"/>
-        <w:autoSpaceDE w:val="true"/>
+        <w:overflowPunct w:val="false"/>
         <w:bidi w:val="0"/>
         <w:spacing w:lineRule="auto" w:line="240" w:before="0" w:after="0"/>
         <w:ind w:end="-89"/>
@@ -14754,9 +14526,7 @@
         <w:pStyle w:val="BodyText"/>
         <w:widowControl/>
         <w:suppressAutoHyphens w:val="true"/>
-        <w:kinsoku w:val="true"/>
-        <w:overflowPunct w:val="true"/>
-        <w:autoSpaceDE w:val="true"/>
+        <w:overflowPunct w:val="false"/>
         <w:bidi w:val="0"/>
         <w:spacing w:lineRule="auto" w:line="240" w:before="0" w:after="0"/>
         <w:ind w:end="-89"/>
@@ -14791,9 +14561,7 @@
         <w:pStyle w:val="BodyText"/>
         <w:widowControl/>
         <w:suppressAutoHyphens w:val="true"/>
-        <w:kinsoku w:val="true"/>
-        <w:overflowPunct w:val="true"/>
-        <w:autoSpaceDE w:val="true"/>
+        <w:overflowPunct w:val="false"/>
         <w:bidi w:val="0"/>
         <w:spacing w:lineRule="auto" w:line="240" w:before="0" w:after="0"/>
         <w:ind w:end="-89"/>
@@ -14828,9 +14596,7 @@
         <w:pStyle w:val="BodyText"/>
         <w:widowControl/>
         <w:suppressAutoHyphens w:val="true"/>
-        <w:kinsoku w:val="true"/>
-        <w:overflowPunct w:val="true"/>
-        <w:autoSpaceDE w:val="true"/>
+        <w:overflowPunct w:val="false"/>
         <w:bidi w:val="0"/>
         <w:spacing w:lineRule="auto" w:line="240" w:before="0" w:after="0"/>
         <w:ind w:end="-89"/>
@@ -14866,9 +14632,7 @@
         <w:pStyle w:val="BodyText"/>
         <w:widowControl/>
         <w:suppressAutoHyphens w:val="true"/>
-        <w:kinsoku w:val="true"/>
-        <w:overflowPunct w:val="true"/>
-        <w:autoSpaceDE w:val="true"/>
+        <w:overflowPunct w:val="false"/>
         <w:bidi w:val="0"/>
         <w:spacing w:lineRule="auto" w:line="240" w:before="0" w:after="0"/>
         <w:ind w:end="-89"/>
@@ -14901,9 +14665,7 @@
         <w:pStyle w:val="BodyText"/>
         <w:widowControl/>
         <w:suppressAutoHyphens w:val="true"/>
-        <w:kinsoku w:val="true"/>
-        <w:overflowPunct w:val="true"/>
-        <w:autoSpaceDE w:val="true"/>
+        <w:overflowPunct w:val="false"/>
         <w:bidi w:val="0"/>
         <w:spacing w:lineRule="auto" w:line="240" w:before="0" w:after="0"/>
         <w:ind w:end="-89"/>
@@ -14939,9 +14701,7 @@
         <w:pStyle w:val="BodyText"/>
         <w:widowControl/>
         <w:suppressAutoHyphens w:val="true"/>
-        <w:kinsoku w:val="true"/>
-        <w:overflowPunct w:val="true"/>
-        <w:autoSpaceDE w:val="true"/>
+        <w:overflowPunct w:val="false"/>
         <w:bidi w:val="0"/>
         <w:spacing w:lineRule="auto" w:line="240" w:before="0" w:after="0"/>
         <w:ind w:end="-89"/>
@@ -14977,9 +14737,7 @@
         <w:pStyle w:val="BodyText"/>
         <w:widowControl/>
         <w:suppressAutoHyphens w:val="true"/>
-        <w:kinsoku w:val="true"/>
-        <w:overflowPunct w:val="true"/>
-        <w:autoSpaceDE w:val="true"/>
+        <w:overflowPunct w:val="false"/>
         <w:bidi w:val="0"/>
         <w:spacing w:lineRule="auto" w:line="240" w:before="0" w:after="0"/>
         <w:ind w:end="-89"/>
@@ -15037,33 +14795,7 @@
           <w:szCs w:val="20"/>
           <w:lang w:val="en-US" w:eastAsia="zh-CN" w:bidi="hi-IN"/>
         </w:rPr>
-        <w:t xml:space="preserve">cveID, vendorProject, product, vulnerabilityName, dateAdded, shortDescription, requiredAction, dueDate, knownRansomwareCampaignUse, </w:t>
-      </w:r>
-      <w:r>
-        <w:rPr>
-          <w:rFonts w:eastAsia="Noto Serif CJK SC" w:cs="DejaVu Sans Mono" w:ascii="DejaVu Sans Mono" w:hAnsi="DejaVu Sans Mono"/>
-          <w:b w:val="false"/>
-          <w:bCs w:val="false"/>
-          <w:color w:val="auto"/>
-          <w:kern w:val="2"/>
-          <w:sz w:val="20"/>
-          <w:szCs w:val="20"/>
-          <w:lang w:val="en-US" w:eastAsia="zh-CN" w:bidi="hi-IN"/>
-        </w:rPr>
-        <w:t>notes, cwes</w:t>
-      </w:r>
-      <w:r>
-        <w:rPr>
-          <w:rFonts w:eastAsia="Noto Serif CJK SC" w:cs="DejaVu Sans Mono" w:ascii="DejaVu Sans Mono" w:hAnsi="DejaVu Sans Mono"/>
-          <w:b w:val="false"/>
-          <w:bCs w:val="false"/>
-          <w:color w:val="auto"/>
-          <w:kern w:val="2"/>
-          <w:sz w:val="20"/>
-          <w:szCs w:val="20"/>
-          <w:lang w:val="en-US" w:eastAsia="zh-CN" w:bidi="hi-IN"/>
-        </w:rPr>
-        <w:t xml:space="preserve"> </w:t>
+        <w:t xml:space="preserve">cveID, vendorProject, product, vulnerabilityName, dateAdded, shortDescription, requiredAction, dueDate, knownRansomwareCampaignUse, notes, cwes </w:t>
       </w:r>
     </w:p>
     <w:p>
@@ -15071,9 +14803,7 @@
         <w:pStyle w:val="BodyText"/>
         <w:widowControl/>
         <w:suppressAutoHyphens w:val="true"/>
-        <w:kinsoku w:val="true"/>
-        <w:overflowPunct w:val="true"/>
-        <w:autoSpaceDE w:val="true"/>
+        <w:overflowPunct w:val="false"/>
         <w:bidi w:val="0"/>
         <w:spacing w:lineRule="auto" w:line="240" w:before="0" w:after="0"/>
         <w:ind w:end="-89"/>
@@ -15101,6 +14831,10 @@
     <w:p>
       <w:pPr>
         <w:pStyle w:val="Heading2"/>
+        <w:numPr>
+          <w:ilvl w:val="1"/>
+          <w:numId w:val="1"/>
+        </w:numPr>
         <w:ind w:hanging="0" w:start="0" w:end="0"/>
         <w:rPr>
           <w:rFonts w:ascii="DejaVu Sans Mono" w:hAnsi="DejaVu Sans Mono" w:eastAsia="Noto Serif CJK SC" w:cs="DejaVu Sans Mono"/>
@@ -15121,9 +14855,7 @@
         <w:pStyle w:val="BodyText"/>
         <w:widowControl/>
         <w:suppressAutoHyphens w:val="true"/>
-        <w:kinsoku w:val="true"/>
-        <w:overflowPunct w:val="true"/>
-        <w:autoSpaceDE w:val="true"/>
+        <w:overflowPunct w:val="false"/>
         <w:bidi w:val="0"/>
         <w:spacing w:lineRule="auto" w:line="240" w:before="0" w:after="0"/>
         <w:ind w:end="-89"/>
@@ -15157,9 +14889,7 @@
         <w:pStyle w:val="BodyText"/>
         <w:widowControl/>
         <w:suppressAutoHyphens w:val="true"/>
-        <w:kinsoku w:val="true"/>
-        <w:overflowPunct w:val="true"/>
-        <w:autoSpaceDE w:val="true"/>
+        <w:overflowPunct w:val="false"/>
         <w:bidi w:val="0"/>
         <w:spacing w:lineRule="auto" w:line="240" w:before="0" w:after="0"/>
         <w:ind w:end="-89"/>
@@ -15237,7 +14967,7 @@
   <w:comment w:id="0" w:author="I.C." w:date="2026-02-20T20:32:28Z" w:initials="I">
     <w:p>
       <w:pPr>
-        <w:overflowPunct w:val="false"/>
+        <w:overflowPunct w:val="true"/>
         <w:rPr/>
       </w:pPr>
       <w:r>
@@ -15251,7 +14981,7 @@
     </w:p>
     <w:p>
       <w:pPr>
-        <w:overflowPunct w:val="false"/>
+        <w:overflowPunct w:val="true"/>
         <w:rPr/>
       </w:pPr>
       <w:r>
@@ -15272,7 +15002,6 @@
   <w:abstractNum w:abstractNumId="1">
     <w:lvl w:ilvl="0">
       <w:start w:val="1"/>
-      <w:pStyle w:val="Heading1"/>
       <w:numFmt w:val="none"/>
       <w:suff w:val="nothing"/>
       <w:lvlText w:val="%1"/>
@@ -15283,10 +15012,10 @@
         </w:tabs>
         <w:ind w:start="0" w:hanging="0"/>
       </w:pPr>
+      <w:rPr/>
     </w:lvl>
     <w:lvl w:ilvl="1">
       <w:start w:val="1"/>
-      <w:pStyle w:val="Heading2"/>
       <w:numFmt w:val="none"/>
       <w:suff w:val="nothing"/>
       <w:lvlText w:val="%2"/>
@@ -15297,10 +15026,10 @@
         </w:tabs>
         <w:ind w:start="0" w:hanging="0"/>
       </w:pPr>
+      <w:rPr/>
     </w:lvl>
     <w:lvl w:ilvl="2">
       <w:start w:val="1"/>
-      <w:pStyle w:val="Heading3"/>
       <w:numFmt w:val="none"/>
       <w:suff w:val="nothing"/>
       <w:lvlText w:val="%3"/>
@@ -15311,6 +15040,7 @@
         </w:tabs>
         <w:ind w:start="0" w:hanging="0"/>
       </w:pPr>
+      <w:rPr/>
     </w:lvl>
     <w:lvl w:ilvl="3">
       <w:start w:val="1"/>
@@ -15324,6 +15054,7 @@
         </w:tabs>
         <w:ind w:start="0" w:hanging="0"/>
       </w:pPr>
+      <w:rPr/>
     </w:lvl>
     <w:lvl w:ilvl="4">
       <w:start w:val="1"/>
@@ -15337,6 +15068,7 @@
         </w:tabs>
         <w:ind w:start="0" w:hanging="0"/>
       </w:pPr>
+      <w:rPr/>
     </w:lvl>
     <w:lvl w:ilvl="5">
       <w:start w:val="1"/>
@@ -15350,6 +15082,7 @@
         </w:tabs>
         <w:ind w:start="0" w:hanging="0"/>
       </w:pPr>
+      <w:rPr/>
     </w:lvl>
     <w:lvl w:ilvl="6">
       <w:start w:val="1"/>
@@ -15363,6 +15096,7 @@
         </w:tabs>
         <w:ind w:start="0" w:hanging="0"/>
       </w:pPr>
+      <w:rPr/>
     </w:lvl>
     <w:lvl w:ilvl="7">
       <w:start w:val="1"/>
@@ -15376,6 +15110,7 @@
         </w:tabs>
         <w:ind w:start="0" w:hanging="0"/>
       </w:pPr>
+      <w:rPr/>
     </w:lvl>
     <w:lvl w:ilvl="8">
       <w:start w:val="1"/>
@@ -15389,6 +15124,7 @@
         </w:tabs>
         <w:ind w:start="0" w:hanging="0"/>
       </w:pPr>
+      <w:rPr/>
     </w:lvl>
   </w:abstractNum>
   <w:abstractNum w:abstractNumId="2">
@@ -15528,11 +15264,133 @@
       </w:rPr>
     </w:lvl>
   </w:abstractNum>
+  <w:abstractNum w:abstractNumId="3">
+    <w:lvl w:ilvl="0">
+      <w:start w:val="1"/>
+      <w:numFmt w:val="none"/>
+      <w:suff w:val="nothing"/>
+      <w:lvlText w:val=""/>
+      <w:lvlJc w:val="start"/>
+      <w:pPr>
+        <w:tabs>
+          <w:tab w:val="num" w:pos="0"/>
+        </w:tabs>
+        <w:ind w:start="0" w:hanging="0"/>
+      </w:pPr>
+    </w:lvl>
+    <w:lvl w:ilvl="1">
+      <w:start w:val="1"/>
+      <w:numFmt w:val="none"/>
+      <w:suff w:val="nothing"/>
+      <w:lvlText w:val=""/>
+      <w:lvlJc w:val="start"/>
+      <w:pPr>
+        <w:tabs>
+          <w:tab w:val="num" w:pos="0"/>
+        </w:tabs>
+        <w:ind w:start="0" w:hanging="0"/>
+      </w:pPr>
+    </w:lvl>
+    <w:lvl w:ilvl="2">
+      <w:start w:val="1"/>
+      <w:numFmt w:val="none"/>
+      <w:suff w:val="nothing"/>
+      <w:lvlText w:val=""/>
+      <w:lvlJc w:val="start"/>
+      <w:pPr>
+        <w:tabs>
+          <w:tab w:val="num" w:pos="0"/>
+        </w:tabs>
+        <w:ind w:start="0" w:hanging="0"/>
+      </w:pPr>
+    </w:lvl>
+    <w:lvl w:ilvl="3">
+      <w:start w:val="1"/>
+      <w:numFmt w:val="none"/>
+      <w:suff w:val="nothing"/>
+      <w:lvlText w:val=""/>
+      <w:lvlJc w:val="start"/>
+      <w:pPr>
+        <w:tabs>
+          <w:tab w:val="num" w:pos="0"/>
+        </w:tabs>
+        <w:ind w:start="0" w:hanging="0"/>
+      </w:pPr>
+    </w:lvl>
+    <w:lvl w:ilvl="4">
+      <w:start w:val="1"/>
+      <w:numFmt w:val="none"/>
+      <w:suff w:val="nothing"/>
+      <w:lvlText w:val=""/>
+      <w:lvlJc w:val="start"/>
+      <w:pPr>
+        <w:tabs>
+          <w:tab w:val="num" w:pos="0"/>
+        </w:tabs>
+        <w:ind w:start="0" w:hanging="0"/>
+      </w:pPr>
+    </w:lvl>
+    <w:lvl w:ilvl="5">
+      <w:start w:val="1"/>
+      <w:numFmt w:val="none"/>
+      <w:suff w:val="nothing"/>
+      <w:lvlText w:val=""/>
+      <w:lvlJc w:val="start"/>
+      <w:pPr>
+        <w:tabs>
+          <w:tab w:val="num" w:pos="0"/>
+        </w:tabs>
+        <w:ind w:start="0" w:hanging="0"/>
+      </w:pPr>
+    </w:lvl>
+    <w:lvl w:ilvl="6">
+      <w:start w:val="1"/>
+      <w:numFmt w:val="none"/>
+      <w:suff w:val="nothing"/>
+      <w:lvlText w:val=""/>
+      <w:lvlJc w:val="start"/>
+      <w:pPr>
+        <w:tabs>
+          <w:tab w:val="num" w:pos="0"/>
+        </w:tabs>
+        <w:ind w:start="0" w:hanging="0"/>
+      </w:pPr>
+    </w:lvl>
+    <w:lvl w:ilvl="7">
+      <w:start w:val="1"/>
+      <w:numFmt w:val="none"/>
+      <w:suff w:val="nothing"/>
+      <w:lvlText w:val=""/>
+      <w:lvlJc w:val="start"/>
+      <w:pPr>
+        <w:tabs>
+          <w:tab w:val="num" w:pos="0"/>
+        </w:tabs>
+        <w:ind w:start="0" w:hanging="0"/>
+      </w:pPr>
+    </w:lvl>
+    <w:lvl w:ilvl="8">
+      <w:start w:val="1"/>
+      <w:numFmt w:val="none"/>
+      <w:suff w:val="nothing"/>
+      <w:lvlText w:val=""/>
+      <w:lvlJc w:val="start"/>
+      <w:pPr>
+        <w:tabs>
+          <w:tab w:val="num" w:pos="0"/>
+        </w:tabs>
+        <w:ind w:start="0" w:hanging="0"/>
+      </w:pPr>
+    </w:lvl>
+  </w:abstractNum>
   <w:num w:numId="1">
     <w:abstractNumId w:val="1"/>
   </w:num>
   <w:num w:numId="2">
     <w:abstractNumId w:val="2"/>
+  </w:num>
+  <w:num w:numId="3">
+    <w:abstractNumId w:val="3"/>
   </w:num>
 </w:numbering>
 </file>
@@ -15560,10 +15418,10 @@
     <w:pPr>
       <w:widowControl/>
       <w:suppressAutoHyphens w:val="true"/>
-      <w:kinsoku w:val="true"/>
-      <w:overflowPunct w:val="true"/>
-      <w:autoSpaceDE w:val="true"/>
+      <w:overflowPunct w:val="false"/>
       <w:bidi w:val="0"/>
+      <w:spacing w:before="0" w:after="0"/>
+      <w:jc w:val="start"/>
     </w:pPr>
     <w:rPr>
       <w:rFonts w:ascii="Liberation Serif;Times New Roman" w:hAnsi="Liberation Serif;Times New Roman" w:eastAsia="Noto Serif CJK SC" w:cs="Noto Sans Devanagari"/>

--- a/tmpl_gen/docs/CTI-DB-Schema-details.docx
+++ b/tmpl_gen/docs/CTI-DB-Schema-details.docx
@@ -152,7 +152,7 @@
                 <w:tab w:val="left" w:pos="725" w:leader="none"/>
               </w:tabs>
               <w:suppressAutoHyphens w:val="true"/>
-              <w:overflowPunct w:val="false"/>
+              <w:overflowPunct w:val="true"/>
               <w:bidi w:val="0"/>
               <w:snapToGrid w:val="false"/>
               <w:spacing w:lineRule="auto" w:line="240"/>
@@ -210,7 +210,7 @@
                 <w:tab w:val="left" w:pos="725" w:leader="none"/>
               </w:tabs>
               <w:suppressAutoHyphens w:val="true"/>
-              <w:overflowPunct w:val="false"/>
+              <w:overflowPunct w:val="true"/>
               <w:bidi w:val="0"/>
               <w:snapToGrid w:val="false"/>
               <w:spacing w:lineRule="auto" w:line="240"/>
@@ -268,7 +268,7 @@
                 <w:tab w:val="left" w:pos="725" w:leader="none"/>
               </w:tabs>
               <w:suppressAutoHyphens w:val="true"/>
-              <w:overflowPunct w:val="false"/>
+              <w:overflowPunct w:val="true"/>
               <w:bidi w:val="0"/>
               <w:snapToGrid w:val="false"/>
               <w:spacing w:lineRule="auto" w:line="240"/>
@@ -326,7 +326,7 @@
                 <w:tab w:val="left" w:pos="725" w:leader="none"/>
               </w:tabs>
               <w:suppressAutoHyphens w:val="true"/>
-              <w:overflowPunct w:val="false"/>
+              <w:overflowPunct w:val="true"/>
               <w:bidi w:val="0"/>
               <w:snapToGrid w:val="false"/>
               <w:spacing w:lineRule="auto" w:line="240"/>
@@ -384,7 +384,7 @@
                 <w:tab w:val="left" w:pos="725" w:leader="none"/>
               </w:tabs>
               <w:suppressAutoHyphens w:val="true"/>
-              <w:overflowPunct w:val="false"/>
+              <w:overflowPunct w:val="true"/>
               <w:bidi w:val="0"/>
               <w:snapToGrid w:val="false"/>
               <w:spacing w:lineRule="auto" w:line="240"/>
@@ -442,7 +442,7 @@
                 <w:tab w:val="left" w:pos="725" w:leader="none"/>
               </w:tabs>
               <w:suppressAutoHyphens w:val="true"/>
-              <w:overflowPunct w:val="false"/>
+              <w:overflowPunct w:val="true"/>
               <w:bidi w:val="0"/>
               <w:snapToGrid w:val="false"/>
               <w:spacing w:lineRule="auto" w:line="240"/>
@@ -500,7 +500,7 @@
                 <w:tab w:val="left" w:pos="725" w:leader="none"/>
               </w:tabs>
               <w:suppressAutoHyphens w:val="true"/>
-              <w:overflowPunct w:val="false"/>
+              <w:overflowPunct w:val="true"/>
               <w:bidi w:val="0"/>
               <w:snapToGrid w:val="false"/>
               <w:spacing w:lineRule="auto" w:line="240"/>
@@ -558,7 +558,7 @@
                 <w:tab w:val="left" w:pos="725" w:leader="none"/>
               </w:tabs>
               <w:suppressAutoHyphens w:val="true"/>
-              <w:overflowPunct w:val="false"/>
+              <w:overflowPunct w:val="true"/>
               <w:bidi w:val="0"/>
               <w:snapToGrid w:val="false"/>
               <w:spacing w:lineRule="auto" w:line="240"/>
@@ -616,7 +616,7 @@
                 <w:tab w:val="left" w:pos="725" w:leader="none"/>
               </w:tabs>
               <w:suppressAutoHyphens w:val="true"/>
-              <w:overflowPunct w:val="false"/>
+              <w:overflowPunct w:val="true"/>
               <w:bidi w:val="0"/>
               <w:snapToGrid w:val="false"/>
               <w:spacing w:lineRule="auto" w:line="240"/>
@@ -674,7 +674,7 @@
                 <w:tab w:val="left" w:pos="725" w:leader="none"/>
               </w:tabs>
               <w:suppressAutoHyphens w:val="true"/>
-              <w:overflowPunct w:val="false"/>
+              <w:overflowPunct w:val="true"/>
               <w:bidi w:val="0"/>
               <w:snapToGrid w:val="false"/>
               <w:spacing w:lineRule="auto" w:line="240"/>
@@ -732,7 +732,7 @@
                 <w:tab w:val="left" w:pos="725" w:leader="none"/>
               </w:tabs>
               <w:suppressAutoHyphens w:val="true"/>
-              <w:overflowPunct w:val="false"/>
+              <w:overflowPunct w:val="true"/>
               <w:bidi w:val="0"/>
               <w:snapToGrid w:val="false"/>
               <w:spacing w:lineRule="auto" w:line="240"/>
@@ -790,7 +790,7 @@
                 <w:tab w:val="left" w:pos="725" w:leader="none"/>
               </w:tabs>
               <w:suppressAutoHyphens w:val="true"/>
-              <w:overflowPunct w:val="false"/>
+              <w:overflowPunct w:val="true"/>
               <w:bidi w:val="0"/>
               <w:snapToGrid w:val="false"/>
               <w:spacing w:lineRule="auto" w:line="240"/>
@@ -848,7 +848,7 @@
                 <w:tab w:val="left" w:pos="725" w:leader="none"/>
               </w:tabs>
               <w:suppressAutoHyphens w:val="true"/>
-              <w:overflowPunct w:val="false"/>
+              <w:overflowPunct w:val="true"/>
               <w:bidi w:val="0"/>
               <w:snapToGrid w:val="false"/>
               <w:spacing w:lineRule="auto" w:line="240"/>
@@ -906,7 +906,7 @@
                 <w:tab w:val="left" w:pos="725" w:leader="none"/>
               </w:tabs>
               <w:suppressAutoHyphens w:val="true"/>
-              <w:overflowPunct w:val="false"/>
+              <w:overflowPunct w:val="true"/>
               <w:bidi w:val="0"/>
               <w:snapToGrid w:val="false"/>
               <w:spacing w:lineRule="auto" w:line="240"/>
@@ -964,7 +964,7 @@
                 <w:tab w:val="left" w:pos="725" w:leader="none"/>
               </w:tabs>
               <w:suppressAutoHyphens w:val="true"/>
-              <w:overflowPunct w:val="false"/>
+              <w:overflowPunct w:val="true"/>
               <w:bidi w:val="0"/>
               <w:snapToGrid w:val="false"/>
               <w:spacing w:lineRule="auto" w:line="240"/>
@@ -1022,7 +1022,7 @@
                 <w:tab w:val="left" w:pos="725" w:leader="none"/>
               </w:tabs>
               <w:suppressAutoHyphens w:val="true"/>
-              <w:overflowPunct w:val="false"/>
+              <w:overflowPunct w:val="true"/>
               <w:bidi w:val="0"/>
               <w:snapToGrid w:val="false"/>
               <w:spacing w:lineRule="auto" w:line="240"/>
@@ -1461,7 +1461,7 @@
                 <w:tab w:val="left" w:pos="725" w:leader="none"/>
               </w:tabs>
               <w:suppressAutoHyphens w:val="true"/>
-              <w:overflowPunct w:val="false"/>
+              <w:overflowPunct w:val="true"/>
               <w:bidi w:val="0"/>
               <w:snapToGrid w:val="false"/>
               <w:spacing w:lineRule="auto" w:line="240"/>
@@ -1565,7 +1565,7 @@
                 <w:tab w:val="left" w:pos="725" w:leader="none"/>
               </w:tabs>
               <w:suppressAutoHyphens w:val="true"/>
-              <w:overflowPunct w:val="false"/>
+              <w:overflowPunct w:val="true"/>
               <w:bidi w:val="0"/>
               <w:snapToGrid w:val="false"/>
               <w:spacing w:lineRule="auto" w:line="240"/>
@@ -1580,6 +1580,94 @@
           </w:p>
         </w:tc>
       </w:tr>
+      <w:tr>
+        <w:trPr/>
+        <w:tc>
+          <w:tcPr>
+            <w:tcW w:w="1141" w:type="dxa"/>
+            <w:tcBorders>
+              <w:start w:val="single" w:sz="4" w:space="0" w:color="000000"/>
+              <w:bottom w:val="single" w:sz="4" w:space="0" w:color="000000"/>
+            </w:tcBorders>
+          </w:tcPr>
+          <w:p>
+            <w:pPr>
+              <w:pStyle w:val="TableContents"/>
+              <w:snapToGrid w:val="false"/>
+              <w:jc w:val="start"/>
+              <w:rPr>
+                <w:rFonts w:cs="Liberation Serif;Times New Roman"/>
+                <w:b w:val="false"/>
+                <w:bCs w:val="false"/>
+                <w:i w:val="false"/>
+                <w:i w:val="false"/>
+                <w:iCs w:val="false"/>
+                <w:strike w:val="false"/>
+                <w:dstrike w:val="false"/>
+                <w:outline w:val="false"/>
+                <w:shadow w:val="false"/>
+                <w:color w:val="000000"/>
+                <w:sz w:val="24"/>
+                <w:szCs w:val="24"/>
+                <w:u w:val="none"/>
+              </w:rPr>
+            </w:pPr>
+            <w:r>
+              <w:rPr>
+                <w:rFonts w:cs="Liberation Serif;Times New Roman"/>
+                <w:b w:val="false"/>
+                <w:bCs w:val="false"/>
+                <w:i w:val="false"/>
+                <w:iCs w:val="false"/>
+                <w:strike w:val="false"/>
+                <w:dstrike w:val="false"/>
+                <w:outline w:val="false"/>
+                <w:shadow w:val="false"/>
+                <w:color w:val="000000"/>
+                <w:sz w:val="24"/>
+                <w:szCs w:val="24"/>
+                <w:u w:val="none"/>
+              </w:rPr>
+              <w:t>3/19/2023</w:t>
+            </w:r>
+          </w:p>
+        </w:tc>
+        <w:tc>
+          <w:tcPr>
+            <w:tcW w:w="8496" w:type="dxa"/>
+            <w:tcBorders>
+              <w:start w:val="single" w:sz="4" w:space="0" w:color="000000"/>
+              <w:bottom w:val="single" w:sz="4" w:space="0" w:color="000000"/>
+              <w:end w:val="single" w:sz="4" w:space="0" w:color="000000"/>
+            </w:tcBorders>
+          </w:tcPr>
+          <w:p>
+            <w:pPr>
+              <w:pStyle w:val="TableContents"/>
+              <w:numPr>
+                <w:ilvl w:val="0"/>
+                <w:numId w:val="2"/>
+              </w:numPr>
+              <w:tabs>
+                <w:tab w:val="clear" w:pos="709"/>
+                <w:tab w:val="left" w:pos="725" w:leader="none"/>
+              </w:tabs>
+              <w:suppressAutoHyphens w:val="true"/>
+              <w:overflowPunct w:val="true"/>
+              <w:bidi w:val="0"/>
+              <w:snapToGrid w:val="false"/>
+              <w:spacing w:lineRule="auto" w:line="240"/>
+              <w:ind w:hanging="0" w:start="0" w:end="0"/>
+              <w:jc w:val="start"/>
+              <w:rPr/>
+            </w:pPr>
+            <w:r>
+              <w:rPr/>
+              <w:t>CAPEC node: abstraction property to the summary</w:t>
+            </w:r>
+          </w:p>
+        </w:tc>
+      </w:tr>
     </w:tbl>
     <w:p>
       <w:pPr>
@@ -4079,7 +4167,7 @@
         <w:pStyle w:val="BodyText"/>
         <w:widowControl/>
         <w:suppressAutoHyphens w:val="true"/>
-        <w:overflowPunct w:val="false"/>
+        <w:overflowPunct w:val="true"/>
         <w:bidi w:val="0"/>
         <w:rPr/>
       </w:pPr>
@@ -4100,7 +4188,7 @@
         <w:pStyle w:val="BodyText"/>
         <w:widowControl/>
         <w:suppressAutoHyphens w:val="true"/>
-        <w:overflowPunct w:val="false"/>
+        <w:overflowPunct w:val="true"/>
         <w:bidi w:val="0"/>
         <w:rPr/>
       </w:pPr>
@@ -4133,7 +4221,7 @@
         <w:pStyle w:val="BodyText"/>
         <w:widowControl/>
         <w:suppressAutoHyphens w:val="true"/>
-        <w:overflowPunct w:val="false"/>
+        <w:overflowPunct w:val="true"/>
         <w:bidi w:val="0"/>
         <w:rPr>
           <w:rFonts w:ascii="Liberation Serif;Times New Roman" w:hAnsi="Liberation Serif;Times New Roman" w:eastAsia="Noto Serif CJK SC" w:cs="Noto Sans Devanagari"/>
@@ -4161,7 +4249,7 @@
         <w:pStyle w:val="BodyText"/>
         <w:widowControl/>
         <w:suppressAutoHyphens w:val="true"/>
-        <w:overflowPunct w:val="false"/>
+        <w:overflowPunct w:val="true"/>
         <w:bidi w:val="0"/>
         <w:rPr>
           <w:rFonts w:ascii="Liberation Serif;Times New Roman" w:hAnsi="Liberation Serif;Times New Roman" w:eastAsia="Noto Serif CJK SC" w:cs="Noto Sans Devanagari"/>
@@ -4911,7 +4999,7 @@
         <w:pStyle w:val="BodyText"/>
         <w:widowControl/>
         <w:suppressAutoHyphens w:val="true"/>
-        <w:overflowPunct w:val="false"/>
+        <w:overflowPunct w:val="true"/>
         <w:bidi w:val="0"/>
         <w:spacing w:lineRule="auto" w:line="240" w:before="0" w:after="0"/>
         <w:jc w:val="start"/>
@@ -5959,7 +6047,7 @@
         <w:pStyle w:val="BodyText"/>
         <w:widowControl/>
         <w:suppressAutoHyphens w:val="true"/>
-        <w:overflowPunct w:val="false"/>
+        <w:overflowPunct w:val="true"/>
         <w:bidi w:val="0"/>
         <w:spacing w:lineRule="auto" w:line="240" w:before="0" w:after="0"/>
         <w:jc w:val="start"/>
@@ -6004,7 +6092,7 @@
         <w:pStyle w:val="BodyText"/>
         <w:widowControl/>
         <w:suppressAutoHyphens w:val="true"/>
-        <w:overflowPunct w:val="false"/>
+        <w:overflowPunct w:val="true"/>
         <w:bidi w:val="0"/>
         <w:spacing w:lineRule="auto" w:line="240" w:before="0" w:after="0"/>
         <w:jc w:val="start"/>
@@ -6045,7 +6133,7 @@
         <w:pStyle w:val="BodyText"/>
         <w:widowControl/>
         <w:suppressAutoHyphens w:val="true"/>
-        <w:overflowPunct w:val="false"/>
+        <w:overflowPunct w:val="true"/>
         <w:bidi w:val="0"/>
         <w:spacing w:lineRule="auto" w:line="240" w:before="0" w:after="0"/>
         <w:jc w:val="start"/>
@@ -6093,7 +6181,7 @@
         <w:pStyle w:val="BodyText"/>
         <w:widowControl/>
         <w:suppressAutoHyphens w:val="true"/>
-        <w:overflowPunct w:val="false"/>
+        <w:overflowPunct w:val="true"/>
         <w:bidi w:val="0"/>
         <w:spacing w:lineRule="auto" w:line="240" w:before="0" w:after="0"/>
         <w:jc w:val="start"/>
@@ -10848,25 +10936,33 @@
       </w:pPr>
       <w:r>
         <w:rPr>
-          <w:shd w:fill="auto" w:val="clear"/>
-        </w:rPr>
-      </w:r>
-    </w:p>
-    <w:p>
-      <w:pPr>
-        <w:pStyle w:val="Normal"/>
-        <w:jc w:val="start"/>
-        <w:rPr>
-          <w:rFonts w:ascii="DejaVu Sans Mono" w:hAnsi="DejaVu Sans Mono" w:cs="DejaVu Sans Mono"/>
+          <w:rFonts w:cs="DejaVu Sans Mono" w:ascii="DejaVu Sans Mono" w:hAnsi="DejaVu Sans Mono"/>
           <w:b w:val="false"/>
           <w:bCs w:val="false"/>
           <w:sz w:val="18"/>
           <w:szCs w:val="18"/>
         </w:rPr>
-      </w:pPr>
-      <w:r>
-        <w:rPr>
-          <w:shd w:fill="auto" w:val="clear"/>
+      </w:r>
+    </w:p>
+    <w:p>
+      <w:pPr>
+        <w:pStyle w:val="Normal"/>
+        <w:jc w:val="start"/>
+        <w:rPr>
+          <w:rFonts w:ascii="DejaVu Sans Mono" w:hAnsi="DejaVu Sans Mono" w:cs="DejaVu Sans Mono"/>
+          <w:b w:val="false"/>
+          <w:bCs w:val="false"/>
+          <w:sz w:val="18"/>
+          <w:szCs w:val="18"/>
+        </w:rPr>
+      </w:pPr>
+      <w:r>
+        <w:rPr>
+          <w:rFonts w:cs="DejaVu Sans Mono" w:ascii="DejaVu Sans Mono" w:hAnsi="DejaVu Sans Mono"/>
+          <w:b w:val="false"/>
+          <w:bCs w:val="false"/>
+          <w:sz w:val="18"/>
+          <w:szCs w:val="18"/>
         </w:rPr>
       </w:r>
     </w:p>
@@ -11284,10 +11380,24 @@
           <w:szCs w:val="18"/>
           <w:shd w:fill="auto" w:val="clear"/>
         </w:rPr>
-        <w:t xml:space="preserve">.../@Abstraction </w:t>
-        <w:tab/>
-        <w:tab/>
-        <w:tab/>
+        <w:t xml:space="preserve">.../@Abstraction → rename to </w:t>
+      </w:r>
+      <w:r>
+        <w:rPr>
+          <w:rFonts w:cs="DejaVu Sans Mono" w:ascii="DejaVu Sans Mono" w:hAnsi="DejaVu Sans Mono"/>
+          <w:sz w:val="18"/>
+          <w:szCs w:val="18"/>
+          <w:shd w:fill="auto" w:val="clear"/>
+        </w:rPr>
+        <w:t>abstraction</w:t>
+      </w:r>
+      <w:r>
+        <w:rPr>
+          <w:rFonts w:cs="DejaVu Sans Mono" w:ascii="DejaVu Sans Mono" w:hAnsi="DejaVu Sans Mono"/>
+          <w:sz w:val="18"/>
+          <w:szCs w:val="18"/>
+          <w:shd w:fill="auto" w:val="clear"/>
+        </w:rPr>
         <w:tab/>
         <w:t>string, “Detailed” or “Standard” or “Meta”</w:t>
       </w:r>
@@ -12524,6 +12634,17 @@
           <w:szCs w:val="18"/>
         </w:rPr>
       </w:pPr>
+      <w:r>
+        <w:rPr>
+          <w:rFonts w:cs="DejaVu Sans Mono" w:ascii="DejaVu Sans Mono" w:hAnsi="DejaVu Sans Mono"/>
+          <w:b w:val="false"/>
+          <w:bCs w:val="false"/>
+          <w:sz w:val="18"/>
+          <w:szCs w:val="18"/>
+          <w:shd w:fill="auto" w:val="clear"/>
+        </w:rPr>
+        <w:t xml:space="preserve">abstraction, </w:t>
+      </w:r>
       <w:r>
         <w:rPr>
           <w:rFonts w:cs="DejaVu Sans Mono" w:ascii="DejaVu Sans Mono" w:hAnsi="DejaVu Sans Mono"/>
@@ -14318,7 +14439,7 @@
         <w:pStyle w:val="BodyText"/>
         <w:widowControl/>
         <w:suppressAutoHyphens w:val="true"/>
-        <w:overflowPunct w:val="false"/>
+        <w:overflowPunct w:val="true"/>
         <w:bidi w:val="0"/>
         <w:spacing w:lineRule="auto" w:line="240" w:before="0" w:after="0"/>
         <w:ind w:end="-89"/>
@@ -14349,7 +14470,7 @@
         <w:pStyle w:val="BodyText"/>
         <w:widowControl/>
         <w:suppressAutoHyphens w:val="true"/>
-        <w:overflowPunct w:val="false"/>
+        <w:overflowPunct w:val="true"/>
         <w:bidi w:val="0"/>
         <w:spacing w:lineRule="auto" w:line="240" w:before="0" w:after="0"/>
         <w:ind w:end="-89"/>
@@ -14385,7 +14506,7 @@
         <w:pStyle w:val="BodyText"/>
         <w:widowControl/>
         <w:suppressAutoHyphens w:val="true"/>
-        <w:overflowPunct w:val="false"/>
+        <w:overflowPunct w:val="true"/>
         <w:bidi w:val="0"/>
         <w:spacing w:lineRule="auto" w:line="240" w:before="0" w:after="0"/>
         <w:ind w:end="-89"/>
@@ -14420,7 +14541,7 @@
         <w:pStyle w:val="BodyText"/>
         <w:widowControl/>
         <w:suppressAutoHyphens w:val="true"/>
-        <w:overflowPunct w:val="false"/>
+        <w:overflowPunct w:val="true"/>
         <w:bidi w:val="0"/>
         <w:spacing w:lineRule="auto" w:line="240" w:before="0" w:after="0"/>
         <w:ind w:end="-89"/>
@@ -14456,7 +14577,7 @@
         <w:pStyle w:val="BodyText"/>
         <w:widowControl/>
         <w:suppressAutoHyphens w:val="true"/>
-        <w:overflowPunct w:val="false"/>
+        <w:overflowPunct w:val="true"/>
         <w:bidi w:val="0"/>
         <w:spacing w:lineRule="auto" w:line="240" w:before="0" w:after="0"/>
         <w:ind w:end="-89"/>
@@ -14490,7 +14611,7 @@
         <w:pStyle w:val="BodyText"/>
         <w:widowControl/>
         <w:suppressAutoHyphens w:val="true"/>
-        <w:overflowPunct w:val="false"/>
+        <w:overflowPunct w:val="true"/>
         <w:bidi w:val="0"/>
         <w:spacing w:lineRule="auto" w:line="240" w:before="0" w:after="0"/>
         <w:ind w:end="-89"/>
@@ -14526,7 +14647,7 @@
         <w:pStyle w:val="BodyText"/>
         <w:widowControl/>
         <w:suppressAutoHyphens w:val="true"/>
-        <w:overflowPunct w:val="false"/>
+        <w:overflowPunct w:val="true"/>
         <w:bidi w:val="0"/>
         <w:spacing w:lineRule="auto" w:line="240" w:before="0" w:after="0"/>
         <w:ind w:end="-89"/>
@@ -14561,7 +14682,7 @@
         <w:pStyle w:val="BodyText"/>
         <w:widowControl/>
         <w:suppressAutoHyphens w:val="true"/>
-        <w:overflowPunct w:val="false"/>
+        <w:overflowPunct w:val="true"/>
         <w:bidi w:val="0"/>
         <w:spacing w:lineRule="auto" w:line="240" w:before="0" w:after="0"/>
         <w:ind w:end="-89"/>
@@ -14596,7 +14717,7 @@
         <w:pStyle w:val="BodyText"/>
         <w:widowControl/>
         <w:suppressAutoHyphens w:val="true"/>
-        <w:overflowPunct w:val="false"/>
+        <w:overflowPunct w:val="true"/>
         <w:bidi w:val="0"/>
         <w:spacing w:lineRule="auto" w:line="240" w:before="0" w:after="0"/>
         <w:ind w:end="-89"/>
@@ -14632,7 +14753,7 @@
         <w:pStyle w:val="BodyText"/>
         <w:widowControl/>
         <w:suppressAutoHyphens w:val="true"/>
-        <w:overflowPunct w:val="false"/>
+        <w:overflowPunct w:val="true"/>
         <w:bidi w:val="0"/>
         <w:spacing w:lineRule="auto" w:line="240" w:before="0" w:after="0"/>
         <w:ind w:end="-89"/>
@@ -14665,7 +14786,7 @@
         <w:pStyle w:val="BodyText"/>
         <w:widowControl/>
         <w:suppressAutoHyphens w:val="true"/>
-        <w:overflowPunct w:val="false"/>
+        <w:overflowPunct w:val="true"/>
         <w:bidi w:val="0"/>
         <w:spacing w:lineRule="auto" w:line="240" w:before="0" w:after="0"/>
         <w:ind w:end="-89"/>
@@ -14701,7 +14822,7 @@
         <w:pStyle w:val="BodyText"/>
         <w:widowControl/>
         <w:suppressAutoHyphens w:val="true"/>
-        <w:overflowPunct w:val="false"/>
+        <w:overflowPunct w:val="true"/>
         <w:bidi w:val="0"/>
         <w:spacing w:lineRule="auto" w:line="240" w:before="0" w:after="0"/>
         <w:ind w:end="-89"/>
@@ -14737,7 +14858,7 @@
         <w:pStyle w:val="BodyText"/>
         <w:widowControl/>
         <w:suppressAutoHyphens w:val="true"/>
-        <w:overflowPunct w:val="false"/>
+        <w:overflowPunct w:val="true"/>
         <w:bidi w:val="0"/>
         <w:spacing w:lineRule="auto" w:line="240" w:before="0" w:after="0"/>
         <w:ind w:end="-89"/>
@@ -14803,7 +14924,7 @@
         <w:pStyle w:val="BodyText"/>
         <w:widowControl/>
         <w:suppressAutoHyphens w:val="true"/>
-        <w:overflowPunct w:val="false"/>
+        <w:overflowPunct w:val="true"/>
         <w:bidi w:val="0"/>
         <w:spacing w:lineRule="auto" w:line="240" w:before="0" w:after="0"/>
         <w:ind w:end="-89"/>
@@ -14855,7 +14976,7 @@
         <w:pStyle w:val="BodyText"/>
         <w:widowControl/>
         <w:suppressAutoHyphens w:val="true"/>
-        <w:overflowPunct w:val="false"/>
+        <w:overflowPunct w:val="true"/>
         <w:bidi w:val="0"/>
         <w:spacing w:lineRule="auto" w:line="240" w:before="0" w:after="0"/>
         <w:ind w:end="-89"/>
@@ -14889,7 +15010,7 @@
         <w:pStyle w:val="BodyText"/>
         <w:widowControl/>
         <w:suppressAutoHyphens w:val="true"/>
-        <w:overflowPunct w:val="false"/>
+        <w:overflowPunct w:val="true"/>
         <w:bidi w:val="0"/>
         <w:spacing w:lineRule="auto" w:line="240" w:before="0" w:after="0"/>
         <w:ind w:end="-89"/>
@@ -14967,7 +15088,7 @@
   <w:comment w:id="0" w:author="I.C." w:date="2026-02-20T20:32:28Z" w:initials="I">
     <w:p>
       <w:pPr>
-        <w:overflowPunct w:val="true"/>
+        <w:overflowPunct w:val="false"/>
         <w:rPr/>
       </w:pPr>
       <w:r>
@@ -14981,7 +15102,7 @@
     </w:p>
     <w:p>
       <w:pPr>
-        <w:overflowPunct w:val="true"/>
+        <w:overflowPunct w:val="false"/>
         <w:rPr/>
       </w:pPr>
       <w:r>
@@ -15418,7 +15539,7 @@
     <w:pPr>
       <w:widowControl/>
       <w:suppressAutoHyphens w:val="true"/>
-      <w:overflowPunct w:val="false"/>
+      <w:overflowPunct w:val="true"/>
       <w:bidi w:val="0"/>
       <w:spacing w:before="0" w:after="0"/>
       <w:jc w:val="start"/>

--- a/tmpl_gen/docs/CTI-DB-Schema-details.docx
+++ b/tmpl_gen/docs/CTI-DB-Schema-details.docx
@@ -1663,7 +1663,103 @@
             </w:pPr>
             <w:r>
               <w:rPr/>
-              <w:t>CAPEC node: abstraction property to the summary</w:t>
+              <w:t xml:space="preserve">CAPEC node: </w:t>
+            </w:r>
+            <w:r>
+              <w:rPr/>
+              <w:t xml:space="preserve">added </w:t>
+            </w:r>
+            <w:r>
+              <w:rPr/>
+              <w:t>abstraction property to the summary</w:t>
+            </w:r>
+          </w:p>
+        </w:tc>
+      </w:tr>
+      <w:tr>
+        <w:trPr/>
+        <w:tc>
+          <w:tcPr>
+            <w:tcW w:w="1141" w:type="dxa"/>
+            <w:tcBorders>
+              <w:start w:val="single" w:sz="4" w:space="0" w:color="000000"/>
+              <w:bottom w:val="single" w:sz="4" w:space="0" w:color="000000"/>
+            </w:tcBorders>
+          </w:tcPr>
+          <w:p>
+            <w:pPr>
+              <w:pStyle w:val="TableContents"/>
+              <w:snapToGrid w:val="false"/>
+              <w:jc w:val="start"/>
+              <w:rPr>
+                <w:rFonts w:cs="Liberation Serif;Times New Roman"/>
+                <w:b w:val="false"/>
+                <w:bCs w:val="false"/>
+                <w:i w:val="false"/>
+                <w:i w:val="false"/>
+                <w:iCs w:val="false"/>
+                <w:strike w:val="false"/>
+                <w:dstrike w:val="false"/>
+                <w:outline w:val="false"/>
+                <w:shadow w:val="false"/>
+                <w:color w:val="000000"/>
+                <w:sz w:val="24"/>
+                <w:szCs w:val="24"/>
+                <w:u w:val="none"/>
+              </w:rPr>
+            </w:pPr>
+            <w:r>
+              <w:rPr>
+                <w:rFonts w:cs="Liberation Serif;Times New Roman"/>
+                <w:b w:val="false"/>
+                <w:bCs w:val="false"/>
+                <w:i w:val="false"/>
+                <w:iCs w:val="false"/>
+                <w:strike w:val="false"/>
+                <w:dstrike w:val="false"/>
+                <w:outline w:val="false"/>
+                <w:shadow w:val="false"/>
+                <w:color w:val="000000"/>
+                <w:sz w:val="24"/>
+                <w:szCs w:val="24"/>
+                <w:u w:val="none"/>
+              </w:rPr>
+              <w:t>3/20/2023</w:t>
+            </w:r>
+          </w:p>
+        </w:tc>
+        <w:tc>
+          <w:tcPr>
+            <w:tcW w:w="8496" w:type="dxa"/>
+            <w:tcBorders>
+              <w:start w:val="single" w:sz="4" w:space="0" w:color="000000"/>
+              <w:bottom w:val="single" w:sz="4" w:space="0" w:color="000000"/>
+              <w:end w:val="single" w:sz="4" w:space="0" w:color="000000"/>
+            </w:tcBorders>
+          </w:tcPr>
+          <w:p>
+            <w:pPr>
+              <w:pStyle w:val="TableContents"/>
+              <w:numPr>
+                <w:ilvl w:val="0"/>
+                <w:numId w:val="2"/>
+              </w:numPr>
+              <w:tabs>
+                <w:tab w:val="clear" w:pos="709"/>
+                <w:tab w:val="left" w:pos="725" w:leader="none"/>
+              </w:tabs>
+              <w:suppressAutoHyphens w:val="true"/>
+              <w:overflowPunct w:val="true"/>
+              <w:bidi w:val="0"/>
+              <w:snapToGrid w:val="false"/>
+              <w:spacing w:lineRule="auto" w:line="240"/>
+              <w:ind w:hanging="0" w:start="0" w:end="0"/>
+              <w:jc w:val="start"/>
+              <w:rPr/>
+            </w:pPr>
+            <w:r>
+              <w:rPr/>
+              <w:t>Added EPSS schema info</w:t>
             </w:r>
           </w:p>
         </w:tc>
@@ -1751,26 +1847,15 @@
       </w:r>
       <w:r>
         <w:rPr/>
-        <w:t xml:space="preserve"> ATT&amp;CK, CWE, CVE, CAPEC, ENGAGE, KEV included. </w:t>
-      </w:r>
-    </w:p>
-    <w:p>
-      <w:pPr>
-        <w:pStyle w:val="Normal"/>
-        <w:bidi w:val="0"/>
-        <w:jc w:val="start"/>
-        <w:rPr/>
-      </w:pPr>
-      <w:r>
-        <w:rPr>
-          <w:b/>
-          <w:bCs/>
-        </w:rPr>
-        <w:t>TODO:</w:t>
-      </w:r>
-      <w:r>
-        <w:rPr/>
-        <w:t xml:space="preserve"> include EPSS when available</w:t>
+        <w:t xml:space="preserve"> ATT&amp;CK, CWE, CVE, CAPEC, ENGAGE, KEV, </w:t>
+      </w:r>
+      <w:r>
+        <w:rPr/>
+        <w:t>EPSS</w:t>
+      </w:r>
+      <w:r>
+        <w:rPr/>
+        <w:t xml:space="preserve"> included. </w:t>
       </w:r>
     </w:p>
     <w:p>
@@ -1833,7 +1918,68 @@
       </w:pPr>
       <w:r>
         <w:rPr/>
-        <w:t>[schema graph page]</w:t>
+        <w:t>[schema graph page</w:t>
+      </w:r>
+      <w:r>
+        <w:rPr/>
+        <w:t>]</w:t>
+      </w:r>
+    </w:p>
+    <w:p>
+      <w:pPr>
+        <w:pStyle w:val="Normal"/>
+        <w:bidi w:val="0"/>
+        <w:spacing w:before="0" w:after="0"/>
+        <w:jc w:val="start"/>
+        <w:rPr/>
+      </w:pPr>
+      <w:r>
+        <w:rPr/>
+        <w:drawing>
+          <wp:anchor behindDoc="0" distT="0" distB="0" distL="0" distR="0" simplePos="0" locked="0" layoutInCell="0" allowOverlap="1" relativeHeight="2">
+            <wp:simplePos x="0" y="0"/>
+            <wp:positionH relativeFrom="column">
+              <wp:posOffset>-972820</wp:posOffset>
+            </wp:positionH>
+            <wp:positionV relativeFrom="paragraph">
+              <wp:posOffset>3634105</wp:posOffset>
+            </wp:positionV>
+            <wp:extent cx="7965440" cy="2000250"/>
+            <wp:effectExtent l="0" t="0" r="0" b="0"/>
+            <wp:wrapSquare wrapText="largest"/>
+            <wp:docPr id="1" name="Image1" descr="" title=""/>
+            <wp:cNvGraphicFramePr>
+              <a:graphicFrameLocks xmlns:a="http://schemas.openxmlformats.org/drawingml/2006/main" noChangeAspect="1"/>
+            </wp:cNvGraphicFramePr>
+            <a:graphic xmlns:a="http://schemas.openxmlformats.org/drawingml/2006/main">
+              <a:graphicData uri="http://schemas.openxmlformats.org/drawingml/2006/picture">
+                <pic:pic xmlns:pic="http://schemas.openxmlformats.org/drawingml/2006/picture">
+                  <pic:nvPicPr>
+                    <pic:cNvPr id="1" name="Image1" descr="" title=""/>
+                    <pic:cNvPicPr>
+                      <a:picLocks noChangeAspect="1" noChangeArrowheads="1"/>
+                    </pic:cNvPicPr>
+                  </pic:nvPicPr>
+                  <pic:blipFill>
+                    <a:blip r:embed="rId2"/>
+                    <a:stretch>
+                      <a:fillRect/>
+                    </a:stretch>
+                  </pic:blipFill>
+                  <pic:spPr bwMode="auto">
+                    <a:xfrm rot="16200000">
+                      <a:off x="0" y="0"/>
+                      <a:ext cx="7965440" cy="2000250"/>
+                    </a:xfrm>
+                    <a:prstGeom prst="rect">
+                      <a:avLst/>
+                    </a:prstGeom>
+                  </pic:spPr>
+                </pic:pic>
+              </a:graphicData>
+            </a:graphic>
+          </wp:anchor>
+        </w:drawing>
       </w:r>
       <w:r>
         <w:br w:type="page"/>
@@ -1943,7 +2089,7 @@
         <w:rPr/>
         <w:t xml:space="preserve">The following function from file </w:t>
       </w:r>
-      <w:hyperlink r:id="rId2">
+      <w:hyperlink r:id="rId3">
         <w:r>
           <w:rPr>
             <w:rStyle w:val="Hyperlink"/>
@@ -1957,7 +2103,7 @@
         <w:rPr/>
         <w:t xml:space="preserve"> in Athena </w:t>
       </w:r>
-      <w:hyperlink r:id="rId3">
+      <w:hyperlink r:id="rId4">
         <w:r>
           <w:rPr>
             <w:rStyle w:val="Hyperlink"/>
@@ -2419,7 +2565,7 @@
         <w:rPr/>
         <w:t xml:space="preserve"> in file </w:t>
       </w:r>
-      <w:hyperlink r:id="rId4">
+      <w:hyperlink r:id="rId5">
         <w:r>
           <w:rPr>
             <w:rStyle w:val="Hyperlink"/>
@@ -2433,7 +2579,7 @@
         <w:rPr/>
         <w:t xml:space="preserve"> in Athena </w:t>
       </w:r>
-      <w:hyperlink r:id="rId5">
+      <w:hyperlink r:id="rId6">
         <w:r>
           <w:rPr>
             <w:rStyle w:val="Hyperlink"/>
@@ -11245,7 +11391,7 @@
         <w:rPr/>
         <w:t xml:space="preserve">The CAPEC XML schema is described on </w:t>
       </w:r>
-      <w:hyperlink r:id="rId6">
+      <w:hyperlink r:id="rId7">
         <w:r>
           <w:rPr>
             <w:rStyle w:val="Hyperlink"/>
@@ -14333,7 +14479,7 @@
         <w:rPr/>
         <w:t xml:space="preserve">The KEV dataset is available at </w:t>
       </w:r>
-      <w:hyperlink r:id="rId7">
+      <w:hyperlink r:id="rId8">
         <w:r>
           <w:rPr>
             <w:rStyle w:val="Hyperlink"/>
@@ -14345,7 +14491,7 @@
         <w:rPr/>
         <w:t xml:space="preserve">. All KEVs are packaged in </w:t>
       </w:r>
-      <w:hyperlink r:id="rId8">
+      <w:hyperlink r:id="rId9">
         <w:r>
           <w:rPr>
             <w:rStyle w:val="Hyperlink"/>
@@ -14357,7 +14503,7 @@
         <w:rPr/>
         <w:t xml:space="preserve">. The JSON schema is described </w:t>
       </w:r>
-      <w:hyperlink r:id="rId9">
+      <w:hyperlink r:id="rId10">
         <w:r>
           <w:rPr>
             <w:rStyle w:val="Hyperlink"/>
@@ -15061,10 +15207,526 @@
     </w:p>
     <w:p>
       <w:pPr>
-        <w:pStyle w:val="BodyText"/>
-        <w:spacing w:before="0" w:after="140"/>
-        <w:ind w:end="0"/>
-        <w:rPr/>
+        <w:pStyle w:val="Heading1"/>
+        <w:numPr>
+          <w:ilvl w:val="0"/>
+          <w:numId w:val="1"/>
+        </w:numPr>
+        <w:ind w:hanging="0" w:start="0" w:end="0"/>
+        <w:rPr/>
+      </w:pPr>
+      <w:r>
+        <w:rPr/>
+        <w:t xml:space="preserve">EPSS </w:t>
+      </w:r>
+      <w:r>
+        <w:rPr/>
+        <w:t>Schema</w:t>
+      </w:r>
+    </w:p>
+    <w:p>
+      <w:pPr>
+        <w:pStyle w:val="BodyText"/>
+        <w:ind w:hanging="0" w:start="0" w:end="0"/>
+        <w:rPr/>
+      </w:pPr>
+      <w:r>
+        <w:rPr/>
+        <w:t>The Exploit Prediction Scoring System (</w:t>
+      </w:r>
+      <w:hyperlink r:id="rId11">
+        <w:r>
+          <w:rPr>
+            <w:rStyle w:val="Hyperlink"/>
+          </w:rPr>
+          <w:t>EPSS</w:t>
+        </w:r>
+      </w:hyperlink>
+      <w:r>
+        <w:rPr/>
+        <w:t>) is a data-driven machine-learning model that estimates the probability that a published CVE will be exploited in the wild in the next 30 days.</w:t>
+      </w:r>
+    </w:p>
+    <w:p>
+      <w:pPr>
+        <w:pStyle w:val="BodyText"/>
+        <w:ind w:hanging="0" w:start="0" w:end="0"/>
+        <w:rPr/>
+      </w:pPr>
+      <w:r>
+        <w:rPr/>
+      </w:r>
+    </w:p>
+    <w:p>
+      <w:pPr>
+        <w:pStyle w:val="BodyText"/>
+        <w:ind w:hanging="0" w:start="0" w:end="0"/>
+        <w:rPr/>
+      </w:pPr>
+      <w:r>
+        <w:rPr/>
+        <w:t>It replaces subjective severity judgments with empirical signals from observed exploitation and ongoing activity, helping you focus limited remediation effort where attacks are most likely. EPSS publishes a 0–1 probability (with ranking percentiles) every day for every CVE and makes the data freely and openly accessible via CSV and API, so it slots easily into workflows and dashboards.</w:t>
+      </w:r>
+    </w:p>
+    <w:p>
+      <w:pPr>
+        <w:pStyle w:val="BodyText"/>
+        <w:ind w:hanging="0" w:start="0" w:end="0"/>
+        <w:rPr/>
+      </w:pPr>
+      <w:r>
+        <w:rPr/>
+        <w:t xml:space="preserve">The EPSS </w:t>
+      </w:r>
+      <w:hyperlink r:id="rId12">
+        <w:r>
+          <w:rPr>
+            <w:rStyle w:val="Hyperlink"/>
+          </w:rPr>
+          <w:t>schema</w:t>
+        </w:r>
+      </w:hyperlink>
+      <w:r>
+        <w:rPr/>
+        <w:t xml:space="preserve"> and </w:t>
+      </w:r>
+      <w:hyperlink r:id="rId13">
+        <w:r>
+          <w:rPr>
+            <w:rStyle w:val="Hyperlink"/>
+          </w:rPr>
+          <w:t>dataset</w:t>
+        </w:r>
+      </w:hyperlink>
+      <w:r>
+        <w:rPr/>
+        <w:t xml:space="preserve"> (CSV file).</w:t>
+      </w:r>
+    </w:p>
+    <w:p>
+      <w:pPr>
+        <w:pStyle w:val="BodyText"/>
+        <w:ind w:hanging="0" w:start="0" w:end="0"/>
+        <w:rPr/>
+      </w:pPr>
+      <w:r>
+        <w:rPr/>
+      </w:r>
+    </w:p>
+    <w:p>
+      <w:pPr>
+        <w:pStyle w:val="Heading2"/>
+        <w:numPr>
+          <w:ilvl w:val="1"/>
+          <w:numId w:val="1"/>
+        </w:numPr>
+        <w:ind w:hanging="0" w:start="0" w:end="0"/>
+        <w:rPr/>
+      </w:pPr>
+      <w:r>
+        <w:rPr/>
+        <w:t xml:space="preserve">EPSS </w:t>
+      </w:r>
+      <w:r>
+        <w:rPr/>
+        <w:t>Nodes and Properties</w:t>
+      </w:r>
+    </w:p>
+    <w:p>
+      <w:pPr>
+        <w:pStyle w:val="BodyText"/>
+        <w:rPr>
+          <w:rFonts w:ascii="DejaVu Sans Mono" w:hAnsi="DejaVu Sans Mono" w:eastAsia="Noto Serif CJK SC" w:cs="DejaVu Sans Mono"/>
+          <w:color w:val="auto"/>
+          <w:kern w:val="2"/>
+          <w:sz w:val="20"/>
+          <w:szCs w:val="20"/>
+          <w:lang w:val="en-US" w:eastAsia="zh-CN" w:bidi="hi-IN"/>
+        </w:rPr>
+      </w:pPr>
+      <w:r>
+        <w:rPr>
+          <w:b/>
+          <w:bCs/>
+        </w:rPr>
+        <w:t xml:space="preserve">Node:  </w:t>
+      </w:r>
+      <w:r>
+        <w:rPr>
+          <w:rFonts w:cs="DejaVu Sans Mono" w:ascii="DejaVu Sans Mono" w:hAnsi="DejaVu Sans Mono"/>
+          <w:b/>
+          <w:bCs/>
+          <w:sz w:val="20"/>
+          <w:szCs w:val="20"/>
+        </w:rPr>
+        <w:t>EPSS</w:t>
+      </w:r>
+    </w:p>
+    <w:p>
+      <w:pPr>
+        <w:pStyle w:val="BodyText"/>
+        <w:widowControl/>
+        <w:suppressAutoHyphens w:val="true"/>
+        <w:overflowPunct w:val="true"/>
+        <w:bidi w:val="0"/>
+        <w:spacing w:lineRule="auto" w:line="240" w:before="0" w:after="0"/>
+        <w:ind w:end="-89"/>
+        <w:jc w:val="start"/>
+        <w:rPr>
+          <w:rFonts w:ascii="DejaVu Sans Mono" w:hAnsi="DejaVu Sans Mono" w:eastAsia="Noto Serif CJK SC" w:cs="DejaVu Sans Mono"/>
+          <w:color w:val="auto"/>
+          <w:kern w:val="2"/>
+          <w:sz w:val="20"/>
+          <w:szCs w:val="20"/>
+          <w:lang w:val="en-US" w:eastAsia="zh-CN" w:bidi="hi-IN"/>
+        </w:rPr>
+      </w:pPr>
+      <w:r>
+        <w:rPr>
+          <w:rFonts w:eastAsia="Noto Serif CJK SC" w:cs="DejaVu Sans Mono" w:ascii="DejaVu Sans Mono" w:hAnsi="DejaVu Sans Mono"/>
+          <w:color w:val="auto"/>
+          <w:kern w:val="2"/>
+          <w:sz w:val="20"/>
+          <w:szCs w:val="20"/>
+          <w:lang w:val="en-US" w:eastAsia="zh-CN" w:bidi="hi-IN"/>
+        </w:rPr>
+        <w:t>Properties:</w:t>
+      </w:r>
+    </w:p>
+    <w:p>
+      <w:pPr>
+        <w:pStyle w:val="BodyText"/>
+        <w:widowControl/>
+        <w:suppressAutoHyphens w:val="true"/>
+        <w:overflowPunct w:val="true"/>
+        <w:bidi w:val="0"/>
+        <w:spacing w:lineRule="auto" w:line="240" w:before="0" w:after="0"/>
+        <w:ind w:end="-89"/>
+        <w:jc w:val="start"/>
+        <w:rPr>
+          <w:rFonts w:ascii="DejaVu Sans Mono" w:hAnsi="DejaVu Sans Mono" w:eastAsia="Noto Serif CJK SC" w:cs="DejaVu Sans Mono"/>
+          <w:color w:val="auto"/>
+          <w:kern w:val="2"/>
+          <w:sz w:val="20"/>
+          <w:szCs w:val="20"/>
+          <w:lang w:val="en-US" w:eastAsia="zh-CN" w:bidi="hi-IN"/>
+        </w:rPr>
+      </w:pPr>
+      <w:r>
+        <w:rPr>
+          <w:rFonts w:eastAsia="Noto Serif CJK SC" w:cs="DejaVu Sans Mono" w:ascii="DejaVu Sans Mono" w:hAnsi="DejaVu Sans Mono"/>
+          <w:color w:val="auto"/>
+          <w:kern w:val="2"/>
+          <w:sz w:val="20"/>
+          <w:szCs w:val="20"/>
+          <w:lang w:val="en-US" w:eastAsia="zh-CN" w:bidi="hi-IN"/>
+        </w:rPr>
+        <w:t>cve</w:t>
+        <w:tab/>
+        <w:tab/>
+        <w:t>string</w:t>
+        <w:tab/>
+        <w:tab/>
+        <w:t>CVE ID</w:t>
+      </w:r>
+    </w:p>
+    <w:p>
+      <w:pPr>
+        <w:pStyle w:val="BodyText"/>
+        <w:widowControl/>
+        <w:suppressAutoHyphens w:val="true"/>
+        <w:overflowPunct w:val="true"/>
+        <w:bidi w:val="0"/>
+        <w:spacing w:lineRule="auto" w:line="240" w:before="0" w:after="0"/>
+        <w:ind w:end="-89"/>
+        <w:jc w:val="start"/>
+        <w:rPr>
+          <w:rFonts w:ascii="DejaVu Sans Mono" w:hAnsi="DejaVu Sans Mono" w:eastAsia="Noto Serif CJK SC" w:cs="DejaVu Sans Mono"/>
+          <w:color w:val="auto"/>
+          <w:kern w:val="2"/>
+          <w:sz w:val="20"/>
+          <w:szCs w:val="20"/>
+          <w:lang w:val="en-US" w:eastAsia="zh-CN" w:bidi="hi-IN"/>
+        </w:rPr>
+      </w:pPr>
+      <w:r>
+        <w:rPr>
+          <w:rFonts w:eastAsia="Noto Serif CJK SC" w:cs="DejaVu Sans Mono" w:ascii="DejaVu Sans Mono" w:hAnsi="DejaVu Sans Mono"/>
+          <w:color w:val="auto"/>
+          <w:kern w:val="2"/>
+          <w:sz w:val="20"/>
+          <w:szCs w:val="20"/>
+          <w:lang w:val="en-US" w:eastAsia="zh-CN" w:bidi="hi-IN"/>
+        </w:rPr>
+        <w:t>epss</w:t>
+        <w:tab/>
+        <w:tab/>
+        <w:t>float [0,1]</w:t>
+        <w:tab/>
+        <w:tab/>
+        <w:t>probability of exploit in the next 30 days</w:t>
+      </w:r>
+    </w:p>
+    <w:p>
+      <w:pPr>
+        <w:pStyle w:val="BodyText"/>
+        <w:widowControl/>
+        <w:suppressAutoHyphens w:val="true"/>
+        <w:overflowPunct w:val="true"/>
+        <w:bidi w:val="0"/>
+        <w:spacing w:lineRule="auto" w:line="240" w:before="0" w:after="0"/>
+        <w:ind w:end="-89"/>
+        <w:jc w:val="start"/>
+        <w:rPr>
+          <w:rFonts w:ascii="DejaVu Sans Mono" w:hAnsi="DejaVu Sans Mono" w:eastAsia="Noto Serif CJK SC" w:cs="DejaVu Sans Mono"/>
+          <w:color w:val="auto"/>
+          <w:kern w:val="2"/>
+          <w:sz w:val="20"/>
+          <w:szCs w:val="20"/>
+          <w:lang w:val="en-US" w:eastAsia="zh-CN" w:bidi="hi-IN"/>
+        </w:rPr>
+      </w:pPr>
+      <w:r>
+        <w:rPr>
+          <w:rFonts w:eastAsia="Noto Serif CJK SC" w:cs="DejaVu Sans Mono" w:ascii="DejaVu Sans Mono" w:hAnsi="DejaVu Sans Mono"/>
+          <w:color w:val="auto"/>
+          <w:kern w:val="2"/>
+          <w:sz w:val="20"/>
+          <w:szCs w:val="20"/>
+          <w:lang w:val="en-US" w:eastAsia="zh-CN" w:bidi="hi-IN"/>
+        </w:rPr>
+        <w:t>percentile</w:t>
+        <w:tab/>
+        <w:t>float [0,1]</w:t>
+        <w:tab/>
+        <w:tab/>
+        <w:t xml:space="preserve">proportion of all scored vulnerabilities with the </w:t>
+      </w:r>
+    </w:p>
+    <w:p>
+      <w:pPr>
+        <w:pStyle w:val="BodyText"/>
+        <w:widowControl/>
+        <w:suppressAutoHyphens w:val="true"/>
+        <w:overflowPunct w:val="true"/>
+        <w:bidi w:val="0"/>
+        <w:spacing w:lineRule="auto" w:line="240" w:before="0" w:after="0"/>
+        <w:ind w:end="-89"/>
+        <w:jc w:val="start"/>
+        <w:rPr>
+          <w:rFonts w:ascii="DejaVu Sans Mono" w:hAnsi="DejaVu Sans Mono" w:eastAsia="Noto Serif CJK SC" w:cs="DejaVu Sans Mono"/>
+          <w:color w:val="auto"/>
+          <w:kern w:val="2"/>
+          <w:sz w:val="20"/>
+          <w:szCs w:val="20"/>
+          <w:lang w:val="en-US" w:eastAsia="zh-CN" w:bidi="hi-IN"/>
+        </w:rPr>
+      </w:pPr>
+      <w:r>
+        <w:rPr>
+          <w:rFonts w:eastAsia="Noto Serif CJK SC" w:cs="DejaVu Sans Mono" w:ascii="DejaVu Sans Mono" w:hAnsi="DejaVu Sans Mono"/>
+          <w:color w:val="auto"/>
+          <w:kern w:val="2"/>
+          <w:sz w:val="20"/>
+          <w:szCs w:val="20"/>
+          <w:lang w:val="en-US" w:eastAsia="zh-CN" w:bidi="hi-IN"/>
+        </w:rPr>
+        <w:tab/>
+        <w:tab/>
+        <w:tab/>
+        <w:tab/>
+        <w:tab/>
+        <w:tab/>
+        <w:t>same or a lower EPSS score</w:t>
+      </w:r>
+    </w:p>
+    <w:p>
+      <w:pPr>
+        <w:pStyle w:val="BodyText"/>
+        <w:widowControl/>
+        <w:suppressAutoHyphens w:val="true"/>
+        <w:overflowPunct w:val="true"/>
+        <w:bidi w:val="0"/>
+        <w:spacing w:lineRule="auto" w:line="240" w:before="0" w:after="0"/>
+        <w:ind w:end="-89"/>
+        <w:jc w:val="start"/>
+        <w:rPr>
+          <w:rFonts w:ascii="DejaVu Sans Mono" w:hAnsi="DejaVu Sans Mono" w:eastAsia="Noto Serif CJK SC" w:cs="DejaVu Sans Mono"/>
+          <w:color w:val="auto"/>
+          <w:kern w:val="2"/>
+          <w:sz w:val="20"/>
+          <w:szCs w:val="20"/>
+          <w:lang w:val="en-US" w:eastAsia="zh-CN" w:bidi="hi-IN"/>
+        </w:rPr>
+      </w:pPr>
+      <w:r>
+        <w:rPr/>
+      </w:r>
+    </w:p>
+    <w:p>
+      <w:pPr>
+        <w:pStyle w:val="BodyText"/>
+        <w:widowControl/>
+        <w:suppressAutoHyphens w:val="true"/>
+        <w:overflowPunct w:val="true"/>
+        <w:bidi w:val="0"/>
+        <w:spacing w:lineRule="auto" w:line="240" w:before="0" w:after="0"/>
+        <w:ind w:end="-89"/>
+        <w:jc w:val="start"/>
+        <w:rPr>
+          <w:rFonts w:ascii="DejaVu Sans Mono" w:hAnsi="DejaVu Sans Mono" w:eastAsia="Noto Serif CJK SC" w:cs="DejaVu Sans Mono"/>
+          <w:color w:val="auto"/>
+          <w:kern w:val="2"/>
+          <w:sz w:val="20"/>
+          <w:szCs w:val="20"/>
+          <w:lang w:val="en-US" w:eastAsia="zh-CN" w:bidi="hi-IN"/>
+        </w:rPr>
+      </w:pPr>
+      <w:r>
+        <w:rPr>
+          <w:rFonts w:eastAsia="Noto Serif CJK SC" w:cs="DejaVu Sans Mono" w:ascii="DejaVu Sans Mono" w:hAnsi="DejaVu Sans Mono"/>
+          <w:color w:val="auto"/>
+          <w:kern w:val="2"/>
+          <w:sz w:val="20"/>
+          <w:szCs w:val="20"/>
+          <w:lang w:val="en-US" w:eastAsia="zh-CN" w:bidi="hi-IN"/>
+        </w:rPr>
+        <w:t>summary of properties: cve, epss, percentile</w:t>
+      </w:r>
+    </w:p>
+    <w:p>
+      <w:pPr>
+        <w:pStyle w:val="Heading2"/>
+        <w:numPr>
+          <w:ilvl w:val="0"/>
+          <w:numId w:val="0"/>
+        </w:numPr>
+        <w:ind w:hanging="0" w:start="0" w:end="0"/>
+        <w:rPr>
+          <w:rFonts w:ascii="DejaVu Sans Mono" w:hAnsi="DejaVu Sans Mono" w:eastAsia="Noto Serif CJK SC" w:cs="DejaVu Sans Mono"/>
+          <w:color w:val="auto"/>
+          <w:kern w:val="2"/>
+          <w:sz w:val="20"/>
+          <w:szCs w:val="20"/>
+          <w:lang w:val="en-US" w:eastAsia="zh-CN" w:bidi="hi-IN"/>
+        </w:rPr>
+      </w:pPr>
+      <w:r>
+        <w:rPr/>
+      </w:r>
+    </w:p>
+    <w:p>
+      <w:pPr>
+        <w:pStyle w:val="Heading2"/>
+        <w:numPr>
+          <w:ilvl w:val="1"/>
+          <w:numId w:val="1"/>
+        </w:numPr>
+        <w:ind w:hanging="0" w:start="0" w:end="0"/>
+        <w:rPr>
+          <w:rFonts w:ascii="DejaVu Sans Mono" w:hAnsi="DejaVu Sans Mono" w:eastAsia="Noto Serif CJK SC" w:cs="DejaVu Sans Mono"/>
+          <w:color w:val="auto"/>
+          <w:kern w:val="2"/>
+          <w:sz w:val="20"/>
+          <w:szCs w:val="20"/>
+          <w:lang w:val="en-US" w:eastAsia="zh-CN" w:bidi="hi-IN"/>
+        </w:rPr>
+      </w:pPr>
+      <w:r>
+        <w:rPr/>
+        <w:t xml:space="preserve">EPSS </w:t>
+      </w:r>
+      <w:r>
+        <w:rPr/>
+        <w:t>Edges</w:t>
+      </w:r>
+    </w:p>
+    <w:p>
+      <w:pPr>
+        <w:pStyle w:val="BodyText"/>
+        <w:widowControl/>
+        <w:suppressAutoHyphens w:val="true"/>
+        <w:overflowPunct w:val="true"/>
+        <w:bidi w:val="0"/>
+        <w:spacing w:lineRule="auto" w:line="240" w:before="0" w:after="0"/>
+        <w:ind w:end="-89"/>
+        <w:jc w:val="start"/>
+        <w:rPr>
+          <w:rFonts w:ascii="DejaVu Sans Mono" w:hAnsi="DejaVu Sans Mono" w:eastAsia="Noto Serif CJK SC" w:cs="DejaVu Sans Mono"/>
+          <w:color w:val="auto"/>
+          <w:kern w:val="2"/>
+          <w:sz w:val="20"/>
+          <w:szCs w:val="20"/>
+          <w:lang w:val="en-US" w:eastAsia="zh-CN" w:bidi="hi-IN"/>
+        </w:rPr>
+      </w:pPr>
+      <w:r>
+        <w:rPr/>
+        <w:t>EPSS</w:t>
+      </w:r>
+      <w:r>
+        <w:rPr/>
+        <w:t xml:space="preserve"> - [:</w:t>
+      </w:r>
+      <w:r>
+        <w:rPr/>
+        <w:t>scores] -&gt; CVE</w:t>
+        <w:tab/>
+        <w:tab/>
+      </w:r>
+      <w:r>
+        <w:rPr>
+          <w:rFonts w:eastAsia="Noto Serif CJK SC" w:cs="DejaVu Sans Mono" w:ascii="DejaVu Sans Mono" w:hAnsi="DejaVu Sans Mono"/>
+          <w:color w:val="auto"/>
+          <w:kern w:val="2"/>
+          <w:sz w:val="20"/>
+          <w:szCs w:val="20"/>
+          <w:lang w:val="en-US" w:eastAsia="zh-CN" w:bidi="hi-IN"/>
+        </w:rPr>
+        <w:t>defined by EPSS.cve property, multiplicity 1</w:t>
+      </w:r>
+    </w:p>
+    <w:p>
+      <w:pPr>
+        <w:pStyle w:val="BodyText"/>
+        <w:widowControl/>
+        <w:suppressAutoHyphens w:val="true"/>
+        <w:overflowPunct w:val="true"/>
+        <w:bidi w:val="0"/>
+        <w:spacing w:lineRule="auto" w:line="240" w:before="0" w:after="0"/>
+        <w:ind w:end="-89"/>
+        <w:jc w:val="start"/>
+        <w:rPr>
+          <w:rFonts w:ascii="DejaVu Sans Mono" w:hAnsi="DejaVu Sans Mono" w:eastAsia="Noto Serif CJK SC" w:cs="DejaVu Sans Mono"/>
+          <w:color w:val="auto"/>
+          <w:kern w:val="2"/>
+          <w:sz w:val="20"/>
+          <w:szCs w:val="20"/>
+          <w:lang w:val="en-US" w:eastAsia="zh-CN" w:bidi="hi-IN"/>
+        </w:rPr>
+      </w:pPr>
+      <w:r>
+        <w:rPr/>
+      </w:r>
+    </w:p>
+    <w:p>
+      <w:pPr>
+        <w:pStyle w:val="BodyText"/>
+        <w:widowControl/>
+        <w:suppressAutoHyphens w:val="true"/>
+        <w:overflowPunct w:val="true"/>
+        <w:bidi w:val="0"/>
+        <w:spacing w:lineRule="auto" w:line="240" w:before="0" w:after="0"/>
+        <w:ind w:end="-89"/>
+        <w:jc w:val="start"/>
+        <w:rPr>
+          <w:rFonts w:ascii="DejaVu Sans Mono" w:hAnsi="DejaVu Sans Mono" w:eastAsia="Noto Serif CJK SC" w:cs="DejaVu Sans Mono"/>
+          <w:color w:val="auto"/>
+          <w:kern w:val="2"/>
+          <w:sz w:val="20"/>
+          <w:szCs w:val="20"/>
+          <w:lang w:val="en-US" w:eastAsia="zh-CN" w:bidi="hi-IN"/>
+        </w:rPr>
       </w:pPr>
       <w:r>
         <w:rPr/>
@@ -15111,7 +15773,7 @@
           <w:kern w:val="0"/>
           <w:lang w:val="en-US" w:eastAsia="en-US" w:bidi="en-US"/>
         </w:rPr>
-        <w:t>ATT&amp;CK changed in 10/2025: new nodes: analyic and detectin strategy + reltionships</w:t>
+        <w:t>ATT&amp;CK changed in 10/2025: new nodes: analytic and detection strategy + relationships</w:t>
       </w:r>
     </w:p>
   </w:comment>

--- a/tmpl_gen/docs/CTI-DB-Schema-details.docx
+++ b/tmpl_gen/docs/CTI-DB-Schema-details.docx
@@ -152,7 +152,7 @@
                 <w:tab w:val="left" w:pos="725" w:leader="none"/>
               </w:tabs>
               <w:suppressAutoHyphens w:val="true"/>
-              <w:overflowPunct w:val="true"/>
+              <w:overflowPunct w:val="false"/>
               <w:bidi w:val="0"/>
               <w:snapToGrid w:val="false"/>
               <w:spacing w:lineRule="auto" w:line="240"/>
@@ -210,7 +210,7 @@
                 <w:tab w:val="left" w:pos="725" w:leader="none"/>
               </w:tabs>
               <w:suppressAutoHyphens w:val="true"/>
-              <w:overflowPunct w:val="true"/>
+              <w:overflowPunct w:val="false"/>
               <w:bidi w:val="0"/>
               <w:snapToGrid w:val="false"/>
               <w:spacing w:lineRule="auto" w:line="240"/>
@@ -268,7 +268,7 @@
                 <w:tab w:val="left" w:pos="725" w:leader="none"/>
               </w:tabs>
               <w:suppressAutoHyphens w:val="true"/>
-              <w:overflowPunct w:val="true"/>
+              <w:overflowPunct w:val="false"/>
               <w:bidi w:val="0"/>
               <w:snapToGrid w:val="false"/>
               <w:spacing w:lineRule="auto" w:line="240"/>
@@ -326,7 +326,7 @@
                 <w:tab w:val="left" w:pos="725" w:leader="none"/>
               </w:tabs>
               <w:suppressAutoHyphens w:val="true"/>
-              <w:overflowPunct w:val="true"/>
+              <w:overflowPunct w:val="false"/>
               <w:bidi w:val="0"/>
               <w:snapToGrid w:val="false"/>
               <w:spacing w:lineRule="auto" w:line="240"/>
@@ -384,7 +384,7 @@
                 <w:tab w:val="left" w:pos="725" w:leader="none"/>
               </w:tabs>
               <w:suppressAutoHyphens w:val="true"/>
-              <w:overflowPunct w:val="true"/>
+              <w:overflowPunct w:val="false"/>
               <w:bidi w:val="0"/>
               <w:snapToGrid w:val="false"/>
               <w:spacing w:lineRule="auto" w:line="240"/>
@@ -442,7 +442,7 @@
                 <w:tab w:val="left" w:pos="725" w:leader="none"/>
               </w:tabs>
               <w:suppressAutoHyphens w:val="true"/>
-              <w:overflowPunct w:val="true"/>
+              <w:overflowPunct w:val="false"/>
               <w:bidi w:val="0"/>
               <w:snapToGrid w:val="false"/>
               <w:spacing w:lineRule="auto" w:line="240"/>
@@ -500,7 +500,7 @@
                 <w:tab w:val="left" w:pos="725" w:leader="none"/>
               </w:tabs>
               <w:suppressAutoHyphens w:val="true"/>
-              <w:overflowPunct w:val="true"/>
+              <w:overflowPunct w:val="false"/>
               <w:bidi w:val="0"/>
               <w:snapToGrid w:val="false"/>
               <w:spacing w:lineRule="auto" w:line="240"/>
@@ -558,7 +558,7 @@
                 <w:tab w:val="left" w:pos="725" w:leader="none"/>
               </w:tabs>
               <w:suppressAutoHyphens w:val="true"/>
-              <w:overflowPunct w:val="true"/>
+              <w:overflowPunct w:val="false"/>
               <w:bidi w:val="0"/>
               <w:snapToGrid w:val="false"/>
               <w:spacing w:lineRule="auto" w:line="240"/>
@@ -616,7 +616,7 @@
                 <w:tab w:val="left" w:pos="725" w:leader="none"/>
               </w:tabs>
               <w:suppressAutoHyphens w:val="true"/>
-              <w:overflowPunct w:val="true"/>
+              <w:overflowPunct w:val="false"/>
               <w:bidi w:val="0"/>
               <w:snapToGrid w:val="false"/>
               <w:spacing w:lineRule="auto" w:line="240"/>
@@ -674,7 +674,7 @@
                 <w:tab w:val="left" w:pos="725" w:leader="none"/>
               </w:tabs>
               <w:suppressAutoHyphens w:val="true"/>
-              <w:overflowPunct w:val="true"/>
+              <w:overflowPunct w:val="false"/>
               <w:bidi w:val="0"/>
               <w:snapToGrid w:val="false"/>
               <w:spacing w:lineRule="auto" w:line="240"/>
@@ -732,7 +732,7 @@
                 <w:tab w:val="left" w:pos="725" w:leader="none"/>
               </w:tabs>
               <w:suppressAutoHyphens w:val="true"/>
-              <w:overflowPunct w:val="true"/>
+              <w:overflowPunct w:val="false"/>
               <w:bidi w:val="0"/>
               <w:snapToGrid w:val="false"/>
               <w:spacing w:lineRule="auto" w:line="240"/>
@@ -790,7 +790,7 @@
                 <w:tab w:val="left" w:pos="725" w:leader="none"/>
               </w:tabs>
               <w:suppressAutoHyphens w:val="true"/>
-              <w:overflowPunct w:val="true"/>
+              <w:overflowPunct w:val="false"/>
               <w:bidi w:val="0"/>
               <w:snapToGrid w:val="false"/>
               <w:spacing w:lineRule="auto" w:line="240"/>
@@ -848,7 +848,7 @@
                 <w:tab w:val="left" w:pos="725" w:leader="none"/>
               </w:tabs>
               <w:suppressAutoHyphens w:val="true"/>
-              <w:overflowPunct w:val="true"/>
+              <w:overflowPunct w:val="false"/>
               <w:bidi w:val="0"/>
               <w:snapToGrid w:val="false"/>
               <w:spacing w:lineRule="auto" w:line="240"/>
@@ -906,7 +906,7 @@
                 <w:tab w:val="left" w:pos="725" w:leader="none"/>
               </w:tabs>
               <w:suppressAutoHyphens w:val="true"/>
-              <w:overflowPunct w:val="true"/>
+              <w:overflowPunct w:val="false"/>
               <w:bidi w:val="0"/>
               <w:snapToGrid w:val="false"/>
               <w:spacing w:lineRule="auto" w:line="240"/>
@@ -964,7 +964,7 @@
                 <w:tab w:val="left" w:pos="725" w:leader="none"/>
               </w:tabs>
               <w:suppressAutoHyphens w:val="true"/>
-              <w:overflowPunct w:val="true"/>
+              <w:overflowPunct w:val="false"/>
               <w:bidi w:val="0"/>
               <w:snapToGrid w:val="false"/>
               <w:spacing w:lineRule="auto" w:line="240"/>
@@ -1022,7 +1022,7 @@
                 <w:tab w:val="left" w:pos="725" w:leader="none"/>
               </w:tabs>
               <w:suppressAutoHyphens w:val="true"/>
-              <w:overflowPunct w:val="true"/>
+              <w:overflowPunct w:val="false"/>
               <w:bidi w:val="0"/>
               <w:snapToGrid w:val="false"/>
               <w:spacing w:lineRule="auto" w:line="240"/>
@@ -1461,13 +1461,30 @@
                 <w:tab w:val="left" w:pos="725" w:leader="none"/>
               </w:tabs>
               <w:suppressAutoHyphens w:val="true"/>
-              <w:overflowPunct w:val="true"/>
+              <w:overflowPunct w:val="false"/>
               <w:bidi w:val="0"/>
               <w:snapToGrid w:val="false"/>
-              <w:spacing w:lineRule="auto" w:line="240"/>
+              <w:spacing w:lineRule="auto" w:line="240" w:before="0" w:after="0"/>
               <w:ind w:hanging="0" w:start="0" w:end="0"/>
               <w:jc w:val="start"/>
-              <w:rPr/>
+              <w:rPr>
+                <w:rFonts w:ascii="Liberation Serif;Times New Roman" w:hAnsi="Liberation Serif;Times New Roman" w:eastAsia="Noto Serif CJK SC" w:cs="Liberation Serif;Times New Roman"/>
+                <w:b w:val="false"/>
+                <w:bCs w:val="false"/>
+                <w:i w:val="false"/>
+                <w:i w:val="false"/>
+                <w:iCs w:val="false"/>
+                <w:strike w:val="false"/>
+                <w:dstrike w:val="false"/>
+                <w:outline w:val="false"/>
+                <w:shadow w:val="false"/>
+                <w:color w:val="000000"/>
+                <w:kern w:val="2"/>
+                <w:sz w:val="20"/>
+                <w:szCs w:val="20"/>
+                <w:u w:val="none"/>
+                <w:lang w:val="en-US" w:eastAsia="zh-CN" w:bidi="hi-IN"/>
+              </w:rPr>
             </w:pPr>
             <w:r>
               <w:rPr>
@@ -1565,16 +1582,49 @@
                 <w:tab w:val="left" w:pos="725" w:leader="none"/>
               </w:tabs>
               <w:suppressAutoHyphens w:val="true"/>
-              <w:overflowPunct w:val="true"/>
+              <w:overflowPunct w:val="false"/>
               <w:bidi w:val="0"/>
               <w:snapToGrid w:val="false"/>
-              <w:spacing w:lineRule="auto" w:line="240"/>
+              <w:spacing w:lineRule="auto" w:line="240" w:before="0" w:after="0"/>
               <w:ind w:hanging="0" w:start="0" w:end="0"/>
               <w:jc w:val="start"/>
-              <w:rPr/>
+              <w:rPr>
+                <w:rFonts w:ascii="Liberation Serif;Times New Roman" w:hAnsi="Liberation Serif;Times New Roman" w:eastAsia="Noto Serif CJK SC" w:cs="Liberation Serif;Times New Roman"/>
+                <w:b w:val="false"/>
+                <w:bCs w:val="false"/>
+                <w:i w:val="false"/>
+                <w:i w:val="false"/>
+                <w:iCs w:val="false"/>
+                <w:strike w:val="false"/>
+                <w:dstrike w:val="false"/>
+                <w:outline w:val="false"/>
+                <w:shadow w:val="false"/>
+                <w:color w:val="000000"/>
+                <w:kern w:val="2"/>
+                <w:sz w:val="20"/>
+                <w:szCs w:val="20"/>
+                <w:u w:val="none"/>
+                <w:lang w:val="en-US" w:eastAsia="zh-CN" w:bidi="hi-IN"/>
+              </w:rPr>
             </w:pPr>
             <w:r>
-              <w:rPr/>
+              <w:rPr>
+                <w:rFonts w:eastAsia="Noto Serif CJK SC" w:cs="Liberation Serif;Times New Roman"/>
+                <w:b w:val="false"/>
+                <w:bCs w:val="false"/>
+                <w:i w:val="false"/>
+                <w:iCs w:val="false"/>
+                <w:strike w:val="false"/>
+                <w:dstrike w:val="false"/>
+                <w:outline w:val="false"/>
+                <w:shadow w:val="false"/>
+                <w:color w:val="000000"/>
+                <w:kern w:val="2"/>
+                <w:sz w:val="20"/>
+                <w:szCs w:val="20"/>
+                <w:u w:val="none"/>
+                <w:lang w:val="en-US" w:eastAsia="zh-CN" w:bidi="hi-IN"/>
+              </w:rPr>
               <w:t>corrected the CVE node property list (summary)</w:t>
             </w:r>
           </w:p>
@@ -1653,25 +1703,50 @@
                 <w:tab w:val="left" w:pos="725" w:leader="none"/>
               </w:tabs>
               <w:suppressAutoHyphens w:val="true"/>
-              <w:overflowPunct w:val="true"/>
+              <w:overflowPunct w:val="false"/>
               <w:bidi w:val="0"/>
               <w:snapToGrid w:val="false"/>
-              <w:spacing w:lineRule="auto" w:line="240"/>
+              <w:spacing w:lineRule="auto" w:line="240" w:before="0" w:after="0"/>
               <w:ind w:hanging="0" w:start="0" w:end="0"/>
               <w:jc w:val="start"/>
-              <w:rPr/>
+              <w:rPr>
+                <w:rFonts w:ascii="Liberation Serif;Times New Roman" w:hAnsi="Liberation Serif;Times New Roman" w:eastAsia="Noto Serif CJK SC" w:cs="Liberation Serif;Times New Roman"/>
+                <w:b w:val="false"/>
+                <w:bCs w:val="false"/>
+                <w:i w:val="false"/>
+                <w:i w:val="false"/>
+                <w:iCs w:val="false"/>
+                <w:strike w:val="false"/>
+                <w:dstrike w:val="false"/>
+                <w:outline w:val="false"/>
+                <w:shadow w:val="false"/>
+                <w:color w:val="000000"/>
+                <w:kern w:val="2"/>
+                <w:sz w:val="20"/>
+                <w:szCs w:val="20"/>
+                <w:u w:val="none"/>
+                <w:lang w:val="en-US" w:eastAsia="zh-CN" w:bidi="hi-IN"/>
+              </w:rPr>
             </w:pPr>
             <w:r>
-              <w:rPr/>
-              <w:t xml:space="preserve">CAPEC node: </w:t>
-            </w:r>
-            <w:r>
-              <w:rPr/>
-              <w:t xml:space="preserve">added </w:t>
-            </w:r>
-            <w:r>
-              <w:rPr/>
-              <w:t>abstraction property to the summary</w:t>
+              <w:rPr>
+                <w:rFonts w:eastAsia="Noto Serif CJK SC" w:cs="Liberation Serif;Times New Roman"/>
+                <w:b w:val="false"/>
+                <w:bCs w:val="false"/>
+                <w:i w:val="false"/>
+                <w:iCs w:val="false"/>
+                <w:strike w:val="false"/>
+                <w:dstrike w:val="false"/>
+                <w:outline w:val="false"/>
+                <w:shadow w:val="false"/>
+                <w:color w:val="000000"/>
+                <w:kern w:val="2"/>
+                <w:sz w:val="20"/>
+                <w:szCs w:val="20"/>
+                <w:u w:val="none"/>
+                <w:lang w:val="en-US" w:eastAsia="zh-CN" w:bidi="hi-IN"/>
+              </w:rPr>
+              <w:t>CAPEC node: added abstraction property to the summary</w:t>
             </w:r>
           </w:p>
         </w:tc>
@@ -1749,16 +1824,49 @@
                 <w:tab w:val="left" w:pos="725" w:leader="none"/>
               </w:tabs>
               <w:suppressAutoHyphens w:val="true"/>
-              <w:overflowPunct w:val="true"/>
+              <w:overflowPunct w:val="false"/>
               <w:bidi w:val="0"/>
               <w:snapToGrid w:val="false"/>
-              <w:spacing w:lineRule="auto" w:line="240"/>
+              <w:spacing w:lineRule="auto" w:line="240" w:before="0" w:after="0"/>
               <w:ind w:hanging="0" w:start="0" w:end="0"/>
               <w:jc w:val="start"/>
-              <w:rPr/>
+              <w:rPr>
+                <w:rFonts w:ascii="Liberation Serif;Times New Roman" w:hAnsi="Liberation Serif;Times New Roman" w:eastAsia="Noto Serif CJK SC" w:cs="Liberation Serif;Times New Roman"/>
+                <w:b w:val="false"/>
+                <w:bCs w:val="false"/>
+                <w:i w:val="false"/>
+                <w:i w:val="false"/>
+                <w:iCs w:val="false"/>
+                <w:strike w:val="false"/>
+                <w:dstrike w:val="false"/>
+                <w:outline w:val="false"/>
+                <w:shadow w:val="false"/>
+                <w:color w:val="000000"/>
+                <w:kern w:val="2"/>
+                <w:sz w:val="20"/>
+                <w:szCs w:val="20"/>
+                <w:u w:val="none"/>
+                <w:lang w:val="en-US" w:eastAsia="zh-CN" w:bidi="hi-IN"/>
+              </w:rPr>
             </w:pPr>
             <w:r>
-              <w:rPr/>
+              <w:rPr>
+                <w:rFonts w:eastAsia="Noto Serif CJK SC" w:cs="Liberation Serif;Times New Roman"/>
+                <w:b w:val="false"/>
+                <w:bCs w:val="false"/>
+                <w:i w:val="false"/>
+                <w:iCs w:val="false"/>
+                <w:strike w:val="false"/>
+                <w:dstrike w:val="false"/>
+                <w:outline w:val="false"/>
+                <w:shadow w:val="false"/>
+                <w:color w:val="000000"/>
+                <w:kern w:val="2"/>
+                <w:sz w:val="20"/>
+                <w:szCs w:val="20"/>
+                <w:u w:val="none"/>
+                <w:lang w:val="en-US" w:eastAsia="zh-CN" w:bidi="hi-IN"/>
+              </w:rPr>
               <w:t>Added EPSS schema info</w:t>
             </w:r>
           </w:p>
@@ -1847,15 +1955,7 @@
       </w:r>
       <w:r>
         <w:rPr/>
-        <w:t xml:space="preserve"> ATT&amp;CK, CWE, CVE, CAPEC, ENGAGE, KEV, </w:t>
-      </w:r>
-      <w:r>
-        <w:rPr/>
-        <w:t>EPSS</w:t>
-      </w:r>
-      <w:r>
-        <w:rPr/>
-        <w:t xml:space="preserve"> included. </w:t>
+        <w:t xml:space="preserve"> ATT&amp;CK, CWE, CVE, CAPEC, ENGAGE, KEV, EPSS included. </w:t>
       </w:r>
     </w:p>
     <w:p>
@@ -1918,11 +2018,7 @@
       </w:pPr>
       <w:r>
         <w:rPr/>
-        <w:t>[schema graph page</w:t>
-      </w:r>
-      <w:r>
-        <w:rPr/>
-        <w:t>]</w:t>
+        <w:t>[schema graph page]</w:t>
       </w:r>
     </w:p>
     <w:p>
@@ -1935,51 +2031,79 @@
       </w:pPr>
       <w:r>
         <w:rPr/>
-        <w:drawing>
-          <wp:anchor behindDoc="0" distT="0" distB="0" distL="0" distR="0" simplePos="0" locked="0" layoutInCell="0" allowOverlap="1" relativeHeight="2">
-            <wp:simplePos x="0" y="0"/>
-            <wp:positionH relativeFrom="column">
-              <wp:posOffset>-972820</wp:posOffset>
-            </wp:positionH>
-            <wp:positionV relativeFrom="paragraph">
-              <wp:posOffset>3634105</wp:posOffset>
-            </wp:positionV>
-            <wp:extent cx="7965440" cy="2000250"/>
-            <wp:effectExtent l="0" t="0" r="0" b="0"/>
-            <wp:wrapSquare wrapText="largest"/>
-            <wp:docPr id="1" name="Image1" descr="" title=""/>
-            <wp:cNvGraphicFramePr>
-              <a:graphicFrameLocks xmlns:a="http://schemas.openxmlformats.org/drawingml/2006/main" noChangeAspect="1"/>
-            </wp:cNvGraphicFramePr>
-            <a:graphic xmlns:a="http://schemas.openxmlformats.org/drawingml/2006/main">
-              <a:graphicData uri="http://schemas.openxmlformats.org/drawingml/2006/picture">
-                <pic:pic xmlns:pic="http://schemas.openxmlformats.org/drawingml/2006/picture">
-                  <pic:nvPicPr>
-                    <pic:cNvPr id="1" name="Image1" descr="" title=""/>
-                    <pic:cNvPicPr>
-                      <a:picLocks noChangeAspect="1" noChangeArrowheads="1"/>
-                    </pic:cNvPicPr>
-                  </pic:nvPicPr>
-                  <pic:blipFill>
-                    <a:blip r:embed="rId2"/>
-                    <a:stretch>
-                      <a:fillRect/>
-                    </a:stretch>
-                  </pic:blipFill>
-                  <pic:spPr bwMode="auto">
-                    <a:xfrm rot="16200000">
-                      <a:off x="0" y="0"/>
-                      <a:ext cx="7965440" cy="2000250"/>
-                    </a:xfrm>
-                    <a:prstGeom prst="rect">
-                      <a:avLst/>
-                    </a:prstGeom>
-                  </pic:spPr>
-                </pic:pic>
-              </a:graphicData>
-            </a:graphic>
-          </wp:anchor>
-        </w:drawing>
+        <mc:AlternateContent>
+          <mc:Choice Requires="wps">
+            <w:drawing>
+              <wp:anchor behindDoc="0" distT="0" distB="0" distL="0" distR="0" simplePos="0" locked="0" layoutInCell="0" allowOverlap="1" relativeHeight="2">
+                <wp:simplePos x="0" y="0"/>
+                <wp:positionH relativeFrom="column">
+                  <wp:posOffset>-972185</wp:posOffset>
+                </wp:positionH>
+                <wp:positionV relativeFrom="paragraph">
+                  <wp:posOffset>3634105</wp:posOffset>
+                </wp:positionV>
+                <wp:extent cx="7965440" cy="2000250"/>
+                <wp:effectExtent l="0" t="2982595" r="0" b="2982595"/>
+                <wp:wrapSquare wrapText="largest"/>
+                <wp:docPr id="1" name="Image1"/>
+                <a:graphic xmlns:a="http://schemas.openxmlformats.org/drawingml/2006/main">
+                  <a:graphicData uri="http://schemas.openxmlformats.org/drawingml/2006/picture">
+                    <pic:pic xmlns:pic="http://schemas.openxmlformats.org/drawingml/2006/picture">
+                      <pic:nvPicPr>
+                        <pic:cNvPr id="2" name="Image1" descr=""/>
+                        <pic:cNvPicPr/>
+                      </pic:nvPicPr>
+                      <pic:blipFill>
+                        <a:blip r:embed="rId2"/>
+                        <a:stretch/>
+                      </pic:blipFill>
+                      <pic:spPr>
+                        <a:xfrm rot="16200000">
+                          <a:off x="0" y="0"/>
+                          <a:ext cx="7965360" cy="2000160"/>
+                        </a:xfrm>
+                        <a:prstGeom prst="rect">
+                          <a:avLst/>
+                        </a:prstGeom>
+                        <a:ln w="0">
+                          <a:noFill/>
+                        </a:ln>
+                      </pic:spPr>
+                    </pic:pic>
+                  </a:graphicData>
+                </a:graphic>
+              </wp:anchor>
+            </w:drawing>
+          </mc:Choice>
+          <mc:Fallback>
+            <w:pict>
+              <v:shapetype id="_x0000_t75" coordsize="21600,21600" o:spt="75" o:preferrelative="t" path="m@4@5l@4@11@9@11@9@5xe" filled="f" stroked="f">
+                <v:stroke joinstyle="miter"/>
+                <v:formulas>
+                  <v:f eqn="if lineDrawn pixelLineWidth 0"/>
+                  <v:f eqn="sum @0 1 0"/>
+                  <v:f eqn="sum 0 0 @1"/>
+                  <v:f eqn="prod @2 1 2"/>
+                  <v:f eqn="prod @3 21600 pixelWidth"/>
+                  <v:f eqn="prod @3 21600 pixelHeight"/>
+                  <v:f eqn="sum @0 0 1"/>
+                  <v:f eqn="prod @6 1 2"/>
+                  <v:f eqn="prod @7 21600 pixelWidth"/>
+                  <v:f eqn="sum @8 21600 0"/>
+                  <v:f eqn="prod @7 21600 pixelHeight"/>
+                  <v:f eqn="sum @10 21600 0"/>
+                </v:formulas>
+                <v:path o:extrusionok="f" gradientshapeok="t" o:connecttype="rect"/>
+                <o:lock v:ext="edit" aspectratio="t"/>
+              </v:shapetype>
+              <v:shape id="shape_0" ID="Image1" stroked="f" o:allowincell="f" style="position:absolute;margin-left:-76.6pt;margin-top:286.15pt;width:627.15pt;height:157.45pt;mso-wrap-style:none;v-text-anchor:middle;rotation:270" type="_x0000_t75">
+                <v:imagedata r:id="rId3" o:detectmouseclick="t"/>
+                <v:stroke color="#3465a4" joinstyle="round" endcap="flat"/>
+                <w10:wrap type="square" side="largest"/>
+              </v:shape>
+            </w:pict>
+          </mc:Fallback>
+        </mc:AlternateContent>
       </w:r>
       <w:r>
         <w:br w:type="page"/>
@@ -2089,7 +2213,7 @@
         <w:rPr/>
         <w:t xml:space="preserve">The following function from file </w:t>
       </w:r>
-      <w:hyperlink r:id="rId3">
+      <w:hyperlink r:id="rId4">
         <w:r>
           <w:rPr>
             <w:rStyle w:val="Hyperlink"/>
@@ -2103,7 +2227,7 @@
         <w:rPr/>
         <w:t xml:space="preserve"> in Athena </w:t>
       </w:r>
-      <w:hyperlink r:id="rId4">
+      <w:hyperlink r:id="rId5">
         <w:r>
           <w:rPr>
             <w:rStyle w:val="Hyperlink"/>
@@ -2565,7 +2689,7 @@
         <w:rPr/>
         <w:t xml:space="preserve"> in file </w:t>
       </w:r>
-      <w:hyperlink r:id="rId5">
+      <w:hyperlink r:id="rId6">
         <w:r>
           <w:rPr>
             <w:rStyle w:val="Hyperlink"/>
@@ -2579,7 +2703,7 @@
         <w:rPr/>
         <w:t xml:space="preserve"> in Athena </w:t>
       </w:r>
-      <w:hyperlink r:id="rId6">
+      <w:hyperlink r:id="rId7">
         <w:r>
           <w:rPr>
             <w:rStyle w:val="Hyperlink"/>
@@ -4313,7 +4437,7 @@
         <w:pStyle w:val="BodyText"/>
         <w:widowControl/>
         <w:suppressAutoHyphens w:val="true"/>
-        <w:overflowPunct w:val="true"/>
+        <w:overflowPunct w:val="false"/>
         <w:bidi w:val="0"/>
         <w:rPr/>
       </w:pPr>
@@ -4334,7 +4458,7 @@
         <w:pStyle w:val="BodyText"/>
         <w:widowControl/>
         <w:suppressAutoHyphens w:val="true"/>
-        <w:overflowPunct w:val="true"/>
+        <w:overflowPunct w:val="false"/>
         <w:bidi w:val="0"/>
         <w:rPr/>
       </w:pPr>
@@ -4367,7 +4491,7 @@
         <w:pStyle w:val="BodyText"/>
         <w:widowControl/>
         <w:suppressAutoHyphens w:val="true"/>
-        <w:overflowPunct w:val="true"/>
+        <w:overflowPunct w:val="false"/>
         <w:bidi w:val="0"/>
         <w:rPr>
           <w:rFonts w:ascii="Liberation Serif;Times New Roman" w:hAnsi="Liberation Serif;Times New Roman" w:eastAsia="Noto Serif CJK SC" w:cs="Noto Sans Devanagari"/>
@@ -4395,7 +4519,7 @@
         <w:pStyle w:val="BodyText"/>
         <w:widowControl/>
         <w:suppressAutoHyphens w:val="true"/>
-        <w:overflowPunct w:val="true"/>
+        <w:overflowPunct w:val="false"/>
         <w:bidi w:val="0"/>
         <w:rPr>
           <w:rFonts w:ascii="Liberation Serif;Times New Roman" w:hAnsi="Liberation Serif;Times New Roman" w:eastAsia="Noto Serif CJK SC" w:cs="Noto Sans Devanagari"/>
@@ -5145,7 +5269,7 @@
         <w:pStyle w:val="BodyText"/>
         <w:widowControl/>
         <w:suppressAutoHyphens w:val="true"/>
-        <w:overflowPunct w:val="true"/>
+        <w:overflowPunct w:val="false"/>
         <w:bidi w:val="0"/>
         <w:spacing w:lineRule="auto" w:line="240" w:before="0" w:after="0"/>
         <w:jc w:val="start"/>
@@ -6193,7 +6317,7 @@
         <w:pStyle w:val="BodyText"/>
         <w:widowControl/>
         <w:suppressAutoHyphens w:val="true"/>
-        <w:overflowPunct w:val="true"/>
+        <w:overflowPunct w:val="false"/>
         <w:bidi w:val="0"/>
         <w:spacing w:lineRule="auto" w:line="240" w:before="0" w:after="0"/>
         <w:jc w:val="start"/>
@@ -6238,7 +6362,7 @@
         <w:pStyle w:val="BodyText"/>
         <w:widowControl/>
         <w:suppressAutoHyphens w:val="true"/>
-        <w:overflowPunct w:val="true"/>
+        <w:overflowPunct w:val="false"/>
         <w:bidi w:val="0"/>
         <w:spacing w:lineRule="auto" w:line="240" w:before="0" w:after="0"/>
         <w:jc w:val="start"/>
@@ -6279,7 +6403,7 @@
         <w:pStyle w:val="BodyText"/>
         <w:widowControl/>
         <w:suppressAutoHyphens w:val="true"/>
-        <w:overflowPunct w:val="true"/>
+        <w:overflowPunct w:val="false"/>
         <w:bidi w:val="0"/>
         <w:spacing w:lineRule="auto" w:line="240" w:before="0" w:after="0"/>
         <w:jc w:val="start"/>
@@ -6327,7 +6451,7 @@
         <w:pStyle w:val="BodyText"/>
         <w:widowControl/>
         <w:suppressAutoHyphens w:val="true"/>
-        <w:overflowPunct w:val="true"/>
+        <w:overflowPunct w:val="false"/>
         <w:bidi w:val="0"/>
         <w:spacing w:lineRule="auto" w:line="240" w:before="0" w:after="0"/>
         <w:jc w:val="start"/>
@@ -11391,7 +11515,7 @@
         <w:rPr/>
         <w:t xml:space="preserve">The CAPEC XML schema is described on </w:t>
       </w:r>
-      <w:hyperlink r:id="rId7">
+      <w:hyperlink r:id="rId8">
         <w:r>
           <w:rPr>
             <w:rStyle w:val="Hyperlink"/>
@@ -11526,24 +11650,7 @@
           <w:szCs w:val="18"/>
           <w:shd w:fill="auto" w:val="clear"/>
         </w:rPr>
-        <w:t xml:space="preserve">.../@Abstraction → rename to </w:t>
-      </w:r>
-      <w:r>
-        <w:rPr>
-          <w:rFonts w:cs="DejaVu Sans Mono" w:ascii="DejaVu Sans Mono" w:hAnsi="DejaVu Sans Mono"/>
-          <w:sz w:val="18"/>
-          <w:szCs w:val="18"/>
-          <w:shd w:fill="auto" w:val="clear"/>
-        </w:rPr>
-        <w:t>abstraction</w:t>
-      </w:r>
-      <w:r>
-        <w:rPr>
-          <w:rFonts w:cs="DejaVu Sans Mono" w:ascii="DejaVu Sans Mono" w:hAnsi="DejaVu Sans Mono"/>
-          <w:sz w:val="18"/>
-          <w:szCs w:val="18"/>
-          <w:shd w:fill="auto" w:val="clear"/>
-        </w:rPr>
+        <w:t>.../@Abstraction → rename to abstraction</w:t>
         <w:tab/>
         <w:t>string, “Detailed” or “Standard” or “Meta”</w:t>
       </w:r>
@@ -14479,7 +14586,7 @@
         <w:rPr/>
         <w:t xml:space="preserve">The KEV dataset is available at </w:t>
       </w:r>
-      <w:hyperlink r:id="rId8">
+      <w:hyperlink r:id="rId9">
         <w:r>
           <w:rPr>
             <w:rStyle w:val="Hyperlink"/>
@@ -14491,7 +14598,7 @@
         <w:rPr/>
         <w:t xml:space="preserve">. All KEVs are packaged in </w:t>
       </w:r>
-      <w:hyperlink r:id="rId9">
+      <w:hyperlink r:id="rId10">
         <w:r>
           <w:rPr>
             <w:rStyle w:val="Hyperlink"/>
@@ -14503,7 +14610,7 @@
         <w:rPr/>
         <w:t xml:space="preserve">. The JSON schema is described </w:t>
       </w:r>
-      <w:hyperlink r:id="rId10">
+      <w:hyperlink r:id="rId11">
         <w:r>
           <w:rPr>
             <w:rStyle w:val="Hyperlink"/>
@@ -14585,7 +14692,7 @@
         <w:pStyle w:val="BodyText"/>
         <w:widowControl/>
         <w:suppressAutoHyphens w:val="true"/>
-        <w:overflowPunct w:val="true"/>
+        <w:overflowPunct w:val="false"/>
         <w:bidi w:val="0"/>
         <w:spacing w:lineRule="auto" w:line="240" w:before="0" w:after="0"/>
         <w:ind w:end="-89"/>
@@ -14616,7 +14723,7 @@
         <w:pStyle w:val="BodyText"/>
         <w:widowControl/>
         <w:suppressAutoHyphens w:val="true"/>
-        <w:overflowPunct w:val="true"/>
+        <w:overflowPunct w:val="false"/>
         <w:bidi w:val="0"/>
         <w:spacing w:lineRule="auto" w:line="240" w:before="0" w:after="0"/>
         <w:ind w:end="-89"/>
@@ -14652,7 +14759,7 @@
         <w:pStyle w:val="BodyText"/>
         <w:widowControl/>
         <w:suppressAutoHyphens w:val="true"/>
-        <w:overflowPunct w:val="true"/>
+        <w:overflowPunct w:val="false"/>
         <w:bidi w:val="0"/>
         <w:spacing w:lineRule="auto" w:line="240" w:before="0" w:after="0"/>
         <w:ind w:end="-89"/>
@@ -14687,7 +14794,7 @@
         <w:pStyle w:val="BodyText"/>
         <w:widowControl/>
         <w:suppressAutoHyphens w:val="true"/>
-        <w:overflowPunct w:val="true"/>
+        <w:overflowPunct w:val="false"/>
         <w:bidi w:val="0"/>
         <w:spacing w:lineRule="auto" w:line="240" w:before="0" w:after="0"/>
         <w:ind w:end="-89"/>
@@ -14723,7 +14830,7 @@
         <w:pStyle w:val="BodyText"/>
         <w:widowControl/>
         <w:suppressAutoHyphens w:val="true"/>
-        <w:overflowPunct w:val="true"/>
+        <w:overflowPunct w:val="false"/>
         <w:bidi w:val="0"/>
         <w:spacing w:lineRule="auto" w:line="240" w:before="0" w:after="0"/>
         <w:ind w:end="-89"/>
@@ -14757,7 +14864,7 @@
         <w:pStyle w:val="BodyText"/>
         <w:widowControl/>
         <w:suppressAutoHyphens w:val="true"/>
-        <w:overflowPunct w:val="true"/>
+        <w:overflowPunct w:val="false"/>
         <w:bidi w:val="0"/>
         <w:spacing w:lineRule="auto" w:line="240" w:before="0" w:after="0"/>
         <w:ind w:end="-89"/>
@@ -14793,7 +14900,7 @@
         <w:pStyle w:val="BodyText"/>
         <w:widowControl/>
         <w:suppressAutoHyphens w:val="true"/>
-        <w:overflowPunct w:val="true"/>
+        <w:overflowPunct w:val="false"/>
         <w:bidi w:val="0"/>
         <w:spacing w:lineRule="auto" w:line="240" w:before="0" w:after="0"/>
         <w:ind w:end="-89"/>
@@ -14828,7 +14935,7 @@
         <w:pStyle w:val="BodyText"/>
         <w:widowControl/>
         <w:suppressAutoHyphens w:val="true"/>
-        <w:overflowPunct w:val="true"/>
+        <w:overflowPunct w:val="false"/>
         <w:bidi w:val="0"/>
         <w:spacing w:lineRule="auto" w:line="240" w:before="0" w:after="0"/>
         <w:ind w:end="-89"/>
@@ -14863,7 +14970,7 @@
         <w:pStyle w:val="BodyText"/>
         <w:widowControl/>
         <w:suppressAutoHyphens w:val="true"/>
-        <w:overflowPunct w:val="true"/>
+        <w:overflowPunct w:val="false"/>
         <w:bidi w:val="0"/>
         <w:spacing w:lineRule="auto" w:line="240" w:before="0" w:after="0"/>
         <w:ind w:end="-89"/>
@@ -14899,7 +15006,7 @@
         <w:pStyle w:val="BodyText"/>
         <w:widowControl/>
         <w:suppressAutoHyphens w:val="true"/>
-        <w:overflowPunct w:val="true"/>
+        <w:overflowPunct w:val="false"/>
         <w:bidi w:val="0"/>
         <w:spacing w:lineRule="auto" w:line="240" w:before="0" w:after="0"/>
         <w:ind w:end="-89"/>
@@ -14932,7 +15039,7 @@
         <w:pStyle w:val="BodyText"/>
         <w:widowControl/>
         <w:suppressAutoHyphens w:val="true"/>
-        <w:overflowPunct w:val="true"/>
+        <w:overflowPunct w:val="false"/>
         <w:bidi w:val="0"/>
         <w:spacing w:lineRule="auto" w:line="240" w:before="0" w:after="0"/>
         <w:ind w:end="-89"/>
@@ -14968,7 +15075,7 @@
         <w:pStyle w:val="BodyText"/>
         <w:widowControl/>
         <w:suppressAutoHyphens w:val="true"/>
-        <w:overflowPunct w:val="true"/>
+        <w:overflowPunct w:val="false"/>
         <w:bidi w:val="0"/>
         <w:spacing w:lineRule="auto" w:line="240" w:before="0" w:after="0"/>
         <w:ind w:end="-89"/>
@@ -15004,7 +15111,7 @@
         <w:pStyle w:val="BodyText"/>
         <w:widowControl/>
         <w:suppressAutoHyphens w:val="true"/>
-        <w:overflowPunct w:val="true"/>
+        <w:overflowPunct w:val="false"/>
         <w:bidi w:val="0"/>
         <w:spacing w:lineRule="auto" w:line="240" w:before="0" w:after="0"/>
         <w:ind w:end="-89"/>
@@ -15070,7 +15177,7 @@
         <w:pStyle w:val="BodyText"/>
         <w:widowControl/>
         <w:suppressAutoHyphens w:val="true"/>
-        <w:overflowPunct w:val="true"/>
+        <w:overflowPunct w:val="false"/>
         <w:bidi w:val="0"/>
         <w:spacing w:lineRule="auto" w:line="240" w:before="0" w:after="0"/>
         <w:ind w:end="-89"/>
@@ -15122,7 +15229,7 @@
         <w:pStyle w:val="BodyText"/>
         <w:widowControl/>
         <w:suppressAutoHyphens w:val="true"/>
-        <w:overflowPunct w:val="true"/>
+        <w:overflowPunct w:val="false"/>
         <w:bidi w:val="0"/>
         <w:spacing w:lineRule="auto" w:line="240" w:before="0" w:after="0"/>
         <w:ind w:end="-89"/>
@@ -15156,7 +15263,7 @@
         <w:pStyle w:val="BodyText"/>
         <w:widowControl/>
         <w:suppressAutoHyphens w:val="true"/>
-        <w:overflowPunct w:val="true"/>
+        <w:overflowPunct w:val="false"/>
         <w:bidi w:val="0"/>
         <w:spacing w:lineRule="auto" w:line="240" w:before="0" w:after="0"/>
         <w:ind w:end="-89"/>
@@ -15217,11 +15324,7 @@
       </w:pPr>
       <w:r>
         <w:rPr/>
-        <w:t xml:space="preserve">EPSS </w:t>
-      </w:r>
-      <w:r>
-        <w:rPr/>
-        <w:t>Schema</w:t>
+        <w:t>EPSS Schema</w:t>
       </w:r>
     </w:p>
     <w:p>
@@ -15234,7 +15337,7 @@
         <w:rPr/>
         <w:t>The Exploit Prediction Scoring System (</w:t>
       </w:r>
-      <w:hyperlink r:id="rId11">
+      <w:hyperlink r:id="rId12">
         <w:r>
           <w:rPr>
             <w:rStyle w:val="Hyperlink"/>
@@ -15278,7 +15381,7 @@
         <w:rPr/>
         <w:t xml:space="preserve">The EPSS </w:t>
       </w:r>
-      <w:hyperlink r:id="rId12">
+      <w:hyperlink r:id="rId13">
         <w:r>
           <w:rPr>
             <w:rStyle w:val="Hyperlink"/>
@@ -15290,7 +15393,7 @@
         <w:rPr/>
         <w:t xml:space="preserve"> and </w:t>
       </w:r>
-      <w:hyperlink r:id="rId13">
+      <w:hyperlink r:id="rId14">
         <w:r>
           <w:rPr>
             <w:rStyle w:val="Hyperlink"/>
@@ -15325,11 +15428,7 @@
       </w:pPr>
       <w:r>
         <w:rPr/>
-        <w:t xml:space="preserve">EPSS </w:t>
-      </w:r>
-      <w:r>
-        <w:rPr/>
-        <w:t>Nodes and Properties</w:t>
+        <w:t>EPSS Nodes and Properties</w:t>
       </w:r>
     </w:p>
     <w:p>
@@ -15367,7 +15466,7 @@
         <w:pStyle w:val="BodyText"/>
         <w:widowControl/>
         <w:suppressAutoHyphens w:val="true"/>
-        <w:overflowPunct w:val="true"/>
+        <w:overflowPunct w:val="false"/>
         <w:bidi w:val="0"/>
         <w:spacing w:lineRule="auto" w:line="240" w:before="0" w:after="0"/>
         <w:ind w:end="-89"/>
@@ -15398,7 +15497,7 @@
         <w:pStyle w:val="BodyText"/>
         <w:widowControl/>
         <w:suppressAutoHyphens w:val="true"/>
-        <w:overflowPunct w:val="true"/>
+        <w:overflowPunct w:val="false"/>
         <w:bidi w:val="0"/>
         <w:spacing w:lineRule="auto" w:line="240" w:before="0" w:after="0"/>
         <w:ind w:end="-89"/>
@@ -15435,7 +15534,7 @@
         <w:pStyle w:val="BodyText"/>
         <w:widowControl/>
         <w:suppressAutoHyphens w:val="true"/>
-        <w:overflowPunct w:val="true"/>
+        <w:overflowPunct w:val="false"/>
         <w:bidi w:val="0"/>
         <w:spacing w:lineRule="auto" w:line="240" w:before="0" w:after="0"/>
         <w:ind w:end="-89"/>
@@ -15472,7 +15571,7 @@
         <w:pStyle w:val="BodyText"/>
         <w:widowControl/>
         <w:suppressAutoHyphens w:val="true"/>
-        <w:overflowPunct w:val="true"/>
+        <w:overflowPunct w:val="false"/>
         <w:bidi w:val="0"/>
         <w:spacing w:lineRule="auto" w:line="240" w:before="0" w:after="0"/>
         <w:ind w:end="-89"/>
@@ -15508,7 +15607,7 @@
         <w:pStyle w:val="BodyText"/>
         <w:widowControl/>
         <w:suppressAutoHyphens w:val="true"/>
-        <w:overflowPunct w:val="true"/>
+        <w:overflowPunct w:val="false"/>
         <w:bidi w:val="0"/>
         <w:spacing w:lineRule="auto" w:line="240" w:before="0" w:after="0"/>
         <w:ind w:end="-89"/>
@@ -15545,7 +15644,7 @@
         <w:pStyle w:val="BodyText"/>
         <w:widowControl/>
         <w:suppressAutoHyphens w:val="true"/>
-        <w:overflowPunct w:val="true"/>
+        <w:overflowPunct w:val="false"/>
         <w:bidi w:val="0"/>
         <w:spacing w:lineRule="auto" w:line="240" w:before="0" w:after="0"/>
         <w:ind w:end="-89"/>
@@ -15560,7 +15659,14 @@
         </w:rPr>
       </w:pPr>
       <w:r>
-        <w:rPr/>
+        <w:rPr>
+          <w:rFonts w:eastAsia="Noto Serif CJK SC" w:cs="DejaVu Sans Mono" w:ascii="DejaVu Sans Mono" w:hAnsi="DejaVu Sans Mono"/>
+          <w:color w:val="auto"/>
+          <w:kern w:val="2"/>
+          <w:sz w:val="20"/>
+          <w:szCs w:val="20"/>
+          <w:lang w:val="en-US" w:eastAsia="zh-CN" w:bidi="hi-IN"/>
+        </w:rPr>
       </w:r>
     </w:p>
     <w:p>
@@ -15568,7 +15674,7 @@
         <w:pStyle w:val="BodyText"/>
         <w:widowControl/>
         <w:suppressAutoHyphens w:val="true"/>
-        <w:overflowPunct w:val="true"/>
+        <w:overflowPunct w:val="false"/>
         <w:bidi w:val="0"/>
         <w:spacing w:lineRule="auto" w:line="240" w:before="0" w:after="0"/>
         <w:ind w:end="-89"/>
@@ -15612,7 +15718,14 @@
         </w:rPr>
       </w:pPr>
       <w:r>
-        <w:rPr/>
+        <w:rPr>
+          <w:rFonts w:eastAsia="Noto Serif CJK SC" w:cs="DejaVu Sans Mono" w:ascii="DejaVu Sans Mono" w:hAnsi="DejaVu Sans Mono"/>
+          <w:color w:val="auto"/>
+          <w:kern w:val="2"/>
+          <w:sz w:val="20"/>
+          <w:szCs w:val="20"/>
+          <w:lang w:val="en-US" w:eastAsia="zh-CN" w:bidi="hi-IN"/>
+        </w:rPr>
       </w:r>
     </w:p>
     <w:p>
@@ -15634,11 +15747,7 @@
       </w:pPr>
       <w:r>
         <w:rPr/>
-        <w:t xml:space="preserve">EPSS </w:t>
-      </w:r>
-      <w:r>
-        <w:rPr/>
-        <w:t>Edges</w:t>
+        <w:t>EPSS Edges</w:t>
       </w:r>
     </w:p>
     <w:p>
@@ -15646,7 +15755,7 @@
         <w:pStyle w:val="BodyText"/>
         <w:widowControl/>
         <w:suppressAutoHyphens w:val="true"/>
-        <w:overflowPunct w:val="true"/>
+        <w:overflowPunct w:val="false"/>
         <w:bidi w:val="0"/>
         <w:spacing w:lineRule="auto" w:line="240" w:before="0" w:after="0"/>
         <w:ind w:end="-89"/>
@@ -15662,15 +15771,7 @@
       </w:pPr>
       <w:r>
         <w:rPr/>
-        <w:t>EPSS</w:t>
-      </w:r>
-      <w:r>
-        <w:rPr/>
-        <w:t xml:space="preserve"> - [:</w:t>
-      </w:r>
-      <w:r>
-        <w:rPr/>
-        <w:t>scores] -&gt; CVE</w:t>
+        <w:t>EPSS - [:scores] -&gt; CVE</w:t>
         <w:tab/>
         <w:tab/>
       </w:r>
@@ -15691,7 +15792,7 @@
         <w:pStyle w:val="BodyText"/>
         <w:widowControl/>
         <w:suppressAutoHyphens w:val="true"/>
-        <w:overflowPunct w:val="true"/>
+        <w:overflowPunct w:val="false"/>
         <w:bidi w:val="0"/>
         <w:spacing w:lineRule="auto" w:line="240" w:before="0" w:after="0"/>
         <w:ind w:end="-89"/>
@@ -15706,7 +15807,14 @@
         </w:rPr>
       </w:pPr>
       <w:r>
-        <w:rPr/>
+        <w:rPr>
+          <w:rFonts w:eastAsia="Noto Serif CJK SC" w:cs="DejaVu Sans Mono" w:ascii="DejaVu Sans Mono" w:hAnsi="DejaVu Sans Mono"/>
+          <w:color w:val="auto"/>
+          <w:kern w:val="2"/>
+          <w:sz w:val="20"/>
+          <w:szCs w:val="20"/>
+          <w:lang w:val="en-US" w:eastAsia="zh-CN" w:bidi="hi-IN"/>
+        </w:rPr>
       </w:r>
     </w:p>
     <w:p>
@@ -15714,7 +15822,7 @@
         <w:pStyle w:val="BodyText"/>
         <w:widowControl/>
         <w:suppressAutoHyphens w:val="true"/>
-        <w:overflowPunct w:val="true"/>
+        <w:overflowPunct w:val="false"/>
         <w:bidi w:val="0"/>
         <w:spacing w:lineRule="auto" w:line="240" w:before="0" w:after="0"/>
         <w:ind w:end="-89"/>
@@ -15729,7 +15837,14 @@
         </w:rPr>
       </w:pPr>
       <w:r>
-        <w:rPr/>
+        <w:rPr>
+          <w:rFonts w:eastAsia="Noto Serif CJK SC" w:cs="DejaVu Sans Mono" w:ascii="DejaVu Sans Mono" w:hAnsi="DejaVu Sans Mono"/>
+          <w:color w:val="auto"/>
+          <w:kern w:val="2"/>
+          <w:sz w:val="20"/>
+          <w:szCs w:val="20"/>
+          <w:lang w:val="en-US" w:eastAsia="zh-CN" w:bidi="hi-IN"/>
+        </w:rPr>
       </w:r>
     </w:p>
     <w:sectPr>
@@ -15750,7 +15865,7 @@
   <w:comment w:id="0" w:author="I.C." w:date="2026-02-20T20:32:28Z" w:initials="I">
     <w:p>
       <w:pPr>
-        <w:overflowPunct w:val="false"/>
+        <w:overflowPunct w:val="true"/>
         <w:rPr/>
       </w:pPr>
       <w:r>
@@ -15764,7 +15879,7 @@
     </w:p>
     <w:p>
       <w:pPr>
-        <w:overflowPunct w:val="false"/>
+        <w:overflowPunct w:val="true"/>
         <w:rPr/>
       </w:pPr>
       <w:r>
@@ -16201,7 +16316,7 @@
     <w:pPr>
       <w:widowControl/>
       <w:suppressAutoHyphens w:val="true"/>
-      <w:overflowPunct w:val="true"/>
+      <w:overflowPunct w:val="false"/>
       <w:bidi w:val="0"/>
       <w:spacing w:before="0" w:after="0"/>
       <w:jc w:val="start"/>
